--- a/HW1-WEB.docx
+++ b/HW1-WEB.docx
@@ -125,7 +125,7 @@
     </w:p>
     <w:p>
       <w:pPr>
-        <w:pStyle w:val="ListParagraph"/>
+        <w:pStyle w:val="ab"/>
         <w:numPr>
           <w:ilvl w:val="0"/>
           <w:numId w:val="2"/>
@@ -134,7 +134,7 @@
     </w:p>
     <w:tbl>
       <w:tblPr>
-        <w:tblStyle w:val="TableGrid"/>
+        <w:tblStyle w:val="af0"/>
         <w:bidiVisual/>
         <w:tblW w:w="0" w:type="auto"/>
         <w:tblInd w:w="720" w:type="dxa"/>
@@ -152,7 +152,7 @@
           </w:tcPr>
           <w:p>
             <w:pPr>
-              <w:pStyle w:val="ListParagraph"/>
+              <w:pStyle w:val="ab"/>
               <w:ind w:left="0"/>
               <w:jc w:val="center"/>
               <w:rPr>
@@ -178,7 +178,7 @@
           </w:tcPr>
           <w:p>
             <w:pPr>
-              <w:pStyle w:val="ListParagraph"/>
+              <w:pStyle w:val="ab"/>
               <w:ind w:left="0"/>
               <w:jc w:val="center"/>
               <w:rPr>
@@ -204,7 +204,7 @@
           </w:tcPr>
           <w:p>
             <w:pPr>
-              <w:pStyle w:val="ListParagraph"/>
+              <w:pStyle w:val="ab"/>
               <w:ind w:left="0"/>
               <w:jc w:val="center"/>
               <w:rPr>
@@ -232,7 +232,7 @@
           </w:tcPr>
           <w:p>
             <w:pPr>
-              <w:pStyle w:val="ListParagraph"/>
+              <w:pStyle w:val="ab"/>
               <w:ind w:left="0"/>
               <w:rPr>
                 <w:rtl/>
@@ -253,7 +253,7 @@
           </w:tcPr>
           <w:p>
             <w:pPr>
-              <w:pStyle w:val="ListParagraph"/>
+              <w:pStyle w:val="ab"/>
               <w:ind w:left="0"/>
               <w:rPr>
                 <w:rtl/>
@@ -274,7 +274,7 @@
           </w:tcPr>
           <w:p>
             <w:pPr>
-              <w:pStyle w:val="ListParagraph"/>
+              <w:pStyle w:val="ab"/>
               <w:ind w:left="0"/>
               <w:rPr>
                 <w:rtl/>
@@ -297,7 +297,7 @@
           </w:tcPr>
           <w:p>
             <w:pPr>
-              <w:pStyle w:val="ListParagraph"/>
+              <w:pStyle w:val="ab"/>
               <w:ind w:left="0"/>
               <w:rPr>
                 <w:rtl/>
@@ -318,7 +318,7 @@
           </w:tcPr>
           <w:p>
             <w:pPr>
-              <w:pStyle w:val="ListParagraph"/>
+              <w:pStyle w:val="ab"/>
               <w:ind w:left="0"/>
             </w:pPr>
             <w:r>
@@ -339,7 +339,7 @@
           </w:tcPr>
           <w:p>
             <w:pPr>
-              <w:pStyle w:val="ListParagraph"/>
+              <w:pStyle w:val="ab"/>
               <w:ind w:left="0"/>
               <w:rPr>
                 <w:rtl/>
@@ -358,7 +358,7 @@
           </w:tcPr>
           <w:p>
             <w:pPr>
-              <w:pStyle w:val="ListParagraph"/>
+              <w:pStyle w:val="ab"/>
               <w:ind w:left="0"/>
               <w:rPr>
                 <w:rtl/>
@@ -379,10 +379,9 @@
           </w:tcPr>
           <w:p>
             <w:pPr>
-              <w:pStyle w:val="ListParagraph"/>
+              <w:pStyle w:val="ab"/>
               <w:ind w:left="0"/>
               <w:rPr>
-                <w:rFonts w:hint="cs"/>
                 <w:rtl/>
               </w:rPr>
             </w:pPr>
@@ -411,7 +410,7 @@
           </w:tcPr>
           <w:p>
             <w:pPr>
-              <w:pStyle w:val="ListParagraph"/>
+              <w:pStyle w:val="ab"/>
               <w:ind w:left="0"/>
               <w:rPr>
                 <w:rtl/>
@@ -432,14 +431,7 @@
                 <w:rFonts w:hint="cs"/>
                 <w:rtl/>
               </w:rPr>
-              <w:t>תמלול</w:t>
-            </w:r>
-            <w:r>
-              <w:rPr>
-                <w:rFonts w:hint="cs"/>
-                <w:rtl/>
-              </w:rPr>
-              <w:t xml:space="preserve"> + סיכום תמלול</w:t>
+              <w:t>תמלול + סיכום תמלול</w:t>
             </w:r>
           </w:p>
         </w:tc>
@@ -451,7 +443,7 @@
           </w:tcPr>
           <w:p>
             <w:pPr>
-              <w:pStyle w:val="ListParagraph"/>
+              <w:pStyle w:val="ab"/>
               <w:ind w:left="0"/>
               <w:rPr>
                 <w:rtl/>
@@ -472,7 +464,7 @@
           </w:tcPr>
           <w:p>
             <w:pPr>
-              <w:pStyle w:val="ListParagraph"/>
+              <w:pStyle w:val="ab"/>
               <w:ind w:left="0"/>
               <w:rPr>
                 <w:rtl/>
@@ -493,7 +485,7 @@
           </w:tcPr>
           <w:p>
             <w:pPr>
-              <w:pStyle w:val="ListParagraph"/>
+              <w:pStyle w:val="ab"/>
               <w:ind w:left="0"/>
               <w:rPr>
                 <w:rtl/>
@@ -516,7 +508,7 @@
           </w:tcPr>
           <w:p>
             <w:pPr>
-              <w:pStyle w:val="ListParagraph"/>
+              <w:pStyle w:val="ab"/>
               <w:ind w:left="0"/>
               <w:rPr>
                 <w:rtl/>
@@ -537,7 +529,7 @@
           </w:tcPr>
           <w:p>
             <w:pPr>
-              <w:pStyle w:val="ListParagraph"/>
+              <w:pStyle w:val="ab"/>
               <w:ind w:left="0"/>
               <w:rPr>
                 <w:rtl/>
@@ -558,7 +550,7 @@
           </w:tcPr>
           <w:p>
             <w:pPr>
-              <w:pStyle w:val="ListParagraph"/>
+              <w:pStyle w:val="ab"/>
               <w:ind w:left="0"/>
               <w:rPr>
                 <w:rtl/>
@@ -577,7 +569,7 @@
     </w:tbl>
     <w:p>
       <w:pPr>
-        <w:pStyle w:val="ListParagraph"/>
+        <w:pStyle w:val="ab"/>
         <w:rPr>
           <w:rtl/>
         </w:rPr>
@@ -585,15 +577,19 @@
     </w:p>
     <w:p>
       <w:pPr>
-        <w:pStyle w:val="ListParagraph"/>
+        <w:pStyle w:val="ab"/>
         <w:numPr>
           <w:ilvl w:val="0"/>
           <w:numId w:val="2"/>
         </w:numPr>
+        <w:rPr>
+          <w:u w:val="single"/>
+        </w:rPr>
       </w:pPr>
       <w:r>
         <w:rPr>
           <w:rFonts w:hint="cs"/>
+          <w:u w:val="single"/>
           <w:rtl/>
         </w:rPr>
         <w:t>תהליך חשיבה עיצובית:</w:t>
@@ -601,12 +597,12 @@
     </w:p>
     <w:p>
       <w:pPr>
-        <w:pStyle w:val="ListParagraph"/>
+        <w:pStyle w:val="ab"/>
       </w:pPr>
     </w:p>
     <w:p>
       <w:pPr>
-        <w:pStyle w:val="ListParagraph"/>
+        <w:pStyle w:val="ab"/>
         <w:numPr>
           <w:ilvl w:val="0"/>
           <w:numId w:val="3"/>
@@ -679,7 +675,7 @@
     </w:p>
     <w:p>
       <w:pPr>
-        <w:pStyle w:val="ListParagraph"/>
+        <w:pStyle w:val="ab"/>
         <w:numPr>
           <w:ilvl w:val="0"/>
           <w:numId w:val="3"/>
@@ -695,58 +691,167 @@
     </w:p>
     <w:p>
       <w:pPr>
-        <w:pStyle w:val="ListParagraph"/>
-        <w:ind w:left="1080"/>
+        <w:pStyle w:val="ab"/>
+        <w:ind w:left="1440"/>
+        <w:rPr>
+          <w:rtl/>
+        </w:rPr>
       </w:pPr>
       <w:r>
         <w:rPr>
           <w:rFonts w:hint="cs"/>
           <w:rtl/>
         </w:rPr>
-        <w:t xml:space="preserve">קישור </w:t>
+        <w:t>קישור</w:t>
       </w:r>
-      <w:proofErr w:type="spellStart"/>
       <w:r>
-        <w:t>github</w:t>
+        <w:rPr>
+          <w:rFonts w:hint="cs"/>
+          <w:rtl/>
+        </w:rPr>
+        <w:t>ים ל-</w:t>
       </w:r>
-      <w:proofErr w:type="spellEnd"/>
       <w:r>
-        <w:t>:</w:t>
+        <w:t>GitHub</w:t>
       </w:r>
     </w:p>
     <w:p>
       <w:pPr>
-        <w:pStyle w:val="ListParagraph"/>
-        <w:ind w:left="1080"/>
+        <w:pStyle w:val="ab"/>
+        <w:ind w:left="1440"/>
         <w:rPr>
           <w:rFonts w:hint="cs"/>
           <w:rtl/>
         </w:rPr>
       </w:pPr>
+    </w:p>
+    <w:p>
+      <w:pPr>
+        <w:pStyle w:val="ab"/>
+        <w:numPr>
+          <w:ilvl w:val="0"/>
+          <w:numId w:val="19"/>
+        </w:numPr>
+        <w:rPr>
+          <w:rFonts w:hint="cs"/>
+        </w:rPr>
+      </w:pPr>
       <w:r>
-        <w:t>https://github.com/andreibel/WEB-14-mediscribe/blob/main/%D7%A8%D7%90%D7%99%D7%95%D7%9F%20-%20%D7%AA%D7%9E%D7%9C%D7%95%D7%9C.docx</w:t>
+        <w:rPr>
+          <w:rFonts w:hint="cs"/>
+          <w:rtl/>
+        </w:rPr>
+        <w:t>תמלול ראיון מלא:</w:t>
       </w:r>
     </w:p>
     <w:p>
       <w:pPr>
-        <w:rPr>
+        <w:pStyle w:val="ab"/>
+        <w:ind w:left="1440"/>
+        <w:jc w:val="right"/>
+        <w:rPr>
+          <w:sz w:val="18"/>
+          <w:szCs w:val="18"/>
           <w:rtl/>
         </w:rPr>
       </w:pPr>
+      <w:hyperlink r:id="rId6" w:history="1">
+        <w:r>
+          <w:rPr>
+            <w:rStyle w:val="Hyperlink"/>
+            <w:sz w:val="18"/>
+            <w:szCs w:val="18"/>
+          </w:rPr>
+          <w:t>https://github.com/andreibel/WEB-14-mediscribe/blob/main/%D7%A8%D7%90%D7%99%D7%95%D7%9F%20-%20%D7%AA%D7%9E%D7%9C%D7%95%D7%9C.docx</w:t>
+        </w:r>
+      </w:hyperlink>
+    </w:p>
+    <w:p>
+      <w:pPr>
+        <w:pStyle w:val="ab"/>
+        <w:ind w:left="1440"/>
+        <w:jc w:val="right"/>
+        <w:rPr>
+          <w:sz w:val="18"/>
+          <w:szCs w:val="18"/>
+          <w:rtl/>
+        </w:rPr>
+      </w:pPr>
+    </w:p>
+    <w:p>
+      <w:pPr>
+        <w:pStyle w:val="ab"/>
+        <w:numPr>
+          <w:ilvl w:val="0"/>
+          <w:numId w:val="19"/>
+        </w:numPr>
+      </w:pPr>
       <w:r>
         <w:rPr>
+          <w:rFonts w:hint="cs"/>
           <w:rtl/>
         </w:rPr>
-        <w:br w:type="page"/>
-      </w:r>
-      <w:r>
-        <w:lastRenderedPageBreak/>
-        <w:t>https://github.com/andreibel/WEB-14-mediscribe/blob/main/%D7%A8%D7%A2%D7%99%D7%95%D7%9F%20-%20%D7%AA%D7%9E%D7%9C%D7%95%D7%AA%20-%20%D7%9E%D7%A1%D7%95%D7%9B%D7%9D.docx</w:t>
+        <w:t>תמלול סיכום:</w:t>
       </w:r>
     </w:p>
     <w:p>
       <w:pPr>
-        <w:pStyle w:val="ListParagraph"/>
+        <w:pStyle w:val="ab"/>
+        <w:ind w:left="1800"/>
+        <w:jc w:val="right"/>
+        <w:rPr>
+          <w:sz w:val="18"/>
+          <w:szCs w:val="18"/>
+        </w:rPr>
+      </w:pPr>
+      <w:r>
+        <w:rPr>
+          <w:rtl/>
+        </w:rPr>
+        <w:br/>
+      </w:r>
+      <w:hyperlink r:id="rId7" w:history="1">
+        <w:r>
+          <w:rPr>
+            <w:rStyle w:val="Hyperlink"/>
+            <w:sz w:val="18"/>
+            <w:szCs w:val="18"/>
+          </w:rPr>
+          <w:t>https://github.com/andreibel/WEB-14-mediscribe/blob/main/%D7%A8%D7%A2%D7%99%D7%95%D7%9F%20-%20%D7%AA%D7%9E%D7%9C%D7%95%D7%AA%20-%20%D7%9E%D7%A1%D7%95%D7%9B%D7%9D.docx</w:t>
+        </w:r>
+      </w:hyperlink>
+    </w:p>
+    <w:p>
+      <w:pPr>
+        <w:pStyle w:val="ab"/>
+        <w:ind w:left="1800"/>
+        <w:rPr>
+          <w:rFonts w:hint="cs"/>
+          <w:sz w:val="18"/>
+          <w:szCs w:val="18"/>
+          <w:rtl/>
+        </w:rPr>
+      </w:pPr>
+    </w:p>
+    <w:p>
+      <w:pPr>
+        <w:bidi w:val="0"/>
+        <w:jc w:val="right"/>
+        <w:rPr>
+          <w:rFonts w:hint="cs"/>
+          <w:rtl/>
+        </w:rPr>
+      </w:pPr>
+      <w:r>
+        <w:rPr>
+          <w:rtl/>
+        </w:rPr>
+        <w:br w:type="page"/>
+      </w:r>
+    </w:p>
+    <w:p>
+      <w:pPr>
+        <w:pStyle w:val="ab"/>
         <w:ind w:left="1080"/>
         <w:rPr>
           <w:u w:val="single"/>
@@ -759,12 +864,13 @@
           <w:u w:val="single"/>
           <w:rtl/>
         </w:rPr>
+        <w:lastRenderedPageBreak/>
         <w:t>הגדרת פרסונה:</w:t>
       </w:r>
     </w:p>
     <w:tbl>
       <w:tblPr>
-        <w:tblStyle w:val="TableGrid"/>
+        <w:tblStyle w:val="af0"/>
         <w:tblpPr w:leftFromText="180" w:rightFromText="180" w:vertAnchor="text" w:horzAnchor="margin" w:tblpY="218"/>
         <w:bidiVisual/>
         <w:tblW w:w="0" w:type="auto"/>
@@ -785,7 +891,7 @@
           </w:tcPr>
           <w:p>
             <w:pPr>
-              <w:pStyle w:val="ListParagraph"/>
+              <w:pStyle w:val="ab"/>
               <w:ind w:left="0"/>
               <w:rPr>
                 <w:u w:val="single"/>
@@ -803,7 +909,7 @@
           </w:p>
           <w:p>
             <w:pPr>
-              <w:pStyle w:val="ListParagraph"/>
+              <w:pStyle w:val="ab"/>
               <w:ind w:left="0"/>
               <w:rPr>
                 <w:rtl/>
@@ -833,7 +939,7 @@
           </w:p>
           <w:p>
             <w:pPr>
-              <w:pStyle w:val="ListParagraph"/>
+              <w:pStyle w:val="ab"/>
               <w:ind w:left="0"/>
               <w:rPr>
                 <w:rtl/>
@@ -842,7 +948,7 @@
           </w:p>
           <w:p>
             <w:pPr>
-              <w:pStyle w:val="ListParagraph"/>
+              <w:pStyle w:val="ab"/>
               <w:ind w:left="0"/>
               <w:rPr>
                 <w:u w:val="single"/>
@@ -860,7 +966,7 @@
           </w:p>
           <w:p>
             <w:pPr>
-              <w:pStyle w:val="ListParagraph"/>
+              <w:pStyle w:val="ab"/>
               <w:ind w:left="0"/>
               <w:rPr>
                 <w:rtl/>
@@ -881,7 +987,7 @@
           </w:tcPr>
           <w:p>
             <w:pPr>
-              <w:pStyle w:val="ListParagraph"/>
+              <w:pStyle w:val="ab"/>
               <w:ind w:left="0"/>
               <w:rPr>
                 <w:u w:val="single"/>
@@ -899,7 +1005,7 @@
           </w:p>
           <w:p>
             <w:pPr>
-              <w:pStyle w:val="ListParagraph"/>
+              <w:pStyle w:val="ab"/>
               <w:ind w:left="0"/>
               <w:rPr>
                 <w:u w:val="single"/>
@@ -916,7 +1022,7 @@
           </w:p>
           <w:p>
             <w:pPr>
-              <w:pStyle w:val="ListParagraph"/>
+              <w:pStyle w:val="ab"/>
               <w:ind w:left="0"/>
               <w:rPr>
                 <w:u w:val="single"/>
@@ -931,7 +1037,7 @@
           </w:tcPr>
           <w:p>
             <w:pPr>
-              <w:pStyle w:val="ListParagraph"/>
+              <w:pStyle w:val="ab"/>
               <w:ind w:left="0"/>
               <w:rPr>
                 <w:rtl/>
@@ -943,7 +1049,7 @@
     </w:tbl>
     <w:p>
       <w:pPr>
-        <w:pStyle w:val="ListParagraph"/>
+        <w:pStyle w:val="ab"/>
         <w:ind w:left="1080"/>
         <w:rPr>
           <w:rtl/>
@@ -952,7 +1058,7 @@
     </w:p>
     <w:p>
       <w:pPr>
-        <w:pStyle w:val="ListParagraph"/>
+        <w:pStyle w:val="ab"/>
         <w:ind w:left="1080"/>
         <w:rPr>
           <w:rtl/>
@@ -961,7 +1067,7 @@
     </w:p>
     <w:p>
       <w:pPr>
-        <w:pStyle w:val="ListParagraph"/>
+        <w:pStyle w:val="ab"/>
         <w:ind w:left="1080"/>
         <w:rPr>
           <w:u w:val="single"/>
@@ -985,7 +1091,7 @@
     </w:p>
     <w:p>
       <w:pPr>
-        <w:pStyle w:val="ListParagraph"/>
+        <w:pStyle w:val="ab"/>
         <w:ind w:left="1080"/>
         <w:rPr>
           <w:u w:val="single"/>
@@ -995,7 +1101,7 @@
     </w:p>
     <w:tbl>
       <w:tblPr>
-        <w:tblStyle w:val="TableGrid"/>
+        <w:tblStyle w:val="af0"/>
         <w:bidiVisual/>
         <w:tblW w:w="0" w:type="auto"/>
         <w:tblInd w:w="650" w:type="dxa"/>
@@ -1015,7 +1121,7 @@
           </w:tcPr>
           <w:p>
             <w:pPr>
-              <w:pStyle w:val="ListParagraph"/>
+              <w:pStyle w:val="ab"/>
               <w:ind w:left="0"/>
               <w:rPr>
                 <w:rtl/>
@@ -1034,7 +1140,7 @@
           </w:p>
           <w:p>
             <w:pPr>
-              <w:pStyle w:val="ListParagraph"/>
+              <w:pStyle w:val="ab"/>
               <w:ind w:left="0"/>
               <w:rPr>
                 <w:rtl/>
@@ -1055,7 +1161,7 @@
           </w:tcPr>
           <w:p>
             <w:pPr>
-              <w:pStyle w:val="ListParagraph"/>
+              <w:pStyle w:val="ab"/>
               <w:ind w:left="0"/>
               <w:rPr>
                 <w:rtl/>
@@ -1074,7 +1180,7 @@
           </w:p>
           <w:p>
             <w:pPr>
-              <w:pStyle w:val="ListParagraph"/>
+              <w:pStyle w:val="ab"/>
               <w:ind w:left="0"/>
               <w:rPr>
                 <w:rtl/>
@@ -1100,7 +1206,7 @@
           </w:tcPr>
           <w:p>
             <w:pPr>
-              <w:pStyle w:val="ListParagraph"/>
+              <w:pStyle w:val="ab"/>
               <w:ind w:left="0"/>
               <w:rPr>
                 <w:rtl/>
@@ -1119,7 +1225,7 @@
           </w:p>
           <w:p>
             <w:pPr>
-              <w:pStyle w:val="ListParagraph"/>
+              <w:pStyle w:val="ab"/>
               <w:ind w:left="0"/>
               <w:rPr>
                 <w:rtl/>
@@ -1148,7 +1254,7 @@
           </w:p>
           <w:p>
             <w:pPr>
-              <w:pStyle w:val="ListParagraph"/>
+              <w:pStyle w:val="ab"/>
               <w:ind w:left="0"/>
               <w:rPr>
                 <w:rtl/>
@@ -1169,7 +1275,7 @@
           </w:tcPr>
           <w:p>
             <w:pPr>
-              <w:pStyle w:val="ListParagraph"/>
+              <w:pStyle w:val="ab"/>
               <w:ind w:left="0"/>
               <w:rPr>
                 <w:rtl/>
@@ -1188,7 +1294,7 @@
           </w:p>
           <w:p>
             <w:pPr>
-              <w:pStyle w:val="ListParagraph"/>
+              <w:pStyle w:val="ab"/>
               <w:ind w:left="0"/>
               <w:rPr>
                 <w:rtl/>
@@ -1234,7 +1340,7 @@
     </w:p>
     <w:p>
       <w:pPr>
-        <w:pStyle w:val="ListParagraph"/>
+        <w:pStyle w:val="ab"/>
         <w:numPr>
           <w:ilvl w:val="0"/>
           <w:numId w:val="3"/>
@@ -1278,7 +1384,7 @@
     </w:p>
     <w:p>
       <w:pPr>
-        <w:pStyle w:val="ListParagraph"/>
+        <w:pStyle w:val="ab"/>
         <w:ind w:left="1080"/>
         <w:rPr>
           <w:rtl/>
@@ -1287,7 +1393,7 @@
     </w:p>
     <w:p>
       <w:pPr>
-        <w:pStyle w:val="ListParagraph"/>
+        <w:pStyle w:val="ab"/>
         <w:numPr>
           <w:ilvl w:val="0"/>
           <w:numId w:val="6"/>
@@ -1303,7 +1409,7 @@
     </w:p>
     <w:p>
       <w:pPr>
-        <w:pStyle w:val="ListParagraph"/>
+        <w:pStyle w:val="ab"/>
         <w:numPr>
           <w:ilvl w:val="0"/>
           <w:numId w:val="6"/>
@@ -1319,7 +1425,7 @@
     </w:p>
     <w:p>
       <w:pPr>
-        <w:pStyle w:val="ListParagraph"/>
+        <w:pStyle w:val="ab"/>
         <w:numPr>
           <w:ilvl w:val="0"/>
           <w:numId w:val="6"/>
@@ -1335,7 +1441,7 @@
     </w:p>
     <w:p>
       <w:pPr>
-        <w:pStyle w:val="ListParagraph"/>
+        <w:pStyle w:val="ab"/>
         <w:numPr>
           <w:ilvl w:val="0"/>
           <w:numId w:val="6"/>
@@ -1351,13 +1457,13 @@
     </w:p>
     <w:p>
       <w:pPr>
-        <w:pStyle w:val="ListParagraph"/>
+        <w:pStyle w:val="ab"/>
         <w:ind w:left="1440"/>
       </w:pPr>
     </w:p>
     <w:p>
       <w:pPr>
-        <w:pStyle w:val="ListParagraph"/>
+        <w:pStyle w:val="ab"/>
         <w:numPr>
           <w:ilvl w:val="0"/>
           <w:numId w:val="3"/>
@@ -1401,7 +1507,7 @@
     </w:p>
     <w:p>
       <w:pPr>
-        <w:pStyle w:val="ListParagraph"/>
+        <w:pStyle w:val="ab"/>
         <w:ind w:left="1080"/>
         <w:rPr>
           <w:u w:val="single"/>
@@ -1411,7 +1517,7 @@
     </w:p>
     <w:p>
       <w:pPr>
-        <w:pStyle w:val="ListParagraph"/>
+        <w:pStyle w:val="ab"/>
         <w:numPr>
           <w:ilvl w:val="0"/>
           <w:numId w:val="6"/>
@@ -1450,7 +1556,7 @@
     </w:p>
     <w:p>
       <w:pPr>
-        <w:pStyle w:val="ListParagraph"/>
+        <w:pStyle w:val="ab"/>
         <w:numPr>
           <w:ilvl w:val="0"/>
           <w:numId w:val="6"/>
@@ -1485,7 +1591,7 @@
     </w:p>
     <w:p>
       <w:pPr>
-        <w:pStyle w:val="ListParagraph"/>
+        <w:pStyle w:val="ab"/>
         <w:numPr>
           <w:ilvl w:val="0"/>
           <w:numId w:val="6"/>
@@ -1504,7 +1610,7 @@
     </w:p>
     <w:p>
       <w:pPr>
-        <w:pStyle w:val="ListParagraph"/>
+        <w:pStyle w:val="ab"/>
         <w:numPr>
           <w:ilvl w:val="0"/>
           <w:numId w:val="6"/>
@@ -1518,7 +1624,6 @@
           <w:rFonts w:hint="cs"/>
           <w:rtl/>
         </w:rPr>
-        <w:lastRenderedPageBreak/>
         <w:t xml:space="preserve">אסיסטנט בזמן אמת ושילוב בטיחות: חיבור המערכת לפרוטוקולים בינלאומיים (כמו </w:t>
       </w:r>
       <w:r>
@@ -1534,7 +1639,7 @@
     </w:p>
     <w:p>
       <w:pPr>
-        <w:pStyle w:val="ListParagraph"/>
+        <w:pStyle w:val="ab"/>
         <w:numPr>
           <w:ilvl w:val="0"/>
           <w:numId w:val="6"/>
@@ -1553,7 +1658,7 @@
     </w:p>
     <w:p>
       <w:pPr>
-        <w:pStyle w:val="ListParagraph"/>
+        <w:pStyle w:val="ab"/>
         <w:numPr>
           <w:ilvl w:val="0"/>
           <w:numId w:val="3"/>
@@ -1568,12 +1673,13 @@
           <w:u w:val="single"/>
           <w:rtl/>
         </w:rPr>
+        <w:lastRenderedPageBreak/>
         <w:t>דרישות:</w:t>
       </w:r>
     </w:p>
     <w:p>
       <w:pPr>
-        <w:pStyle w:val="ListParagraph"/>
+        <w:pStyle w:val="ab"/>
         <w:ind w:left="1080"/>
         <w:rPr>
           <w:u w:val="single"/>
@@ -1583,6 +1689,7 @@
     </w:p>
     <w:p>
       <w:pPr>
+        <w:bidi w:val="0"/>
         <w:rPr>
           <w:u w:val="single"/>
         </w:rPr>
@@ -1596,12 +1703,11 @@
     </w:p>
     <w:p>
       <w:pPr>
-        <w:pStyle w:val="ListNumber"/>
+        <w:pStyle w:val="a"/>
         <w:numPr>
           <w:ilvl w:val="0"/>
           <w:numId w:val="16"/>
         </w:numPr>
-        <w:bidi/>
       </w:pPr>
       <w:r>
         <w:t>The system shall convert audio inputs into text.</w:t>
@@ -1609,12 +1715,11 @@
     </w:p>
     <w:p>
       <w:pPr>
-        <w:pStyle w:val="ListNumber"/>
+        <w:pStyle w:val="a"/>
         <w:numPr>
           <w:ilvl w:val="0"/>
           <w:numId w:val="16"/>
         </w:numPr>
-        <w:bidi/>
       </w:pPr>
       <w:r>
         <w:t>The system shall extract medical keywords from the text.</w:t>
@@ -1622,12 +1727,11 @@
     </w:p>
     <w:p>
       <w:pPr>
-        <w:pStyle w:val="ListNumber"/>
+        <w:pStyle w:val="a"/>
         <w:numPr>
           <w:ilvl w:val="0"/>
           <w:numId w:val="16"/>
         </w:numPr>
-        <w:bidi/>
       </w:pPr>
       <w:r>
         <w:t>The system shall assign timestamps to the extracted keywords.</w:t>
@@ -1635,12 +1739,11 @@
     </w:p>
     <w:p>
       <w:pPr>
-        <w:pStyle w:val="ListNumber"/>
+        <w:pStyle w:val="a"/>
         <w:numPr>
           <w:ilvl w:val="0"/>
           <w:numId w:val="16"/>
         </w:numPr>
-        <w:bidi/>
       </w:pPr>
       <w:r>
         <w:t>The system shall compare the extracted keywords against clinical protocols.</w:t>
@@ -1648,12 +1751,11 @@
     </w:p>
     <w:p>
       <w:pPr>
-        <w:pStyle w:val="ListNumber"/>
+        <w:pStyle w:val="a"/>
         <w:numPr>
           <w:ilvl w:val="0"/>
           <w:numId w:val="16"/>
         </w:numPr>
-        <w:bidi/>
       </w:pPr>
       <w:r>
         <w:t>The system shall display deviation alerts on the user interface.</w:t>
@@ -1661,22 +1763,20 @@
     </w:p>
     <w:p>
       <w:pPr>
-        <w:pStyle w:val="ListNumber"/>
+        <w:pStyle w:val="a"/>
         <w:numPr>
           <w:ilvl w:val="0"/>
           <w:numId w:val="0"/>
         </w:numPr>
-        <w:bidi/>
       </w:pPr>
     </w:p>
     <w:p>
       <w:pPr>
-        <w:pStyle w:val="ListNumber"/>
+        <w:pStyle w:val="a"/>
         <w:numPr>
           <w:ilvl w:val="0"/>
           <w:numId w:val="0"/>
         </w:numPr>
-        <w:bidi/>
         <w:rPr>
           <w:u w:val="single"/>
         </w:rPr>
@@ -1690,12 +1790,11 @@
     </w:p>
     <w:p>
       <w:pPr>
-        <w:pStyle w:val="ListBullet"/>
+        <w:pStyle w:val="a0"/>
         <w:numPr>
           <w:ilvl w:val="0"/>
           <w:numId w:val="18"/>
         </w:numPr>
-        <w:bidi/>
       </w:pPr>
       <w:r>
         <w:rPr>
@@ -1709,12 +1808,11 @@
     </w:p>
     <w:p>
       <w:pPr>
-        <w:pStyle w:val="ListBullet"/>
+        <w:pStyle w:val="a0"/>
         <w:numPr>
           <w:ilvl w:val="0"/>
           <w:numId w:val="18"/>
         </w:numPr>
-        <w:bidi/>
       </w:pPr>
       <w:r>
         <w:rPr>
@@ -1728,12 +1826,11 @@
     </w:p>
     <w:p>
       <w:pPr>
-        <w:pStyle w:val="ListBullet"/>
+        <w:pStyle w:val="a0"/>
         <w:numPr>
           <w:ilvl w:val="0"/>
           <w:numId w:val="18"/>
         </w:numPr>
-        <w:bidi/>
       </w:pPr>
       <w:r>
         <w:rPr>
@@ -1757,12 +1854,11 @@
     </w:p>
     <w:p>
       <w:pPr>
-        <w:pStyle w:val="ListBullet"/>
+        <w:pStyle w:val="a0"/>
         <w:numPr>
           <w:ilvl w:val="0"/>
           <w:numId w:val="18"/>
         </w:numPr>
-        <w:bidi/>
       </w:pPr>
       <w:r>
         <w:rPr>
@@ -1776,12 +1872,11 @@
     </w:p>
     <w:p>
       <w:pPr>
-        <w:pStyle w:val="ListBullet"/>
+        <w:pStyle w:val="a0"/>
         <w:numPr>
           <w:ilvl w:val="0"/>
           <w:numId w:val="18"/>
         </w:numPr>
-        <w:bidi/>
       </w:pPr>
       <w:r>
         <w:rPr>
@@ -1804,21 +1899,17 @@
         <w:rPr>
           <w:rFonts w:eastAsiaTheme="minorEastAsia"/>
           <w:kern w:val="0"/>
-          <w:u w:val="single"/>
           <w:lang w:bidi="ar-SA"/>
           <w14:ligatures w14:val="none"/>
         </w:rPr>
       </w:pPr>
       <w:r>
-        <w:rPr>
-          <w:u w:val="single"/>
-        </w:rPr>
         <w:br w:type="page"/>
       </w:r>
     </w:p>
     <w:p>
       <w:pPr>
-        <w:pStyle w:val="ListNumber"/>
+        <w:pStyle w:val="a"/>
         <w:numPr>
           <w:ilvl w:val="0"/>
           <w:numId w:val="0"/>
@@ -1831,7 +1922,7 @@
     </w:p>
     <w:p>
       <w:pPr>
-        <w:pStyle w:val="ListNumber"/>
+        <w:pStyle w:val="a"/>
         <w:numPr>
           <w:ilvl w:val="0"/>
           <w:numId w:val="3"/>
@@ -1870,7 +1961,7 @@
     </w:p>
     <w:p>
       <w:pPr>
-        <w:pStyle w:val="ListNumber"/>
+        <w:pStyle w:val="a"/>
         <w:numPr>
           <w:ilvl w:val="0"/>
           <w:numId w:val="0"/>
@@ -1914,7 +2005,7 @@
                     <pic:cNvPicPr/>
                   </pic:nvPicPr>
                   <pic:blipFill>
-                    <a:blip r:embed="rId6">
+                    <a:blip r:embed="rId8">
                       <a:extLst>
                         <a:ext uri="{28A0092B-C50C-407E-A947-70E740481C1C}">
                           <a14:useLocalDpi xmlns:a14="http://schemas.microsoft.com/office/drawing/2010/main" val="0"/>
@@ -1968,44 +2059,67 @@
     </w:p>
     <w:p>
       <w:pPr>
-        <w:pStyle w:val="ListParagraph"/>
+        <w:pStyle w:val="ab"/>
         <w:numPr>
           <w:ilvl w:val="0"/>
           <w:numId w:val="3"/>
         </w:numPr>
+        <w:rPr>
+          <w:u w:val="single"/>
+        </w:rPr>
       </w:pPr>
       <w:r>
         <w:rPr>
           <w:rFonts w:hint="cs"/>
+          <w:u w:val="single"/>
           <w:rtl/>
         </w:rPr>
         <w:lastRenderedPageBreak/>
         <w:t>תמונות פלט של ה</w:t>
       </w:r>
       <w:r>
+        <w:rPr>
+          <w:u w:val="single"/>
+        </w:rPr>
         <w:t>UI</w:t>
+      </w:r>
+      <w:r>
+        <w:rPr>
+          <w:rFonts w:hint="cs"/>
+          <w:u w:val="single"/>
+          <w:rtl/>
+        </w:rPr>
+        <w:t>:</w:t>
       </w:r>
     </w:p>
     <w:p>
       <w:pPr>
-        <w:pStyle w:val="ListParagraph"/>
+        <w:pStyle w:val="ab"/>
         <w:ind w:left="1080"/>
-      </w:pPr>
-    </w:p>
-    <w:p>
-      <w:pPr>
-        <w:pStyle w:val="ListParagraph"/>
-        <w:ind w:left="1080"/>
+        <w:rPr>
+          <w:rFonts w:cs="Arial"/>
+          <w:noProof/>
+          <w:rtl/>
+        </w:rPr>
       </w:pPr>
       <w:r>
         <w:rPr>
           <w:rFonts w:cs="Arial"/>
+          <w:noProof/>
           <w:rtl/>
         </w:rPr>
         <w:drawing>
-          <wp:inline distT="0" distB="0" distL="0" distR="0" wp14:anchorId="7FA2480F" wp14:editId="0B7B93F6">
+          <wp:anchor distT="0" distB="0" distL="114300" distR="114300" simplePos="0" relativeHeight="251659264" behindDoc="0" locked="0" layoutInCell="1" allowOverlap="1" wp14:anchorId="7FA2480F" wp14:editId="53F7ACBB">
+            <wp:simplePos x="0" y="0"/>
+            <wp:positionH relativeFrom="column">
+              <wp:posOffset>-23969</wp:posOffset>
+            </wp:positionH>
+            <wp:positionV relativeFrom="paragraph">
+              <wp:posOffset>100832</wp:posOffset>
+            </wp:positionV>
             <wp:extent cx="6645910" cy="3615690"/>
-            <wp:effectExtent l="0" t="0" r="0" b="3810"/>
+            <wp:effectExtent l="0" t="0" r="2540" b="3810"/>
+            <wp:wrapNone/>
             <wp:docPr id="1533741710" name="Picture 1"/>
             <wp:cNvGraphicFramePr>
               <a:graphicFrameLocks xmlns:a="http://schemas.openxmlformats.org/drawingml/2006/main" noChangeAspect="1"/>
@@ -2018,7 +2132,13 @@
                     <pic:cNvPicPr/>
                   </pic:nvPicPr>
                   <pic:blipFill>
-                    <a:blip r:embed="rId7"/>
+                    <a:blip r:embed="rId9" cstate="print">
+                      <a:extLst>
+                        <a:ext uri="{28A0092B-C50C-407E-A947-70E740481C1C}">
+                          <a14:useLocalDpi xmlns:a14="http://schemas.microsoft.com/office/drawing/2010/main" val="0"/>
+                        </a:ext>
+                      </a:extLst>
+                    </a:blip>
                     <a:stretch>
                       <a:fillRect/>
                     </a:stretch>
@@ -2035,24 +2155,182 @@
                 </pic:pic>
               </a:graphicData>
             </a:graphic>
-          </wp:inline>
+          </wp:anchor>
         </w:drawing>
       </w:r>
     </w:p>
     <w:p>
       <w:pPr>
-        <w:pStyle w:val="ListParagraph"/>
+        <w:pStyle w:val="ab"/>
         <w:ind w:left="1080"/>
+        <w:rPr>
+          <w:rFonts w:cs="Arial"/>
+          <w:noProof/>
+          <w:rtl/>
+        </w:rPr>
+      </w:pPr>
+    </w:p>
+    <w:p>
+      <w:pPr>
+        <w:pStyle w:val="ab"/>
+        <w:ind w:left="1080"/>
+        <w:rPr>
+          <w:rFonts w:cs="Arial"/>
+          <w:noProof/>
+          <w:rtl/>
+        </w:rPr>
+      </w:pPr>
+    </w:p>
+    <w:p>
+      <w:pPr>
+        <w:pStyle w:val="ab"/>
+        <w:ind w:left="1080"/>
+        <w:rPr>
+          <w:rFonts w:cs="Arial"/>
+          <w:noProof/>
+          <w:rtl/>
+        </w:rPr>
+      </w:pPr>
+    </w:p>
+    <w:p>
+      <w:pPr>
+        <w:pStyle w:val="ab"/>
+        <w:ind w:left="1080"/>
+        <w:rPr>
+          <w:rFonts w:cs="Arial"/>
+          <w:noProof/>
+          <w:rtl/>
+        </w:rPr>
+      </w:pPr>
+    </w:p>
+    <w:p>
+      <w:pPr>
+        <w:pStyle w:val="ab"/>
+        <w:ind w:left="1080"/>
+        <w:rPr>
+          <w:rFonts w:cs="Arial"/>
+          <w:noProof/>
+          <w:rtl/>
+        </w:rPr>
+      </w:pPr>
+    </w:p>
+    <w:p>
+      <w:pPr>
+        <w:pStyle w:val="ab"/>
+        <w:ind w:left="1080"/>
+      </w:pPr>
+    </w:p>
+    <w:p>
+      <w:pPr>
+        <w:pStyle w:val="ab"/>
+        <w:ind w:left="1080"/>
+        <w:rPr>
+          <w:rFonts w:cs="Arial"/>
+          <w:noProof/>
+          <w:rtl/>
+        </w:rPr>
+      </w:pPr>
+    </w:p>
+    <w:p>
+      <w:pPr>
+        <w:pStyle w:val="ab"/>
+        <w:ind w:left="1080"/>
+        <w:rPr>
+          <w:rFonts w:cs="Arial"/>
+          <w:noProof/>
+          <w:rtl/>
+        </w:rPr>
+      </w:pPr>
+    </w:p>
+    <w:p>
+      <w:pPr>
+        <w:pStyle w:val="ab"/>
+        <w:ind w:left="1080"/>
+      </w:pPr>
+    </w:p>
+    <w:p>
+      <w:pPr>
+        <w:pStyle w:val="ab"/>
+        <w:ind w:left="1080"/>
+        <w:rPr>
+          <w:rFonts w:cs="Arial"/>
+          <w:noProof/>
+          <w:rtl/>
+        </w:rPr>
+      </w:pPr>
+    </w:p>
+    <w:p>
+      <w:pPr>
+        <w:pStyle w:val="ab"/>
+        <w:ind w:left="1080"/>
+        <w:rPr>
+          <w:rFonts w:cs="Arial"/>
+          <w:noProof/>
+          <w:rtl/>
+        </w:rPr>
+      </w:pPr>
+    </w:p>
+    <w:p>
+      <w:pPr>
+        <w:pStyle w:val="ab"/>
+        <w:ind w:left="1080"/>
+      </w:pPr>
+    </w:p>
+    <w:p>
+      <w:pPr>
+        <w:pStyle w:val="ab"/>
+        <w:ind w:left="1080"/>
+        <w:rPr>
+          <w:rtl/>
+        </w:rPr>
+      </w:pPr>
+    </w:p>
+    <w:p>
+      <w:pPr>
+        <w:pStyle w:val="ab"/>
+        <w:ind w:left="1080"/>
+        <w:rPr>
+          <w:rtl/>
+        </w:rPr>
+      </w:pPr>
+    </w:p>
+    <w:p>
+      <w:pPr>
+        <w:pStyle w:val="ab"/>
+        <w:ind w:left="1080"/>
+        <w:rPr>
+          <w:rtl/>
+        </w:rPr>
+      </w:pPr>
+    </w:p>
+    <w:p>
+      <w:pPr>
+        <w:pStyle w:val="ab"/>
+        <w:ind w:left="1080"/>
+      </w:pPr>
+    </w:p>
+    <w:p>
+      <w:pPr>
+        <w:bidi w:val="0"/>
       </w:pPr>
       <w:r>
         <w:rPr>
           <w:rFonts w:cs="Arial"/>
+          <w:noProof/>
           <w:rtl/>
         </w:rPr>
         <w:drawing>
-          <wp:inline distT="0" distB="0" distL="0" distR="0" wp14:anchorId="7D292C9D" wp14:editId="56CDA433">
+          <wp:anchor distT="0" distB="0" distL="114300" distR="114300" simplePos="0" relativeHeight="251660288" behindDoc="0" locked="0" layoutInCell="1" allowOverlap="1" wp14:anchorId="7D292C9D" wp14:editId="6FDB87DA">
+            <wp:simplePos x="0" y="0"/>
+            <wp:positionH relativeFrom="margin">
+              <wp:posOffset>-28414</wp:posOffset>
+            </wp:positionH>
+            <wp:positionV relativeFrom="paragraph">
+              <wp:posOffset>853440</wp:posOffset>
+            </wp:positionV>
             <wp:extent cx="6645910" cy="3951605"/>
-            <wp:effectExtent l="0" t="0" r="0" b="0"/>
+            <wp:effectExtent l="0" t="0" r="2540" b="0"/>
+            <wp:wrapNone/>
             <wp:docPr id="502614999" name="Picture 1"/>
             <wp:cNvGraphicFramePr>
               <a:graphicFrameLocks xmlns:a="http://schemas.openxmlformats.org/drawingml/2006/main" noChangeAspect="1"/>
@@ -2065,7 +2343,13 @@
                     <pic:cNvPicPr/>
                   </pic:nvPicPr>
                   <pic:blipFill>
-                    <a:blip r:embed="rId8"/>
+                    <a:blip r:embed="rId10" cstate="print">
+                      <a:extLst>
+                        <a:ext uri="{28A0092B-C50C-407E-A947-70E740481C1C}">
+                          <a14:useLocalDpi xmlns:a14="http://schemas.microsoft.com/office/drawing/2010/main" val="0"/>
+                        </a:ext>
+                      </a:extLst>
+                    </a:blip>
                     <a:stretch>
                       <a:fillRect/>
                     </a:stretch>
@@ -2082,73 +2366,192 @@
                 </pic:pic>
               </a:graphicData>
             </a:graphic>
-          </wp:inline>
+          </wp:anchor>
         </w:drawing>
+      </w:r>
+      <w:r>
+        <w:rPr>
+          <w:rFonts w:cs="Arial"/>
+          <w:noProof/>
+          <w:rtl/>
+          <w:lang w:val="he-IL"/>
+        </w:rPr>
+        <mc:AlternateContent>
+          <mc:Choice Requires="wps">
+            <w:drawing>
+              <wp:anchor distT="0" distB="0" distL="114300" distR="114300" simplePos="0" relativeHeight="251661312" behindDoc="0" locked="0" layoutInCell="1" allowOverlap="1" wp14:anchorId="02332E43" wp14:editId="21BC30B2">
+                <wp:simplePos x="0" y="0"/>
+                <wp:positionH relativeFrom="column">
+                  <wp:posOffset>1869496</wp:posOffset>
+                </wp:positionH>
+                <wp:positionV relativeFrom="paragraph">
+                  <wp:posOffset>5158616</wp:posOffset>
+                </wp:positionV>
+                <wp:extent cx="4611825" cy="491319"/>
+                <wp:effectExtent l="0" t="0" r="17780" b="23495"/>
+                <wp:wrapNone/>
+                <wp:docPr id="1752555657" name="תיבת טקסט 1"/>
+                <wp:cNvGraphicFramePr/>
+                <a:graphic xmlns:a="http://schemas.openxmlformats.org/drawingml/2006/main">
+                  <a:graphicData uri="http://schemas.microsoft.com/office/word/2010/wordprocessingShape">
+                    <wps:wsp>
+                      <wps:cNvSpPr txBox="1"/>
+                      <wps:spPr>
+                        <a:xfrm>
+                          <a:off x="0" y="0"/>
+                          <a:ext cx="4611825" cy="491319"/>
+                        </a:xfrm>
+                        <a:prstGeom prst="rect">
+                          <a:avLst/>
+                        </a:prstGeom>
+                        <a:solidFill>
+                          <a:schemeClr val="lt1"/>
+                        </a:solidFill>
+                        <a:ln w="6350">
+                          <a:solidFill>
+                            <a:schemeClr val="bg1"/>
+                          </a:solidFill>
+                        </a:ln>
+                      </wps:spPr>
+                      <wps:txbx>
+                        <w:txbxContent>
+                          <w:p>
+                            <w:pPr>
+                              <w:pStyle w:val="ab"/>
+                              <w:ind w:left="1080"/>
+                            </w:pPr>
+                            <w:r>
+                              <w:rPr>
+                                <w:rFonts w:hint="cs"/>
+                                <w:rtl/>
+                              </w:rPr>
+                              <w:t xml:space="preserve">קישור </w:t>
+                            </w:r>
+                            <w:r>
+                              <w:t>github:</w:t>
+                            </w:r>
+                          </w:p>
+                          <w:p>
+                            <w:pPr>
+                              <w:pStyle w:val="ab"/>
+                              <w:ind w:left="1080"/>
+                              <w:rPr>
+                                <w:rtl/>
+                              </w:rPr>
+                            </w:pPr>
+                            <w:hyperlink r:id="rId11" w:history="1">
+                              <w:r>
+                                <w:rPr>
+                                  <w:rStyle w:val="Hyperlink"/>
+                                </w:rPr>
+                                <w:t>https://github.com/andreibel/WEB-14-mediscribe</w:t>
+                              </w:r>
+                            </w:hyperlink>
+                          </w:p>
+                          <w:p/>
+                        </w:txbxContent>
+                      </wps:txbx>
+                      <wps:bodyPr rot="0" spcFirstLastPara="0" vertOverflow="overflow" horzOverflow="overflow" vert="horz" wrap="square" lIns="91440" tIns="45720" rIns="91440" bIns="45720" numCol="1" spcCol="0" rtlCol="1" fromWordArt="0" anchor="t" anchorCtr="0" forceAA="0" compatLnSpc="1">
+                        <a:prstTxWarp prst="textNoShape">
+                          <a:avLst/>
+                        </a:prstTxWarp>
+                        <a:noAutofit/>
+                      </wps:bodyPr>
+                    </wps:wsp>
+                  </a:graphicData>
+                </a:graphic>
+                <wp14:sizeRelH relativeFrom="margin">
+                  <wp14:pctWidth>0</wp14:pctWidth>
+                </wp14:sizeRelH>
+              </wp:anchor>
+            </w:drawing>
+          </mc:Choice>
+          <mc:Fallback>
+            <w:pict>
+              <v:shapetype w14:anchorId="02332E43" id="_x0000_t202" coordsize="21600,21600" o:spt="202" path="m,l,21600r21600,l21600,xe">
+                <v:stroke joinstyle="miter"/>
+                <v:path gradientshapeok="t" o:connecttype="rect"/>
+              </v:shapetype>
+              <v:shape id="תיבת טקסט 1" o:spid="_x0000_s1026" type="#_x0000_t202" style="position:absolute;margin-left:147.2pt;margin-top:406.2pt;width:363.15pt;height:38.7pt;z-index:251661312;visibility:visible;mso-wrap-style:square;mso-width-percent:0;mso-wrap-distance-left:9pt;mso-wrap-distance-top:0;mso-wrap-distance-right:9pt;mso-wrap-distance-bottom:0;mso-position-horizontal:absolute;mso-position-horizontal-relative:text;mso-position-vertical:absolute;mso-position-vertical-relative:text;mso-width-percent:0;mso-width-relative:margin;v-text-anchor:top" o:gfxdata="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" fillcolor="white [3201]" strokecolor="white [3212]" strokeweight=".5pt">
+                <v:textbox>
+                  <w:txbxContent>
+                    <w:p>
+                      <w:pPr>
+                        <w:pStyle w:val="ab"/>
+                        <w:ind w:left="1080"/>
+                      </w:pPr>
+                      <w:r>
+                        <w:rPr>
+                          <w:rFonts w:hint="cs"/>
+                          <w:rtl/>
+                        </w:rPr>
+                        <w:t xml:space="preserve">קישור </w:t>
+                      </w:r>
+                      <w:r>
+                        <w:t>github:</w:t>
+                      </w:r>
+                    </w:p>
+                    <w:p>
+                      <w:pPr>
+                        <w:pStyle w:val="ab"/>
+                        <w:ind w:left="1080"/>
+                        <w:rPr>
+                          <w:rtl/>
+                        </w:rPr>
+                      </w:pPr>
+                      <w:hyperlink r:id="rId12" w:history="1">
+                        <w:r>
+                          <w:rPr>
+                            <w:rStyle w:val="Hyperlink"/>
+                          </w:rPr>
+                          <w:t>https://github.com/andreibel/WEB-14-mediscribe</w:t>
+                        </w:r>
+                      </w:hyperlink>
+                    </w:p>
+                    <w:p/>
+                  </w:txbxContent>
+                </v:textbox>
+              </v:shape>
+            </w:pict>
+          </mc:Fallback>
+        </mc:AlternateContent>
+      </w:r>
+      <w:r>
+        <w:rPr>
+          <w:rtl/>
+        </w:rPr>
+        <w:br w:type="page"/>
       </w:r>
     </w:p>
     <w:p>
       <w:pPr>
-        <w:pStyle w:val="ListParagraph"/>
+        <w:pStyle w:val="ab"/>
         <w:ind w:left="1080"/>
-      </w:pPr>
-    </w:p>
-    <w:p>
-      <w:pPr>
-        <w:pStyle w:val="ListParagraph"/>
-        <w:ind w:left="1080"/>
-      </w:pPr>
-      <w:r>
         <w:rPr>
           <w:rFonts w:hint="cs"/>
           <w:rtl/>
         </w:rPr>
-        <w:t xml:space="preserve">קישור </w:t>
-      </w:r>
-      <w:proofErr w:type="spellStart"/>
-      <w:r>
-        <w:t>github</w:t>
-      </w:r>
-      <w:proofErr w:type="spellEnd"/>
-      <w:r>
-        <w:t>:</w:t>
-      </w:r>
-    </w:p>
-    <w:p>
-      <w:pPr>
-        <w:pStyle w:val="ListParagraph"/>
-        <w:ind w:left="1080"/>
-        <w:rPr>
-          <w:rtl/>
-        </w:rPr>
-      </w:pPr>
-      <w:hyperlink r:id="rId9" w:history="1">
-        <w:r>
-          <w:rPr>
-            <w:rStyle w:val="Hyperlink"/>
-          </w:rPr>
-          <w:t>https://github.com/andreibel/WEB-14-mediscribe</w:t>
-        </w:r>
-      </w:hyperlink>
-    </w:p>
-    <w:p>
-      <w:pPr>
-        <w:pStyle w:val="ListParagraph"/>
-        <w:ind w:left="1080"/>
-        <w:rPr>
-          <w:rtl/>
-        </w:rPr>
       </w:pPr>
       <w:r>
         <w:rPr>
           <w:rFonts w:hint="cs"/>
           <w:rtl/>
         </w:rPr>
+        <w:lastRenderedPageBreak/>
         <w:t xml:space="preserve">ח. </w:t>
+      </w:r>
+      <w:r>
+        <w:rPr>
+          <w:rFonts w:hint="cs"/>
+          <w:u w:val="single"/>
+          <w:rtl/>
+        </w:rPr>
+        <w:t>מבנה ראשוני של ארכיטקטורת צד לקוח:</w:t>
       </w:r>
     </w:p>
     <w:tbl>
       <w:tblPr>
-        <w:tblStyle w:val="TableGrid"/>
+        <w:tblStyle w:val="af0"/>
         <w:bidiVisual/>
         <w:tblW w:w="0" w:type="auto"/>
         <w:jc w:val="right"/>
@@ -2483,2193 +2886,2193 @@
                 <w:szCs w:val="16"/>
                 <w:shd w:val="clear" w:color="auto" w:fill="FFFFFF"/>
               </w:rPr>
+              <w:t xml:space="preserve">│   ├── </w:t>
+            </w:r>
+            <w:proofErr w:type="spellStart"/>
+            <w:r>
+              <w:rPr>
+                <w:rFonts w:ascii="Fira Code" w:hAnsi="Fira Code" w:cs="Fira Code"/>
+                <w:color w:val="26221C"/>
+                <w:sz w:val="16"/>
+                <w:szCs w:val="16"/>
+                <w:shd w:val="clear" w:color="auto" w:fill="FFFFFF"/>
+              </w:rPr>
+              <w:t>Button.tsx</w:t>
+            </w:r>
+            <w:proofErr w:type="spellEnd"/>
+          </w:p>
+          <w:p>
+            <w:pPr>
+              <w:bidi w:val="0"/>
+              <w:rPr>
+                <w:rFonts w:ascii="Fira Code" w:hAnsi="Fira Code" w:cs="Fira Code"/>
+                <w:color w:val="26221C"/>
+                <w:sz w:val="16"/>
+                <w:szCs w:val="16"/>
+                <w:shd w:val="clear" w:color="auto" w:fill="FFFFFF"/>
+              </w:rPr>
+            </w:pPr>
+            <w:r>
+              <w:rPr>
+                <w:rFonts w:ascii="Fira Code" w:hAnsi="Fira Code" w:cs="Fira Code"/>
+                <w:color w:val="26221C"/>
+                <w:sz w:val="16"/>
+                <w:szCs w:val="16"/>
+                <w:shd w:val="clear" w:color="auto" w:fill="FFFFFF"/>
+              </w:rPr>
+              <w:t xml:space="preserve">│   ├── </w:t>
+            </w:r>
+            <w:proofErr w:type="spellStart"/>
+            <w:r>
+              <w:rPr>
+                <w:rFonts w:ascii="Fira Code" w:hAnsi="Fira Code" w:cs="Fira Code"/>
+                <w:color w:val="26221C"/>
+                <w:sz w:val="16"/>
+                <w:szCs w:val="16"/>
+                <w:shd w:val="clear" w:color="auto" w:fill="FFFFFF"/>
+              </w:rPr>
+              <w:t>Badge.tsx</w:t>
+            </w:r>
+            <w:proofErr w:type="spellEnd"/>
+          </w:p>
+          <w:p>
+            <w:pPr>
+              <w:bidi w:val="0"/>
+              <w:rPr>
+                <w:rFonts w:ascii="Fira Code" w:hAnsi="Fira Code" w:cs="Fira Code"/>
+                <w:color w:val="26221C"/>
+                <w:sz w:val="16"/>
+                <w:szCs w:val="16"/>
+                <w:shd w:val="clear" w:color="auto" w:fill="FFFFFF"/>
+              </w:rPr>
+            </w:pPr>
+            <w:r>
+              <w:rPr>
+                <w:rFonts w:ascii="Fira Code" w:hAnsi="Fira Code" w:cs="Fira Code"/>
+                <w:color w:val="26221C"/>
+                <w:sz w:val="16"/>
+                <w:szCs w:val="16"/>
+                <w:shd w:val="clear" w:color="auto" w:fill="FFFFFF"/>
+              </w:rPr>
+              <w:t xml:space="preserve">│   ├── </w:t>
+            </w:r>
+            <w:proofErr w:type="spellStart"/>
+            <w:r>
+              <w:rPr>
+                <w:rFonts w:ascii="Fira Code" w:hAnsi="Fira Code" w:cs="Fira Code"/>
+                <w:color w:val="26221C"/>
+                <w:sz w:val="16"/>
+                <w:szCs w:val="16"/>
+                <w:shd w:val="clear" w:color="auto" w:fill="FFFFFF"/>
+              </w:rPr>
+              <w:t>Input.tsx</w:t>
+            </w:r>
+            <w:proofErr w:type="spellEnd"/>
+          </w:p>
+          <w:p>
+            <w:pPr>
+              <w:bidi w:val="0"/>
+              <w:rPr>
+                <w:rFonts w:ascii="Fira Code" w:hAnsi="Fira Code" w:cs="Fira Code"/>
+                <w:color w:val="26221C"/>
+                <w:sz w:val="16"/>
+                <w:szCs w:val="16"/>
+                <w:shd w:val="clear" w:color="auto" w:fill="FFFFFF"/>
+              </w:rPr>
+            </w:pPr>
+            <w:r>
+              <w:rPr>
+                <w:rFonts w:ascii="Fira Code" w:hAnsi="Fira Code" w:cs="Fira Code"/>
+                <w:color w:val="26221C"/>
+                <w:sz w:val="16"/>
+                <w:szCs w:val="16"/>
+                <w:shd w:val="clear" w:color="auto" w:fill="FFFFFF"/>
+              </w:rPr>
+              <w:t xml:space="preserve">│   ├── </w:t>
+            </w:r>
+            <w:proofErr w:type="spellStart"/>
+            <w:r>
+              <w:rPr>
+                <w:rFonts w:ascii="Fira Code" w:hAnsi="Fira Code" w:cs="Fira Code"/>
+                <w:color w:val="26221C"/>
+                <w:sz w:val="16"/>
+                <w:szCs w:val="16"/>
+                <w:shd w:val="clear" w:color="auto" w:fill="FFFFFF"/>
+              </w:rPr>
+              <w:t>Modal.tsx</w:t>
+            </w:r>
+            <w:proofErr w:type="spellEnd"/>
+          </w:p>
+          <w:p>
+            <w:pPr>
+              <w:bidi w:val="0"/>
+              <w:rPr>
+                <w:rFonts w:ascii="Fira Code" w:hAnsi="Fira Code" w:cs="Fira Code"/>
+                <w:color w:val="26221C"/>
+                <w:sz w:val="16"/>
+                <w:szCs w:val="16"/>
+                <w:shd w:val="clear" w:color="auto" w:fill="FFFFFF"/>
+              </w:rPr>
+            </w:pPr>
+            <w:r>
+              <w:rPr>
+                <w:rFonts w:ascii="Fira Code" w:hAnsi="Fira Code" w:cs="Fira Code"/>
+                <w:color w:val="26221C"/>
+                <w:sz w:val="16"/>
+                <w:szCs w:val="16"/>
+                <w:shd w:val="clear" w:color="auto" w:fill="FFFFFF"/>
+              </w:rPr>
+              <w:t xml:space="preserve">│   ├── </w:t>
+            </w:r>
+            <w:proofErr w:type="spellStart"/>
+            <w:r>
+              <w:rPr>
+                <w:rFonts w:ascii="Fira Code" w:hAnsi="Fira Code" w:cs="Fira Code"/>
+                <w:color w:val="26221C"/>
+                <w:sz w:val="16"/>
+                <w:szCs w:val="16"/>
+                <w:shd w:val="clear" w:color="auto" w:fill="FFFFFF"/>
+              </w:rPr>
+              <w:t>Card.tsx</w:t>
+            </w:r>
+            <w:proofErr w:type="spellEnd"/>
+          </w:p>
+          <w:p>
+            <w:pPr>
+              <w:bidi w:val="0"/>
+              <w:rPr>
+                <w:rFonts w:ascii="Fira Code" w:hAnsi="Fira Code" w:cs="Fira Code"/>
+                <w:color w:val="26221C"/>
+                <w:sz w:val="16"/>
+                <w:szCs w:val="16"/>
+                <w:shd w:val="clear" w:color="auto" w:fill="FFFFFF"/>
+              </w:rPr>
+            </w:pPr>
+            <w:r>
+              <w:rPr>
+                <w:rFonts w:ascii="Fira Code" w:hAnsi="Fira Code" w:cs="Fira Code"/>
+                <w:color w:val="26221C"/>
+                <w:sz w:val="16"/>
+                <w:szCs w:val="16"/>
+                <w:shd w:val="clear" w:color="auto" w:fill="FFFFFF"/>
+              </w:rPr>
+              <w:t xml:space="preserve">│   ├── </w:t>
+            </w:r>
+            <w:proofErr w:type="spellStart"/>
+            <w:r>
+              <w:rPr>
+                <w:rFonts w:ascii="Fira Code" w:hAnsi="Fira Code" w:cs="Fira Code"/>
+                <w:color w:val="26221C"/>
+                <w:sz w:val="16"/>
+                <w:szCs w:val="16"/>
+                <w:shd w:val="clear" w:color="auto" w:fill="FFFFFF"/>
+              </w:rPr>
+              <w:t>Avatar.tsx</w:t>
+            </w:r>
+            <w:proofErr w:type="spellEnd"/>
+          </w:p>
+          <w:p>
+            <w:pPr>
+              <w:bidi w:val="0"/>
+              <w:rPr>
+                <w:rFonts w:ascii="Fira Code" w:hAnsi="Fira Code" w:cs="Fira Code"/>
+                <w:color w:val="26221C"/>
+                <w:sz w:val="16"/>
+                <w:szCs w:val="16"/>
+                <w:shd w:val="clear" w:color="auto" w:fill="FFFFFF"/>
+              </w:rPr>
+            </w:pPr>
+            <w:r>
+              <w:rPr>
+                <w:rFonts w:ascii="Fira Code" w:hAnsi="Fira Code" w:cs="Fira Code"/>
+                <w:color w:val="26221C"/>
+                <w:sz w:val="16"/>
+                <w:szCs w:val="16"/>
+                <w:shd w:val="clear" w:color="auto" w:fill="FFFFFF"/>
+              </w:rPr>
+              <w:t xml:space="preserve">│   ├── </w:t>
+            </w:r>
+            <w:proofErr w:type="spellStart"/>
+            <w:r>
+              <w:rPr>
+                <w:rFonts w:ascii="Fira Code" w:hAnsi="Fira Code" w:cs="Fira Code"/>
+                <w:color w:val="26221C"/>
+                <w:sz w:val="16"/>
+                <w:szCs w:val="16"/>
+                <w:shd w:val="clear" w:color="auto" w:fill="FFFFFF"/>
+              </w:rPr>
+              <w:t>Tabs.tsx</w:t>
+            </w:r>
+            <w:proofErr w:type="spellEnd"/>
+          </w:p>
+          <w:p>
+            <w:pPr>
+              <w:bidi w:val="0"/>
+              <w:rPr>
+                <w:rFonts w:ascii="Fira Code" w:hAnsi="Fira Code" w:cs="Fira Code"/>
+                <w:color w:val="26221C"/>
+                <w:sz w:val="16"/>
+                <w:szCs w:val="16"/>
+                <w:shd w:val="clear" w:color="auto" w:fill="FFFFFF"/>
+              </w:rPr>
+            </w:pPr>
+            <w:r>
+              <w:rPr>
+                <w:rFonts w:ascii="Fira Code" w:hAnsi="Fira Code" w:cs="Fira Code"/>
+                <w:color w:val="26221C"/>
+                <w:sz w:val="16"/>
+                <w:szCs w:val="16"/>
+                <w:shd w:val="clear" w:color="auto" w:fill="FFFFFF"/>
+              </w:rPr>
+              <w:t xml:space="preserve">│   ├── </w:t>
+            </w:r>
+            <w:proofErr w:type="spellStart"/>
+            <w:r>
+              <w:rPr>
+                <w:rFonts w:ascii="Fira Code" w:hAnsi="Fira Code" w:cs="Fira Code"/>
+                <w:color w:val="26221C"/>
+                <w:sz w:val="16"/>
+                <w:szCs w:val="16"/>
+                <w:shd w:val="clear" w:color="auto" w:fill="FFFFFF"/>
+              </w:rPr>
+              <w:t>Toggle.tsx</w:t>
+            </w:r>
+            <w:proofErr w:type="spellEnd"/>
+          </w:p>
+          <w:p>
+            <w:pPr>
+              <w:bidi w:val="0"/>
+              <w:rPr>
+                <w:rFonts w:ascii="Fira Code" w:hAnsi="Fira Code" w:cs="Fira Code"/>
+                <w:color w:val="26221C"/>
+                <w:sz w:val="16"/>
+                <w:szCs w:val="16"/>
+                <w:shd w:val="clear" w:color="auto" w:fill="FFFFFF"/>
+              </w:rPr>
+            </w:pPr>
+            <w:r>
+              <w:rPr>
+                <w:rFonts w:ascii="Fira Code" w:hAnsi="Fira Code" w:cs="Fira Code"/>
+                <w:color w:val="26221C"/>
+                <w:sz w:val="16"/>
+                <w:szCs w:val="16"/>
+                <w:shd w:val="clear" w:color="auto" w:fill="FFFFFF"/>
+              </w:rPr>
+              <w:t xml:space="preserve">│   ├── </w:t>
+            </w:r>
+            <w:proofErr w:type="spellStart"/>
+            <w:r>
+              <w:rPr>
+                <w:rFonts w:ascii="Fira Code" w:hAnsi="Fira Code" w:cs="Fira Code"/>
+                <w:color w:val="26221C"/>
+                <w:sz w:val="16"/>
+                <w:szCs w:val="16"/>
+                <w:shd w:val="clear" w:color="auto" w:fill="FFFFFF"/>
+              </w:rPr>
+              <w:t>AudioWaveform.tsx</w:t>
+            </w:r>
+            <w:proofErr w:type="spellEnd"/>
+          </w:p>
+          <w:p>
+            <w:pPr>
+              <w:bidi w:val="0"/>
+              <w:rPr>
+                <w:rFonts w:ascii="Fira Code" w:hAnsi="Fira Code" w:cs="Fira Code"/>
+                <w:color w:val="26221C"/>
+                <w:sz w:val="16"/>
+                <w:szCs w:val="16"/>
+                <w:shd w:val="clear" w:color="auto" w:fill="FFFFFF"/>
+              </w:rPr>
+            </w:pPr>
+            <w:r>
+              <w:rPr>
+                <w:rFonts w:ascii="Fira Code" w:hAnsi="Fira Code" w:cs="Fira Code"/>
+                <w:color w:val="26221C"/>
+                <w:sz w:val="16"/>
+                <w:szCs w:val="16"/>
+                <w:shd w:val="clear" w:color="auto" w:fill="FFFFFF"/>
+              </w:rPr>
+              <w:t xml:space="preserve">│   ├── </w:t>
+            </w:r>
+            <w:proofErr w:type="spellStart"/>
+            <w:r>
+              <w:rPr>
+                <w:rFonts w:ascii="Fira Code" w:hAnsi="Fira Code" w:cs="Fira Code"/>
+                <w:color w:val="26221C"/>
+                <w:sz w:val="16"/>
+                <w:szCs w:val="16"/>
+                <w:shd w:val="clear" w:color="auto" w:fill="FFFFFF"/>
+              </w:rPr>
+              <w:t>SpeakerChip.tsx</w:t>
+            </w:r>
+            <w:proofErr w:type="spellEnd"/>
+          </w:p>
+          <w:p>
+            <w:pPr>
+              <w:bidi w:val="0"/>
+              <w:rPr>
+                <w:rFonts w:ascii="Fira Code" w:hAnsi="Fira Code" w:cs="Fira Code"/>
+                <w:color w:val="26221C"/>
+                <w:sz w:val="16"/>
+                <w:szCs w:val="16"/>
+                <w:shd w:val="clear" w:color="auto" w:fill="FFFFFF"/>
+              </w:rPr>
+            </w:pPr>
+            <w:r>
+              <w:rPr>
+                <w:rFonts w:ascii="Fira Code" w:hAnsi="Fira Code" w:cs="Fira Code"/>
+                <w:color w:val="26221C"/>
+                <w:sz w:val="16"/>
+                <w:szCs w:val="16"/>
+                <w:shd w:val="clear" w:color="auto" w:fill="FFFFFF"/>
+              </w:rPr>
+              <w:t xml:space="preserve">│   └── </w:t>
+            </w:r>
+            <w:proofErr w:type="spellStart"/>
+            <w:r>
+              <w:rPr>
+                <w:rFonts w:ascii="Fira Code" w:hAnsi="Fira Code" w:cs="Fira Code"/>
+                <w:color w:val="26221C"/>
+                <w:sz w:val="16"/>
+                <w:szCs w:val="16"/>
+                <w:shd w:val="clear" w:color="auto" w:fill="FFFFFF"/>
+              </w:rPr>
+              <w:t>index.ts</w:t>
+            </w:r>
+            <w:proofErr w:type="spellEnd"/>
+            <w:r>
+              <w:rPr>
+                <w:rFonts w:ascii="Fira Code" w:hAnsi="Fira Code" w:cs="Fira Code"/>
+                <w:color w:val="26221C"/>
+                <w:sz w:val="16"/>
+                <w:szCs w:val="16"/>
+                <w:shd w:val="clear" w:color="auto" w:fill="FFFFFF"/>
+              </w:rPr>
+              <w:t xml:space="preserve">            </w:t>
+            </w:r>
+          </w:p>
+          <w:p>
+            <w:pPr>
+              <w:bidi w:val="0"/>
+              <w:rPr>
+                <w:rFonts w:ascii="Fira Code" w:hAnsi="Fira Code" w:cs="Fira Code"/>
+                <w:color w:val="26221C"/>
+                <w:sz w:val="16"/>
+                <w:szCs w:val="16"/>
+                <w:shd w:val="clear" w:color="auto" w:fill="FFFFFF"/>
+              </w:rPr>
+            </w:pPr>
+            <w:r>
+              <w:rPr>
+                <w:rFonts w:ascii="Fira Code" w:hAnsi="Fira Code" w:cs="Fira Code"/>
+                <w:color w:val="26221C"/>
+                <w:sz w:val="16"/>
+                <w:szCs w:val="16"/>
+                <w:shd w:val="clear" w:color="auto" w:fill="FFFFFF"/>
+              </w:rPr>
+              <w:t>│</w:t>
+            </w:r>
+          </w:p>
+          <w:p>
+            <w:pPr>
+              <w:bidi w:val="0"/>
+              <w:rPr>
+                <w:rFonts w:ascii="Fira Code" w:hAnsi="Fira Code" w:cs="Fira Code"/>
+                <w:color w:val="26221C"/>
+                <w:sz w:val="16"/>
+                <w:szCs w:val="16"/>
+                <w:shd w:val="clear" w:color="auto" w:fill="FFFFFF"/>
+              </w:rPr>
+            </w:pPr>
+            <w:r>
+              <w:rPr>
+                <w:rFonts w:ascii="Fira Code" w:hAnsi="Fira Code" w:cs="Fira Code"/>
+                <w:color w:val="26221C"/>
+                <w:sz w:val="16"/>
+                <w:szCs w:val="16"/>
+                <w:shd w:val="clear" w:color="auto" w:fill="FFFFFF"/>
+              </w:rPr>
+              <w:t xml:space="preserve">├── </w:t>
+            </w:r>
+            <w:r>
+              <w:rPr>
+                <w:rFonts w:ascii="Fira Code" w:hAnsi="Fira Code" w:cs="Fira Code"/>
+                <w:color w:val="BF4312"/>
+                <w:sz w:val="16"/>
+                <w:szCs w:val="16"/>
+                <w:bdr w:val="single" w:sz="2" w:space="0" w:color="E5E7EB" w:frame="1"/>
+              </w:rPr>
+              <w:t>pages/</w:t>
+            </w:r>
+          </w:p>
+          <w:p>
+            <w:pPr>
+              <w:bidi w:val="0"/>
+              <w:rPr>
+                <w:rFonts w:ascii="Fira Code" w:hAnsi="Fira Code" w:cs="Fira Code"/>
+                <w:color w:val="26221C"/>
+                <w:sz w:val="16"/>
+                <w:szCs w:val="16"/>
+                <w:shd w:val="clear" w:color="auto" w:fill="FFFFFF"/>
+              </w:rPr>
+            </w:pPr>
+            <w:r>
+              <w:rPr>
+                <w:rFonts w:ascii="Fira Code" w:hAnsi="Fira Code" w:cs="Fira Code"/>
+                <w:color w:val="26221C"/>
+                <w:sz w:val="16"/>
+                <w:szCs w:val="16"/>
+                <w:shd w:val="clear" w:color="auto" w:fill="FFFFFF"/>
+              </w:rPr>
+              <w:t xml:space="preserve">│   ├── </w:t>
+            </w:r>
+            <w:r>
+              <w:rPr>
+                <w:rFonts w:ascii="Fira Code" w:hAnsi="Fira Code" w:cs="Fira Code"/>
+                <w:color w:val="BF4312"/>
+                <w:sz w:val="16"/>
+                <w:szCs w:val="16"/>
+                <w:bdr w:val="single" w:sz="2" w:space="0" w:color="E5E7EB" w:frame="1"/>
+              </w:rPr>
+              <w:t>auth/</w:t>
+            </w:r>
+            <w:r>
+              <w:rPr>
+                <w:rFonts w:ascii="Fira Code" w:hAnsi="Fira Code" w:cs="Fira Code"/>
+                <w:color w:val="26221C"/>
+                <w:sz w:val="16"/>
+                <w:szCs w:val="16"/>
+                <w:shd w:val="clear" w:color="auto" w:fill="FFFFFF"/>
+              </w:rPr>
+              <w:t xml:space="preserve">                       </w:t>
+            </w:r>
+          </w:p>
+          <w:p>
+            <w:pPr>
+              <w:bidi w:val="0"/>
+              <w:rPr>
+                <w:rFonts w:ascii="Fira Code" w:hAnsi="Fira Code" w:cs="Fira Code"/>
+                <w:color w:val="26221C"/>
+                <w:sz w:val="16"/>
+                <w:szCs w:val="16"/>
+                <w:shd w:val="clear" w:color="auto" w:fill="FFFFFF"/>
+              </w:rPr>
+            </w:pPr>
+            <w:r>
+              <w:rPr>
+                <w:rFonts w:ascii="Fira Code" w:hAnsi="Fira Code" w:cs="Fira Code"/>
+                <w:color w:val="26221C"/>
+                <w:sz w:val="16"/>
+                <w:szCs w:val="16"/>
+                <w:shd w:val="clear" w:color="auto" w:fill="FFFFFF"/>
+              </w:rPr>
+              <w:t xml:space="preserve">│   │   ├── </w:t>
+            </w:r>
+            <w:proofErr w:type="spellStart"/>
+            <w:r>
+              <w:rPr>
+                <w:rFonts w:ascii="Fira Code" w:hAnsi="Fira Code" w:cs="Fira Code"/>
+                <w:color w:val="26221C"/>
+                <w:sz w:val="16"/>
+                <w:szCs w:val="16"/>
+                <w:shd w:val="clear" w:color="auto" w:fill="FFFFFF"/>
+              </w:rPr>
+              <w:t>LoginPage.tsx</w:t>
+            </w:r>
+            <w:proofErr w:type="spellEnd"/>
+          </w:p>
+          <w:p>
+            <w:pPr>
+              <w:bidi w:val="0"/>
+              <w:rPr>
+                <w:rFonts w:ascii="Fira Code" w:hAnsi="Fira Code" w:cs="Fira Code"/>
+                <w:color w:val="26221C"/>
+                <w:sz w:val="16"/>
+                <w:szCs w:val="16"/>
+                <w:shd w:val="clear" w:color="auto" w:fill="FFFFFF"/>
+              </w:rPr>
+            </w:pPr>
+            <w:r>
+              <w:rPr>
+                <w:rFonts w:ascii="Fira Code" w:hAnsi="Fira Code" w:cs="Fira Code"/>
+                <w:color w:val="26221C"/>
+                <w:sz w:val="16"/>
+                <w:szCs w:val="16"/>
+                <w:shd w:val="clear" w:color="auto" w:fill="FFFFFF"/>
+              </w:rPr>
+              <w:t xml:space="preserve">│   │   ├── </w:t>
+            </w:r>
+            <w:proofErr w:type="spellStart"/>
+            <w:r>
+              <w:rPr>
+                <w:rFonts w:ascii="Fira Code" w:hAnsi="Fira Code" w:cs="Fira Code"/>
+                <w:color w:val="26221C"/>
+                <w:sz w:val="16"/>
+                <w:szCs w:val="16"/>
+                <w:shd w:val="clear" w:color="auto" w:fill="FFFFFF"/>
+              </w:rPr>
+              <w:t>RegisterPage.tsx</w:t>
+            </w:r>
+            <w:proofErr w:type="spellEnd"/>
+          </w:p>
+          <w:p>
+            <w:pPr>
+              <w:bidi w:val="0"/>
+              <w:rPr>
+                <w:rFonts w:ascii="Fira Code" w:hAnsi="Fira Code" w:cs="Fira Code"/>
+                <w:color w:val="26221C"/>
+                <w:sz w:val="16"/>
+                <w:szCs w:val="16"/>
+                <w:shd w:val="clear" w:color="auto" w:fill="FFFFFF"/>
+              </w:rPr>
+            </w:pPr>
+            <w:r>
+              <w:rPr>
+                <w:rFonts w:ascii="Fira Code" w:hAnsi="Fira Code" w:cs="Fira Code"/>
+                <w:color w:val="26221C"/>
+                <w:sz w:val="16"/>
+                <w:szCs w:val="16"/>
+                <w:shd w:val="clear" w:color="auto" w:fill="FFFFFF"/>
+              </w:rPr>
+              <w:t xml:space="preserve">│   │   ├── </w:t>
+            </w:r>
+            <w:r>
+              <w:rPr>
+                <w:rFonts w:ascii="Fira Code" w:hAnsi="Fira Code" w:cs="Fira Code"/>
+                <w:color w:val="BF4312"/>
+                <w:sz w:val="16"/>
+                <w:szCs w:val="16"/>
+                <w:bdr w:val="single" w:sz="2" w:space="0" w:color="E5E7EB" w:frame="1"/>
+              </w:rPr>
+              <w:t>components/</w:t>
+            </w:r>
+          </w:p>
+          <w:p>
+            <w:pPr>
+              <w:bidi w:val="0"/>
+              <w:rPr>
+                <w:rFonts w:ascii="Fira Code" w:hAnsi="Fira Code" w:cs="Fira Code"/>
+                <w:color w:val="26221C"/>
+                <w:sz w:val="16"/>
+                <w:szCs w:val="16"/>
+                <w:shd w:val="clear" w:color="auto" w:fill="FFFFFF"/>
+              </w:rPr>
+            </w:pPr>
+            <w:r>
+              <w:rPr>
+                <w:rFonts w:ascii="Fira Code" w:hAnsi="Fira Code" w:cs="Fira Code"/>
+                <w:color w:val="26221C"/>
+                <w:sz w:val="16"/>
+                <w:szCs w:val="16"/>
+                <w:shd w:val="clear" w:color="auto" w:fill="FFFFFF"/>
+              </w:rPr>
+              <w:t xml:space="preserve">│   │   │   ├── </w:t>
+            </w:r>
+            <w:proofErr w:type="spellStart"/>
+            <w:r>
+              <w:rPr>
+                <w:rFonts w:ascii="Fira Code" w:hAnsi="Fira Code" w:cs="Fira Code"/>
+                <w:color w:val="26221C"/>
+                <w:sz w:val="16"/>
+                <w:szCs w:val="16"/>
+                <w:shd w:val="clear" w:color="auto" w:fill="FFFFFF"/>
+              </w:rPr>
+              <w:t>AuthLayout.tsx</w:t>
+            </w:r>
+            <w:proofErr w:type="spellEnd"/>
+          </w:p>
+          <w:p>
+            <w:pPr>
+              <w:bidi w:val="0"/>
+              <w:rPr>
+                <w:rFonts w:ascii="Fira Code" w:hAnsi="Fira Code" w:cs="Fira Code"/>
+                <w:color w:val="26221C"/>
+                <w:sz w:val="16"/>
+                <w:szCs w:val="16"/>
+                <w:shd w:val="clear" w:color="auto" w:fill="FFFFFF"/>
+              </w:rPr>
+            </w:pPr>
+            <w:r>
+              <w:rPr>
+                <w:rFonts w:ascii="Fira Code" w:hAnsi="Fira Code" w:cs="Fira Code"/>
+                <w:color w:val="26221C"/>
+                <w:sz w:val="16"/>
+                <w:szCs w:val="16"/>
+                <w:shd w:val="clear" w:color="auto" w:fill="FFFFFF"/>
+              </w:rPr>
+              <w:t xml:space="preserve">│   │   │   ├── </w:t>
+            </w:r>
+            <w:proofErr w:type="spellStart"/>
+            <w:r>
+              <w:rPr>
+                <w:rFonts w:ascii="Fira Code" w:hAnsi="Fira Code" w:cs="Fira Code"/>
+                <w:color w:val="26221C"/>
+                <w:sz w:val="16"/>
+                <w:szCs w:val="16"/>
+                <w:shd w:val="clear" w:color="auto" w:fill="FFFFFF"/>
+              </w:rPr>
+              <w:t>LoginForm.tsx</w:t>
+            </w:r>
+            <w:proofErr w:type="spellEnd"/>
+          </w:p>
+          <w:p>
+            <w:pPr>
+              <w:bidi w:val="0"/>
+              <w:rPr>
+                <w:rFonts w:ascii="Fira Code" w:hAnsi="Fira Code" w:cs="Fira Code"/>
+                <w:color w:val="26221C"/>
+                <w:sz w:val="16"/>
+                <w:szCs w:val="16"/>
+                <w:shd w:val="clear" w:color="auto" w:fill="FFFFFF"/>
+              </w:rPr>
+            </w:pPr>
+            <w:r>
+              <w:rPr>
+                <w:rFonts w:ascii="Fira Code" w:hAnsi="Fira Code" w:cs="Fira Code"/>
+                <w:color w:val="26221C"/>
+                <w:sz w:val="16"/>
+                <w:szCs w:val="16"/>
+                <w:shd w:val="clear" w:color="auto" w:fill="FFFFFF"/>
+              </w:rPr>
+              <w:t xml:space="preserve">│   │   │   └── </w:t>
+            </w:r>
+            <w:proofErr w:type="spellStart"/>
+            <w:r>
+              <w:rPr>
+                <w:rFonts w:ascii="Fira Code" w:hAnsi="Fira Code" w:cs="Fira Code"/>
+                <w:color w:val="26221C"/>
+                <w:sz w:val="16"/>
+                <w:szCs w:val="16"/>
+                <w:shd w:val="clear" w:color="auto" w:fill="FFFFFF"/>
+              </w:rPr>
+              <w:t>RegisterForm.tsx</w:t>
+            </w:r>
+            <w:proofErr w:type="spellEnd"/>
+          </w:p>
+          <w:p>
+            <w:pPr>
+              <w:bidi w:val="0"/>
+              <w:rPr>
+                <w:rFonts w:ascii="Fira Code" w:hAnsi="Fira Code" w:cs="Fira Code"/>
+                <w:color w:val="26221C"/>
+                <w:sz w:val="16"/>
+                <w:szCs w:val="16"/>
+                <w:shd w:val="clear" w:color="auto" w:fill="FFFFFF"/>
+              </w:rPr>
+            </w:pPr>
+            <w:r>
+              <w:rPr>
+                <w:rFonts w:ascii="Fira Code" w:hAnsi="Fira Code" w:cs="Fira Code"/>
+                <w:color w:val="26221C"/>
+                <w:sz w:val="16"/>
+                <w:szCs w:val="16"/>
+                <w:shd w:val="clear" w:color="auto" w:fill="FFFFFF"/>
+              </w:rPr>
+              <w:t xml:space="preserve">│   │   └── </w:t>
+            </w:r>
+            <w:r>
+              <w:rPr>
+                <w:rFonts w:ascii="Fira Code" w:hAnsi="Fira Code" w:cs="Fira Code"/>
+                <w:color w:val="BF4312"/>
+                <w:sz w:val="16"/>
+                <w:szCs w:val="16"/>
+                <w:bdr w:val="single" w:sz="2" w:space="0" w:color="E5E7EB" w:frame="1"/>
+              </w:rPr>
+              <w:t>services/</w:t>
+            </w:r>
+            <w:r>
+              <w:rPr>
+                <w:rFonts w:ascii="Fira Code" w:hAnsi="Fira Code" w:cs="Fira Code"/>
+                <w:color w:val="26221C"/>
+                <w:sz w:val="16"/>
+                <w:szCs w:val="16"/>
+                <w:shd w:val="clear" w:color="auto" w:fill="FFFFFF"/>
+              </w:rPr>
+              <w:t xml:space="preserve">               </w:t>
+            </w:r>
+          </w:p>
+          <w:p>
+            <w:pPr>
+              <w:bidi w:val="0"/>
+              <w:rPr>
+                <w:rFonts w:ascii="Fira Code" w:hAnsi="Fira Code" w:cs="Fira Code"/>
+                <w:color w:val="26221C"/>
+                <w:sz w:val="16"/>
+                <w:szCs w:val="16"/>
+                <w:shd w:val="clear" w:color="auto" w:fill="FFFFFF"/>
+              </w:rPr>
+            </w:pPr>
+            <w:r>
+              <w:rPr>
+                <w:rFonts w:ascii="Fira Code" w:hAnsi="Fira Code" w:cs="Fira Code"/>
+                <w:color w:val="26221C"/>
+                <w:sz w:val="16"/>
+                <w:szCs w:val="16"/>
+                <w:shd w:val="clear" w:color="auto" w:fill="FFFFFF"/>
+              </w:rPr>
+              <w:t xml:space="preserve">│   │       └── </w:t>
+            </w:r>
+            <w:proofErr w:type="spellStart"/>
+            <w:r>
+              <w:rPr>
+                <w:rFonts w:ascii="Fira Code" w:hAnsi="Fira Code" w:cs="Fira Code"/>
+                <w:color w:val="26221C"/>
+                <w:sz w:val="16"/>
+                <w:szCs w:val="16"/>
+                <w:shd w:val="clear" w:color="auto" w:fill="FFFFFF"/>
+              </w:rPr>
+              <w:t>auth.service.ts</w:t>
+            </w:r>
+            <w:proofErr w:type="spellEnd"/>
+            <w:r>
+              <w:rPr>
+                <w:rFonts w:ascii="Fira Code" w:hAnsi="Fira Code" w:cs="Fira Code"/>
+                <w:color w:val="26221C"/>
+                <w:sz w:val="16"/>
+                <w:szCs w:val="16"/>
+                <w:shd w:val="clear" w:color="auto" w:fill="FFFFFF"/>
+              </w:rPr>
+              <w:t xml:space="preserve">     </w:t>
+            </w:r>
+          </w:p>
+          <w:p>
+            <w:pPr>
+              <w:bidi w:val="0"/>
+              <w:rPr>
+                <w:rFonts w:ascii="Fira Code" w:hAnsi="Fira Code" w:cs="Fira Code"/>
+                <w:color w:val="26221C"/>
+                <w:sz w:val="16"/>
+                <w:szCs w:val="16"/>
+                <w:shd w:val="clear" w:color="auto" w:fill="FFFFFF"/>
+              </w:rPr>
+            </w:pPr>
+            <w:r>
+              <w:rPr>
+                <w:rFonts w:ascii="Fira Code" w:hAnsi="Fira Code" w:cs="Fira Code"/>
+                <w:color w:val="26221C"/>
+                <w:sz w:val="16"/>
+                <w:szCs w:val="16"/>
+                <w:shd w:val="clear" w:color="auto" w:fill="FFFFFF"/>
+              </w:rPr>
+              <w:t>│   │</w:t>
+            </w:r>
+          </w:p>
+          <w:p>
+            <w:pPr>
+              <w:bidi w:val="0"/>
+              <w:rPr>
+                <w:rFonts w:ascii="Fira Code" w:hAnsi="Fira Code" w:cs="Fira Code"/>
+                <w:color w:val="26221C"/>
+                <w:sz w:val="16"/>
+                <w:szCs w:val="16"/>
+                <w:shd w:val="clear" w:color="auto" w:fill="FFFFFF"/>
+              </w:rPr>
+            </w:pPr>
+            <w:r>
+              <w:rPr>
+                <w:rFonts w:ascii="Fira Code" w:hAnsi="Fira Code" w:cs="Fira Code"/>
+                <w:color w:val="26221C"/>
+                <w:sz w:val="16"/>
+                <w:szCs w:val="16"/>
+                <w:shd w:val="clear" w:color="auto" w:fill="FFFFFF"/>
+              </w:rPr>
+              <w:t xml:space="preserve">│   ├── </w:t>
+            </w:r>
+            <w:r>
+              <w:rPr>
+                <w:rFonts w:ascii="Fira Code" w:hAnsi="Fira Code" w:cs="Fira Code"/>
+                <w:color w:val="BF4312"/>
+                <w:sz w:val="16"/>
+                <w:szCs w:val="16"/>
+                <w:bdr w:val="single" w:sz="2" w:space="0" w:color="E5E7EB" w:frame="1"/>
+              </w:rPr>
+              <w:t>dashboard/</w:t>
+            </w:r>
+          </w:p>
+          <w:p>
+            <w:pPr>
+              <w:bidi w:val="0"/>
+              <w:rPr>
+                <w:rFonts w:ascii="Fira Code" w:hAnsi="Fira Code" w:cs="Fira Code"/>
+                <w:color w:val="26221C"/>
+                <w:sz w:val="16"/>
+                <w:szCs w:val="16"/>
+                <w:shd w:val="clear" w:color="auto" w:fill="FFFFFF"/>
+              </w:rPr>
+            </w:pPr>
+            <w:r>
+              <w:rPr>
+                <w:rFonts w:ascii="Fira Code" w:hAnsi="Fira Code" w:cs="Fira Code"/>
+                <w:color w:val="26221C"/>
+                <w:sz w:val="16"/>
+                <w:szCs w:val="16"/>
+                <w:shd w:val="clear" w:color="auto" w:fill="FFFFFF"/>
+              </w:rPr>
+              <w:t xml:space="preserve">│   │   ├── </w:t>
+            </w:r>
+            <w:proofErr w:type="spellStart"/>
+            <w:r>
+              <w:rPr>
+                <w:rFonts w:ascii="Fira Code" w:hAnsi="Fira Code" w:cs="Fira Code"/>
+                <w:color w:val="26221C"/>
+                <w:sz w:val="16"/>
+                <w:szCs w:val="16"/>
+                <w:shd w:val="clear" w:color="auto" w:fill="FFFFFF"/>
+              </w:rPr>
+              <w:t>DashboardPage.tsx</w:t>
+            </w:r>
+            <w:proofErr w:type="spellEnd"/>
+          </w:p>
+          <w:p>
+            <w:pPr>
+              <w:bidi w:val="0"/>
+              <w:rPr>
+                <w:rFonts w:ascii="Fira Code" w:hAnsi="Fira Code" w:cs="Fira Code"/>
+                <w:color w:val="26221C"/>
+                <w:sz w:val="16"/>
+                <w:szCs w:val="16"/>
+                <w:shd w:val="clear" w:color="auto" w:fill="FFFFFF"/>
+              </w:rPr>
+            </w:pPr>
+            <w:r>
+              <w:rPr>
+                <w:rFonts w:ascii="Fira Code" w:hAnsi="Fira Code" w:cs="Fira Code"/>
+                <w:color w:val="26221C"/>
+                <w:sz w:val="16"/>
+                <w:szCs w:val="16"/>
+                <w:shd w:val="clear" w:color="auto" w:fill="FFFFFF"/>
+              </w:rPr>
+              <w:t xml:space="preserve">│   │   └── </w:t>
+            </w:r>
+            <w:r>
+              <w:rPr>
+                <w:rFonts w:ascii="Fira Code" w:hAnsi="Fira Code" w:cs="Fira Code"/>
+                <w:color w:val="BF4312"/>
+                <w:sz w:val="16"/>
+                <w:szCs w:val="16"/>
+                <w:bdr w:val="single" w:sz="2" w:space="0" w:color="E5E7EB" w:frame="1"/>
+              </w:rPr>
+              <w:t>components/</w:t>
+            </w:r>
+          </w:p>
+          <w:p>
+            <w:pPr>
+              <w:bidi w:val="0"/>
+              <w:rPr>
+                <w:rFonts w:ascii="Fira Code" w:hAnsi="Fira Code" w:cs="Fira Code"/>
+                <w:color w:val="26221C"/>
+                <w:sz w:val="16"/>
+                <w:szCs w:val="16"/>
+                <w:shd w:val="clear" w:color="auto" w:fill="FFFFFF"/>
+              </w:rPr>
+            </w:pPr>
+            <w:r>
+              <w:rPr>
+                <w:rFonts w:ascii="Fira Code" w:hAnsi="Fira Code" w:cs="Fira Code"/>
+                <w:color w:val="26221C"/>
+                <w:sz w:val="16"/>
+                <w:szCs w:val="16"/>
+                <w:shd w:val="clear" w:color="auto" w:fill="FFFFFF"/>
+              </w:rPr>
+              <w:t xml:space="preserve">│   │       ├── </w:t>
+            </w:r>
+            <w:proofErr w:type="spellStart"/>
+            <w:r>
+              <w:rPr>
+                <w:rFonts w:ascii="Fira Code" w:hAnsi="Fira Code" w:cs="Fira Code"/>
+                <w:color w:val="26221C"/>
+                <w:sz w:val="16"/>
+                <w:szCs w:val="16"/>
+                <w:shd w:val="clear" w:color="auto" w:fill="FFFFFF"/>
+              </w:rPr>
+              <w:t>StatCard.tsx</w:t>
+            </w:r>
+            <w:proofErr w:type="spellEnd"/>
+          </w:p>
+          <w:p>
+            <w:pPr>
+              <w:bidi w:val="0"/>
+              <w:rPr>
+                <w:rFonts w:ascii="Fira Code" w:hAnsi="Fira Code" w:cs="Fira Code"/>
+                <w:color w:val="26221C"/>
+                <w:sz w:val="16"/>
+                <w:szCs w:val="16"/>
+                <w:shd w:val="clear" w:color="auto" w:fill="FFFFFF"/>
+              </w:rPr>
+            </w:pPr>
+            <w:r>
+              <w:rPr>
+                <w:rFonts w:ascii="Fira Code" w:hAnsi="Fira Code" w:cs="Fira Code"/>
+                <w:color w:val="26221C"/>
+                <w:sz w:val="16"/>
+                <w:szCs w:val="16"/>
+                <w:shd w:val="clear" w:color="auto" w:fill="FFFFFF"/>
+              </w:rPr>
+              <w:t xml:space="preserve">│   │       ├── </w:t>
+            </w:r>
+            <w:proofErr w:type="spellStart"/>
+            <w:r>
+              <w:rPr>
+                <w:rFonts w:ascii="Fira Code" w:hAnsi="Fira Code" w:cs="Fira Code"/>
+                <w:color w:val="26221C"/>
+                <w:sz w:val="16"/>
+                <w:szCs w:val="16"/>
+                <w:shd w:val="clear" w:color="auto" w:fill="FFFFFF"/>
+              </w:rPr>
+              <w:t>FilterBar.tsx</w:t>
+            </w:r>
+            <w:proofErr w:type="spellEnd"/>
+          </w:p>
+          <w:p>
+            <w:pPr>
+              <w:bidi w:val="0"/>
+              <w:rPr>
+                <w:rFonts w:ascii="Fira Code" w:hAnsi="Fira Code" w:cs="Fira Code"/>
+                <w:color w:val="26221C"/>
+                <w:sz w:val="16"/>
+                <w:szCs w:val="16"/>
+                <w:shd w:val="clear" w:color="auto" w:fill="FFFFFF"/>
+              </w:rPr>
+            </w:pPr>
+            <w:r>
+              <w:rPr>
+                <w:rFonts w:ascii="Fira Code" w:hAnsi="Fira Code" w:cs="Fira Code"/>
+                <w:color w:val="26221C"/>
+                <w:sz w:val="16"/>
+                <w:szCs w:val="16"/>
+                <w:shd w:val="clear" w:color="auto" w:fill="FFFFFF"/>
+              </w:rPr>
+              <w:t xml:space="preserve">│   │       ├── </w:t>
+            </w:r>
+            <w:proofErr w:type="spellStart"/>
+            <w:r>
+              <w:rPr>
+                <w:rFonts w:ascii="Fira Code" w:hAnsi="Fira Code" w:cs="Fira Code"/>
+                <w:color w:val="26221C"/>
+                <w:sz w:val="16"/>
+                <w:szCs w:val="16"/>
+                <w:shd w:val="clear" w:color="auto" w:fill="FFFFFF"/>
+              </w:rPr>
+              <w:t>IncidentTable.tsx</w:t>
+            </w:r>
+            <w:proofErr w:type="spellEnd"/>
+          </w:p>
+          <w:p>
+            <w:pPr>
+              <w:bidi w:val="0"/>
+              <w:rPr>
+                <w:rFonts w:ascii="Fira Code" w:hAnsi="Fira Code" w:cs="Fira Code"/>
+                <w:color w:val="26221C"/>
+                <w:sz w:val="16"/>
+                <w:szCs w:val="16"/>
+                <w:shd w:val="clear" w:color="auto" w:fill="FFFFFF"/>
+              </w:rPr>
+            </w:pPr>
+            <w:r>
+              <w:rPr>
+                <w:rFonts w:ascii="Fira Code" w:hAnsi="Fira Code" w:cs="Fira Code"/>
+                <w:color w:val="26221C"/>
+                <w:sz w:val="16"/>
+                <w:szCs w:val="16"/>
+                <w:shd w:val="clear" w:color="auto" w:fill="FFFFFF"/>
+              </w:rPr>
+              <w:t xml:space="preserve">│   │       ├── </w:t>
+            </w:r>
+            <w:proofErr w:type="spellStart"/>
+            <w:r>
+              <w:rPr>
+                <w:rFonts w:ascii="Fira Code" w:hAnsi="Fira Code" w:cs="Fira Code"/>
+                <w:color w:val="26221C"/>
+                <w:sz w:val="16"/>
+                <w:szCs w:val="16"/>
+                <w:shd w:val="clear" w:color="auto" w:fill="FFFFFF"/>
+              </w:rPr>
+              <w:t>IncidentRow.tsx</w:t>
+            </w:r>
+            <w:proofErr w:type="spellEnd"/>
+          </w:p>
+          <w:p>
+            <w:pPr>
+              <w:bidi w:val="0"/>
+              <w:rPr>
+                <w:rFonts w:ascii="Fira Code" w:hAnsi="Fira Code" w:cs="Fira Code"/>
+                <w:color w:val="26221C"/>
+                <w:sz w:val="16"/>
+                <w:szCs w:val="16"/>
+                <w:shd w:val="clear" w:color="auto" w:fill="FFFFFF"/>
+              </w:rPr>
+            </w:pPr>
+            <w:r>
+              <w:rPr>
+                <w:rFonts w:ascii="Fira Code" w:hAnsi="Fira Code" w:cs="Fira Code"/>
+                <w:color w:val="26221C"/>
+                <w:sz w:val="16"/>
+                <w:szCs w:val="16"/>
+                <w:shd w:val="clear" w:color="auto" w:fill="FFFFFF"/>
+              </w:rPr>
+              <w:t xml:space="preserve">│   │       └── </w:t>
+            </w:r>
+            <w:proofErr w:type="spellStart"/>
+            <w:r>
+              <w:rPr>
+                <w:rFonts w:ascii="Fira Code" w:hAnsi="Fira Code" w:cs="Fira Code"/>
+                <w:color w:val="26221C"/>
+                <w:sz w:val="16"/>
+                <w:szCs w:val="16"/>
+                <w:shd w:val="clear" w:color="auto" w:fill="FFFFFF"/>
+              </w:rPr>
+              <w:t>IncidentDetailModal.tsx</w:t>
+            </w:r>
+            <w:proofErr w:type="spellEnd"/>
+          </w:p>
+          <w:p>
+            <w:pPr>
+              <w:bidi w:val="0"/>
+              <w:rPr>
+                <w:rFonts w:ascii="Fira Code" w:hAnsi="Fira Code" w:cs="Fira Code"/>
+                <w:color w:val="26221C"/>
+                <w:sz w:val="16"/>
+                <w:szCs w:val="16"/>
+                <w:shd w:val="clear" w:color="auto" w:fill="FFFFFF"/>
+              </w:rPr>
+            </w:pPr>
+            <w:r>
+              <w:rPr>
+                <w:rFonts w:ascii="Fira Code" w:hAnsi="Fira Code" w:cs="Fira Code"/>
+                <w:color w:val="26221C"/>
+                <w:sz w:val="16"/>
+                <w:szCs w:val="16"/>
+                <w:shd w:val="clear" w:color="auto" w:fill="FFFFFF"/>
+              </w:rPr>
+              <w:t>│   │</w:t>
+            </w:r>
+          </w:p>
+          <w:p>
+            <w:pPr>
+              <w:bidi w:val="0"/>
+              <w:rPr>
+                <w:rFonts w:ascii="Fira Code" w:hAnsi="Fira Code" w:cs="Fira Code"/>
+                <w:color w:val="26221C"/>
+                <w:sz w:val="16"/>
+                <w:szCs w:val="16"/>
+                <w:shd w:val="clear" w:color="auto" w:fill="FFFFFF"/>
+              </w:rPr>
+            </w:pPr>
+            <w:r>
+              <w:rPr>
+                <w:rFonts w:ascii="Fira Code" w:hAnsi="Fira Code" w:cs="Fira Code"/>
+                <w:color w:val="26221C"/>
+                <w:sz w:val="16"/>
+                <w:szCs w:val="16"/>
+                <w:shd w:val="clear" w:color="auto" w:fill="FFFFFF"/>
+              </w:rPr>
+              <w:t xml:space="preserve">│   ├── </w:t>
+            </w:r>
+            <w:r>
+              <w:rPr>
+                <w:rFonts w:ascii="Fira Code" w:hAnsi="Fira Code" w:cs="Fira Code"/>
+                <w:color w:val="BF4312"/>
+                <w:sz w:val="16"/>
+                <w:szCs w:val="16"/>
+                <w:bdr w:val="single" w:sz="2" w:space="0" w:color="E5E7EB" w:frame="1"/>
+              </w:rPr>
+              <w:t>session/</w:t>
+            </w:r>
+            <w:r>
+              <w:rPr>
+                <w:rFonts w:ascii="Fira Code" w:hAnsi="Fira Code" w:cs="Fira Code"/>
+                <w:color w:val="26221C"/>
+                <w:sz w:val="16"/>
+                <w:szCs w:val="16"/>
+                <w:shd w:val="clear" w:color="auto" w:fill="FFFFFF"/>
+              </w:rPr>
+              <w:t xml:space="preserve">                    </w:t>
+            </w:r>
+          </w:p>
+          <w:p>
+            <w:pPr>
+              <w:bidi w:val="0"/>
+              <w:rPr>
+                <w:rFonts w:ascii="Fira Code" w:hAnsi="Fira Code" w:cs="Fira Code"/>
+                <w:color w:val="26221C"/>
+                <w:sz w:val="16"/>
+                <w:szCs w:val="16"/>
+                <w:shd w:val="clear" w:color="auto" w:fill="FFFFFF"/>
+              </w:rPr>
+            </w:pPr>
+            <w:r>
+              <w:rPr>
+                <w:rFonts w:ascii="Fira Code" w:hAnsi="Fira Code" w:cs="Fira Code"/>
+                <w:color w:val="26221C"/>
+                <w:sz w:val="16"/>
+                <w:szCs w:val="16"/>
+                <w:shd w:val="clear" w:color="auto" w:fill="FFFFFF"/>
+              </w:rPr>
+              <w:t xml:space="preserve">│   │   ├── </w:t>
+            </w:r>
+            <w:proofErr w:type="spellStart"/>
+            <w:r>
+              <w:rPr>
+                <w:rFonts w:ascii="Fira Code" w:hAnsi="Fira Code" w:cs="Fira Code"/>
+                <w:color w:val="26221C"/>
+                <w:sz w:val="16"/>
+                <w:szCs w:val="16"/>
+                <w:shd w:val="clear" w:color="auto" w:fill="FFFFFF"/>
+              </w:rPr>
+              <w:t>SessionPage.tsx</w:t>
+            </w:r>
+            <w:proofErr w:type="spellEnd"/>
+          </w:p>
+          <w:p>
+            <w:pPr>
+              <w:bidi w:val="0"/>
+              <w:rPr>
+                <w:rFonts w:ascii="Fira Code" w:hAnsi="Fira Code" w:cs="Fira Code"/>
+                <w:color w:val="26221C"/>
+                <w:sz w:val="16"/>
+                <w:szCs w:val="16"/>
+                <w:shd w:val="clear" w:color="auto" w:fill="FFFFFF"/>
+              </w:rPr>
+            </w:pPr>
+            <w:r>
+              <w:rPr>
+                <w:rFonts w:ascii="Fira Code" w:hAnsi="Fira Code" w:cs="Fira Code"/>
+                <w:color w:val="26221C"/>
+                <w:sz w:val="16"/>
+                <w:szCs w:val="16"/>
+                <w:shd w:val="clear" w:color="auto" w:fill="FFFFFF"/>
+              </w:rPr>
+              <w:t xml:space="preserve">│   │   ├── </w:t>
+            </w:r>
+            <w:r>
+              <w:rPr>
+                <w:rFonts w:ascii="Fira Code" w:hAnsi="Fira Code" w:cs="Fira Code"/>
+                <w:color w:val="BF4312"/>
+                <w:sz w:val="16"/>
+                <w:szCs w:val="16"/>
+                <w:bdr w:val="single" w:sz="2" w:space="0" w:color="E5E7EB" w:frame="1"/>
+              </w:rPr>
+              <w:t>components/</w:t>
+            </w:r>
+          </w:p>
+          <w:p>
+            <w:pPr>
+              <w:bidi w:val="0"/>
+              <w:rPr>
+                <w:rFonts w:ascii="Fira Code" w:hAnsi="Fira Code" w:cs="Fira Code"/>
+                <w:color w:val="26221C"/>
+                <w:sz w:val="16"/>
+                <w:szCs w:val="16"/>
+                <w:shd w:val="clear" w:color="auto" w:fill="FFFFFF"/>
+              </w:rPr>
+            </w:pPr>
+            <w:r>
+              <w:rPr>
+                <w:rFonts w:ascii="Fira Code" w:hAnsi="Fira Code" w:cs="Fira Code"/>
+                <w:color w:val="26221C"/>
+                <w:sz w:val="16"/>
+                <w:szCs w:val="16"/>
+                <w:shd w:val="clear" w:color="auto" w:fill="FFFFFF"/>
+              </w:rPr>
+              <w:t xml:space="preserve">│   │   │   ├── </w:t>
+            </w:r>
+            <w:proofErr w:type="spellStart"/>
+            <w:r>
+              <w:rPr>
+                <w:rFonts w:ascii="Fira Code" w:hAnsi="Fira Code" w:cs="Fira Code"/>
+                <w:color w:val="26221C"/>
+                <w:sz w:val="16"/>
+                <w:szCs w:val="16"/>
+                <w:shd w:val="clear" w:color="auto" w:fill="FFFFFF"/>
+              </w:rPr>
+              <w:t>SessionHeader.tsx</w:t>
+            </w:r>
+            <w:proofErr w:type="spellEnd"/>
+          </w:p>
+          <w:p>
+            <w:pPr>
+              <w:bidi w:val="0"/>
+              <w:rPr>
+                <w:rFonts w:ascii="Fira Code" w:hAnsi="Fira Code" w:cs="Fira Code"/>
+                <w:color w:val="26221C"/>
+                <w:sz w:val="16"/>
+                <w:szCs w:val="16"/>
+                <w:shd w:val="clear" w:color="auto" w:fill="FFFFFF"/>
+              </w:rPr>
+            </w:pPr>
+            <w:r>
+              <w:rPr>
+                <w:rFonts w:ascii="Fira Code" w:hAnsi="Fira Code" w:cs="Fira Code"/>
+                <w:color w:val="26221C"/>
+                <w:sz w:val="16"/>
+                <w:szCs w:val="16"/>
+                <w:shd w:val="clear" w:color="auto" w:fill="FFFFFF"/>
+              </w:rPr>
+              <w:t xml:space="preserve">│   │   │   ├── </w:t>
+            </w:r>
+            <w:proofErr w:type="spellStart"/>
+            <w:r>
+              <w:rPr>
+                <w:rFonts w:ascii="Fira Code" w:hAnsi="Fira Code" w:cs="Fira Code"/>
+                <w:color w:val="26221C"/>
+                <w:sz w:val="16"/>
+                <w:szCs w:val="16"/>
+                <w:shd w:val="clear" w:color="auto" w:fill="FFFFFF"/>
+              </w:rPr>
+              <w:t>PanelShell.tsx</w:t>
+            </w:r>
+            <w:proofErr w:type="spellEnd"/>
+          </w:p>
+          <w:p>
+            <w:pPr>
+              <w:bidi w:val="0"/>
+              <w:rPr>
+                <w:rFonts w:ascii="Fira Code" w:hAnsi="Fira Code" w:cs="Fira Code"/>
+                <w:color w:val="26221C"/>
+                <w:sz w:val="16"/>
+                <w:szCs w:val="16"/>
+                <w:shd w:val="clear" w:color="auto" w:fill="FFFFFF"/>
+              </w:rPr>
+            </w:pPr>
+            <w:r>
+              <w:rPr>
+                <w:rFonts w:ascii="Fira Code" w:hAnsi="Fira Code" w:cs="Fira Code"/>
+                <w:color w:val="26221C"/>
+                <w:sz w:val="16"/>
+                <w:szCs w:val="16"/>
+                <w:shd w:val="clear" w:color="auto" w:fill="FFFFFF"/>
+              </w:rPr>
+              <w:t xml:space="preserve">│   │   │   ├── </w:t>
+            </w:r>
+            <w:proofErr w:type="spellStart"/>
+            <w:r>
+              <w:rPr>
+                <w:rFonts w:ascii="Fira Code" w:hAnsi="Fira Code" w:cs="Fira Code"/>
+                <w:color w:val="BF4312"/>
+                <w:sz w:val="16"/>
+                <w:szCs w:val="16"/>
+                <w:bdr w:val="single" w:sz="2" w:space="0" w:color="E5E7EB" w:frame="1"/>
+              </w:rPr>
+              <w:t>ProtocolPanel</w:t>
+            </w:r>
+            <w:proofErr w:type="spellEnd"/>
+            <w:r>
+              <w:rPr>
+                <w:rFonts w:ascii="Fira Code" w:hAnsi="Fira Code" w:cs="Fira Code"/>
+                <w:color w:val="BF4312"/>
+                <w:sz w:val="16"/>
+                <w:szCs w:val="16"/>
+                <w:bdr w:val="single" w:sz="2" w:space="0" w:color="E5E7EB" w:frame="1"/>
+              </w:rPr>
+              <w:t>/</w:t>
+            </w:r>
+          </w:p>
+          <w:p>
+            <w:pPr>
+              <w:bidi w:val="0"/>
+              <w:rPr>
+                <w:rFonts w:ascii="Fira Code" w:hAnsi="Fira Code" w:cs="Fira Code"/>
+                <w:color w:val="26221C"/>
+                <w:sz w:val="16"/>
+                <w:szCs w:val="16"/>
+                <w:shd w:val="clear" w:color="auto" w:fill="FFFFFF"/>
+              </w:rPr>
+            </w:pPr>
+            <w:r>
+              <w:rPr>
+                <w:rFonts w:ascii="Fira Code" w:hAnsi="Fira Code" w:cs="Fira Code"/>
+                <w:color w:val="26221C"/>
+                <w:sz w:val="16"/>
+                <w:szCs w:val="16"/>
+                <w:shd w:val="clear" w:color="auto" w:fill="FFFFFF"/>
+              </w:rPr>
+              <w:t xml:space="preserve">│   │   │   │   ├── </w:t>
+            </w:r>
+            <w:proofErr w:type="spellStart"/>
+            <w:r>
+              <w:rPr>
+                <w:rFonts w:ascii="Fira Code" w:hAnsi="Fira Code" w:cs="Fira Code"/>
+                <w:color w:val="26221C"/>
+                <w:sz w:val="16"/>
+                <w:szCs w:val="16"/>
+                <w:shd w:val="clear" w:color="auto" w:fill="FFFFFF"/>
+              </w:rPr>
+              <w:t>index.tsx</w:t>
+            </w:r>
+            <w:proofErr w:type="spellEnd"/>
+          </w:p>
+          <w:p>
+            <w:pPr>
+              <w:bidi w:val="0"/>
+              <w:rPr>
+                <w:rFonts w:ascii="Fira Code" w:hAnsi="Fira Code" w:cs="Fira Code"/>
+                <w:color w:val="26221C"/>
+                <w:sz w:val="16"/>
+                <w:szCs w:val="16"/>
+                <w:shd w:val="clear" w:color="auto" w:fill="FFFFFF"/>
+              </w:rPr>
+            </w:pPr>
+            <w:r>
+              <w:rPr>
+                <w:rFonts w:ascii="Fira Code" w:hAnsi="Fira Code" w:cs="Fira Code"/>
+                <w:color w:val="26221C"/>
+                <w:sz w:val="16"/>
+                <w:szCs w:val="16"/>
+                <w:shd w:val="clear" w:color="auto" w:fill="FFFFFF"/>
+              </w:rPr>
+              <w:t xml:space="preserve">│   │   │   │   ├── </w:t>
+            </w:r>
+            <w:proofErr w:type="spellStart"/>
+            <w:r>
+              <w:rPr>
+                <w:rFonts w:ascii="Fira Code" w:hAnsi="Fira Code" w:cs="Fira Code"/>
+                <w:color w:val="26221C"/>
+                <w:sz w:val="16"/>
+                <w:szCs w:val="16"/>
+                <w:shd w:val="clear" w:color="auto" w:fill="FFFFFF"/>
+              </w:rPr>
+              <w:t>ACLSFlowchart.tsx</w:t>
+            </w:r>
+            <w:proofErr w:type="spellEnd"/>
+          </w:p>
+          <w:p>
+            <w:pPr>
+              <w:bidi w:val="0"/>
+              <w:rPr>
+                <w:rFonts w:ascii="Fira Code" w:hAnsi="Fira Code" w:cs="Fira Code"/>
+                <w:color w:val="26221C"/>
+                <w:sz w:val="16"/>
+                <w:szCs w:val="16"/>
+                <w:shd w:val="clear" w:color="auto" w:fill="FFFFFF"/>
+              </w:rPr>
+            </w:pPr>
+            <w:r>
+              <w:rPr>
+                <w:rFonts w:ascii="Fira Code" w:hAnsi="Fira Code" w:cs="Fira Code"/>
+                <w:color w:val="26221C"/>
+                <w:sz w:val="16"/>
+                <w:szCs w:val="16"/>
+                <w:shd w:val="clear" w:color="auto" w:fill="FFFFFF"/>
+              </w:rPr>
+              <w:t xml:space="preserve">│   │   │   │   └── </w:t>
+            </w:r>
+            <w:proofErr w:type="spellStart"/>
+            <w:r>
+              <w:rPr>
+                <w:rFonts w:ascii="Fira Code" w:hAnsi="Fira Code" w:cs="Fira Code"/>
+                <w:color w:val="26221C"/>
+                <w:sz w:val="16"/>
+                <w:szCs w:val="16"/>
+                <w:shd w:val="clear" w:color="auto" w:fill="FFFFFF"/>
+              </w:rPr>
+              <w:t>FlowNode.tsx</w:t>
+            </w:r>
+            <w:proofErr w:type="spellEnd"/>
+          </w:p>
+          <w:p>
+            <w:pPr>
+              <w:bidi w:val="0"/>
+              <w:rPr>
+                <w:rFonts w:ascii="Fira Code" w:hAnsi="Fira Code" w:cs="Fira Code"/>
+                <w:color w:val="26221C"/>
+                <w:sz w:val="16"/>
+                <w:szCs w:val="16"/>
+                <w:shd w:val="clear" w:color="auto" w:fill="FFFFFF"/>
+              </w:rPr>
+            </w:pPr>
+            <w:r>
+              <w:rPr>
+                <w:rFonts w:ascii="Fira Code" w:hAnsi="Fira Code" w:cs="Fira Code"/>
+                <w:color w:val="26221C"/>
+                <w:sz w:val="16"/>
+                <w:szCs w:val="16"/>
+                <w:shd w:val="clear" w:color="auto" w:fill="FFFFFF"/>
+              </w:rPr>
+              <w:t xml:space="preserve">│   │   │   ├── </w:t>
+            </w:r>
+            <w:proofErr w:type="spellStart"/>
+            <w:r>
+              <w:rPr>
+                <w:rFonts w:ascii="Fira Code" w:hAnsi="Fira Code" w:cs="Fira Code"/>
+                <w:color w:val="BF4312"/>
+                <w:sz w:val="16"/>
+                <w:szCs w:val="16"/>
+                <w:bdr w:val="single" w:sz="2" w:space="0" w:color="E5E7EB" w:frame="1"/>
+              </w:rPr>
+              <w:t>TranscriptPanel</w:t>
+            </w:r>
+            <w:proofErr w:type="spellEnd"/>
+            <w:r>
+              <w:rPr>
+                <w:rFonts w:ascii="Fira Code" w:hAnsi="Fira Code" w:cs="Fira Code"/>
+                <w:color w:val="BF4312"/>
+                <w:sz w:val="16"/>
+                <w:szCs w:val="16"/>
+                <w:bdr w:val="single" w:sz="2" w:space="0" w:color="E5E7EB" w:frame="1"/>
+              </w:rPr>
+              <w:t>/</w:t>
+            </w:r>
+          </w:p>
+          <w:p>
+            <w:pPr>
+              <w:bidi w:val="0"/>
+              <w:rPr>
+                <w:rFonts w:ascii="Fira Code" w:hAnsi="Fira Code" w:cs="Fira Code"/>
+                <w:color w:val="26221C"/>
+                <w:sz w:val="16"/>
+                <w:szCs w:val="16"/>
+                <w:shd w:val="clear" w:color="auto" w:fill="FFFFFF"/>
+              </w:rPr>
+            </w:pPr>
+            <w:r>
+              <w:rPr>
+                <w:rFonts w:ascii="Fira Code" w:hAnsi="Fira Code" w:cs="Fira Code"/>
+                <w:color w:val="26221C"/>
+                <w:sz w:val="16"/>
+                <w:szCs w:val="16"/>
+                <w:shd w:val="clear" w:color="auto" w:fill="FFFFFF"/>
+              </w:rPr>
+              <w:t xml:space="preserve">│   │   │   │   ├── </w:t>
+            </w:r>
+            <w:proofErr w:type="spellStart"/>
+            <w:r>
+              <w:rPr>
+                <w:rFonts w:ascii="Fira Code" w:hAnsi="Fira Code" w:cs="Fira Code"/>
+                <w:color w:val="26221C"/>
+                <w:sz w:val="16"/>
+                <w:szCs w:val="16"/>
+                <w:shd w:val="clear" w:color="auto" w:fill="FFFFFF"/>
+              </w:rPr>
+              <w:t>index.tsx</w:t>
+            </w:r>
+            <w:proofErr w:type="spellEnd"/>
+          </w:p>
+          <w:p>
+            <w:pPr>
+              <w:bidi w:val="0"/>
+              <w:rPr>
+                <w:rFonts w:ascii="Fira Code" w:hAnsi="Fira Code" w:cs="Fira Code"/>
+                <w:color w:val="26221C"/>
+                <w:sz w:val="16"/>
+                <w:szCs w:val="16"/>
+                <w:shd w:val="clear" w:color="auto" w:fill="FFFFFF"/>
+              </w:rPr>
+            </w:pPr>
+            <w:r>
+              <w:rPr>
+                <w:rFonts w:ascii="Fira Code" w:hAnsi="Fira Code" w:cs="Fira Code"/>
+                <w:color w:val="26221C"/>
+                <w:sz w:val="16"/>
+                <w:szCs w:val="16"/>
+                <w:shd w:val="clear" w:color="auto" w:fill="FFFFFF"/>
+              </w:rPr>
+              <w:t xml:space="preserve">│   │   │   │   ├── </w:t>
+            </w:r>
+            <w:proofErr w:type="spellStart"/>
+            <w:r>
+              <w:rPr>
+                <w:rFonts w:ascii="Fira Code" w:hAnsi="Fira Code" w:cs="Fira Code"/>
+                <w:color w:val="26221C"/>
+                <w:sz w:val="16"/>
+                <w:szCs w:val="16"/>
+                <w:shd w:val="clear" w:color="auto" w:fill="FFFFFF"/>
+              </w:rPr>
+              <w:t>TranscriptEntry.tsx</w:t>
+            </w:r>
+            <w:proofErr w:type="spellEnd"/>
+          </w:p>
+          <w:p>
+            <w:pPr>
+              <w:bidi w:val="0"/>
+              <w:rPr>
+                <w:rFonts w:ascii="Fira Code" w:hAnsi="Fira Code" w:cs="Fira Code"/>
+                <w:color w:val="26221C"/>
+                <w:sz w:val="16"/>
+                <w:szCs w:val="16"/>
+                <w:shd w:val="clear" w:color="auto" w:fill="FFFFFF"/>
+              </w:rPr>
+            </w:pPr>
+            <w:r>
+              <w:rPr>
+                <w:rFonts w:ascii="Fira Code" w:hAnsi="Fira Code" w:cs="Fira Code"/>
+                <w:color w:val="26221C"/>
+                <w:sz w:val="16"/>
+                <w:szCs w:val="16"/>
+                <w:shd w:val="clear" w:color="auto" w:fill="FFFFFF"/>
+              </w:rPr>
+              <w:t xml:space="preserve">│   │   │   │   └── </w:t>
+            </w:r>
+            <w:proofErr w:type="spellStart"/>
+            <w:r>
+              <w:rPr>
+                <w:rFonts w:ascii="Fira Code" w:hAnsi="Fira Code" w:cs="Fira Code"/>
+                <w:color w:val="26221C"/>
+                <w:sz w:val="16"/>
+                <w:szCs w:val="16"/>
+                <w:shd w:val="clear" w:color="auto" w:fill="FFFFFF"/>
+              </w:rPr>
+              <w:t>RecordingControls.tsx</w:t>
+            </w:r>
+            <w:proofErr w:type="spellEnd"/>
+          </w:p>
+          <w:p>
+            <w:pPr>
+              <w:bidi w:val="0"/>
+              <w:rPr>
+                <w:rFonts w:ascii="Fira Code" w:hAnsi="Fira Code" w:cs="Fira Code"/>
+                <w:color w:val="26221C"/>
+                <w:sz w:val="16"/>
+                <w:szCs w:val="16"/>
+                <w:shd w:val="clear" w:color="auto" w:fill="FFFFFF"/>
+              </w:rPr>
+            </w:pPr>
+            <w:r>
+              <w:rPr>
+                <w:rFonts w:ascii="Fira Code" w:hAnsi="Fira Code" w:cs="Fira Code"/>
+                <w:color w:val="26221C"/>
+                <w:sz w:val="16"/>
+                <w:szCs w:val="16"/>
+                <w:shd w:val="clear" w:color="auto" w:fill="FFFFFF"/>
+              </w:rPr>
+              <w:t xml:space="preserve">│   │   │   └── </w:t>
+            </w:r>
+            <w:proofErr w:type="spellStart"/>
+            <w:r>
+              <w:rPr>
+                <w:rFonts w:ascii="Fira Code" w:hAnsi="Fira Code" w:cs="Fira Code"/>
+                <w:color w:val="BF4312"/>
+                <w:sz w:val="16"/>
+                <w:szCs w:val="16"/>
+                <w:bdr w:val="single" w:sz="2" w:space="0" w:color="E5E7EB" w:frame="1"/>
+              </w:rPr>
+              <w:t>SummaryPanel</w:t>
+            </w:r>
+            <w:proofErr w:type="spellEnd"/>
+            <w:r>
+              <w:rPr>
+                <w:rFonts w:ascii="Fira Code" w:hAnsi="Fira Code" w:cs="Fira Code"/>
+                <w:color w:val="BF4312"/>
+                <w:sz w:val="16"/>
+                <w:szCs w:val="16"/>
+                <w:bdr w:val="single" w:sz="2" w:space="0" w:color="E5E7EB" w:frame="1"/>
+              </w:rPr>
+              <w:t>/</w:t>
+            </w:r>
+          </w:p>
+          <w:p>
+            <w:pPr>
+              <w:bidi w:val="0"/>
+              <w:rPr>
+                <w:rFonts w:ascii="Fira Code" w:hAnsi="Fira Code" w:cs="Fira Code"/>
+                <w:color w:val="26221C"/>
+                <w:sz w:val="16"/>
+                <w:szCs w:val="16"/>
+                <w:shd w:val="clear" w:color="auto" w:fill="FFFFFF"/>
+              </w:rPr>
+            </w:pPr>
+            <w:r>
+              <w:rPr>
+                <w:rFonts w:ascii="Fira Code" w:hAnsi="Fira Code" w:cs="Fira Code"/>
+                <w:color w:val="26221C"/>
+                <w:sz w:val="16"/>
+                <w:szCs w:val="16"/>
+                <w:shd w:val="clear" w:color="auto" w:fill="FFFFFF"/>
+              </w:rPr>
+              <w:t xml:space="preserve">│   │   │       ├── </w:t>
+            </w:r>
+            <w:proofErr w:type="spellStart"/>
+            <w:r>
+              <w:rPr>
+                <w:rFonts w:ascii="Fira Code" w:hAnsi="Fira Code" w:cs="Fira Code"/>
+                <w:color w:val="26221C"/>
+                <w:sz w:val="16"/>
+                <w:szCs w:val="16"/>
+                <w:shd w:val="clear" w:color="auto" w:fill="FFFFFF"/>
+              </w:rPr>
+              <w:t>index.tsx</w:t>
+            </w:r>
+            <w:proofErr w:type="spellEnd"/>
+          </w:p>
+          <w:p>
+            <w:pPr>
+              <w:bidi w:val="0"/>
+              <w:rPr>
+                <w:rFonts w:ascii="Fira Code" w:hAnsi="Fira Code" w:cs="Fira Code"/>
+                <w:color w:val="26221C"/>
+                <w:sz w:val="16"/>
+                <w:szCs w:val="16"/>
+                <w:shd w:val="clear" w:color="auto" w:fill="FFFFFF"/>
+              </w:rPr>
+            </w:pPr>
+            <w:r>
+              <w:rPr>
+                <w:rFonts w:ascii="Fira Code" w:hAnsi="Fira Code" w:cs="Fira Code"/>
+                <w:color w:val="26221C"/>
+                <w:sz w:val="16"/>
+                <w:szCs w:val="16"/>
+                <w:shd w:val="clear" w:color="auto" w:fill="FFFFFF"/>
+              </w:rPr>
+              <w:t xml:space="preserve">│   │   │       ├── </w:t>
+            </w:r>
+            <w:proofErr w:type="spellStart"/>
+            <w:r>
+              <w:rPr>
+                <w:rFonts w:ascii="Fira Code" w:hAnsi="Fira Code" w:cs="Fira Code"/>
+                <w:color w:val="26221C"/>
+                <w:sz w:val="16"/>
+                <w:szCs w:val="16"/>
+                <w:shd w:val="clear" w:color="auto" w:fill="FFFFFF"/>
+              </w:rPr>
+              <w:t>MoHForm.tsx</w:t>
+            </w:r>
+            <w:proofErr w:type="spellEnd"/>
+          </w:p>
+          <w:p>
+            <w:pPr>
+              <w:bidi w:val="0"/>
+              <w:rPr>
+                <w:rFonts w:ascii="Fira Code" w:hAnsi="Fira Code" w:cs="Fira Code"/>
+                <w:color w:val="26221C"/>
+                <w:sz w:val="16"/>
+                <w:szCs w:val="16"/>
+                <w:shd w:val="clear" w:color="auto" w:fill="FFFFFF"/>
+              </w:rPr>
+            </w:pPr>
+            <w:r>
+              <w:rPr>
+                <w:rFonts w:ascii="Fira Code" w:hAnsi="Fira Code" w:cs="Fira Code"/>
+                <w:color w:val="26221C"/>
+                <w:sz w:val="16"/>
+                <w:szCs w:val="16"/>
+                <w:shd w:val="clear" w:color="auto" w:fill="FFFFFF"/>
+              </w:rPr>
+              <w:t xml:space="preserve">│   │   │       └── </w:t>
+            </w:r>
+            <w:proofErr w:type="spellStart"/>
+            <w:r>
+              <w:rPr>
+                <w:rFonts w:ascii="Fira Code" w:hAnsi="Fira Code" w:cs="Fira Code"/>
+                <w:color w:val="26221C"/>
+                <w:sz w:val="16"/>
+                <w:szCs w:val="16"/>
+                <w:shd w:val="clear" w:color="auto" w:fill="FFFFFF"/>
+              </w:rPr>
+              <w:t>SignBlock.tsx</w:t>
+            </w:r>
+            <w:proofErr w:type="spellEnd"/>
+          </w:p>
+          <w:p>
+            <w:pPr>
+              <w:bidi w:val="0"/>
+              <w:rPr>
+                <w:rFonts w:ascii="Fira Code" w:hAnsi="Fira Code" w:cs="Fira Code"/>
+                <w:color w:val="26221C"/>
+                <w:sz w:val="16"/>
+                <w:szCs w:val="16"/>
+                <w:shd w:val="clear" w:color="auto" w:fill="FFFFFF"/>
+              </w:rPr>
+            </w:pPr>
+            <w:r>
+              <w:rPr>
+                <w:rFonts w:ascii="Fira Code" w:hAnsi="Fira Code" w:cs="Fira Code"/>
+                <w:color w:val="26221C"/>
+                <w:sz w:val="16"/>
+                <w:szCs w:val="16"/>
+                <w:shd w:val="clear" w:color="auto" w:fill="FFFFFF"/>
+              </w:rPr>
+              <w:t xml:space="preserve">│   │   └── </w:t>
+            </w:r>
+            <w:r>
+              <w:rPr>
+                <w:rFonts w:ascii="Fira Code" w:hAnsi="Fira Code" w:cs="Fira Code"/>
+                <w:color w:val="BF4312"/>
+                <w:sz w:val="16"/>
+                <w:szCs w:val="16"/>
+                <w:bdr w:val="single" w:sz="2" w:space="0" w:color="E5E7EB" w:frame="1"/>
+              </w:rPr>
+              <w:t>services/</w:t>
+            </w:r>
+            <w:r>
+              <w:rPr>
+                <w:rFonts w:ascii="Fira Code" w:hAnsi="Fira Code" w:cs="Fira Code"/>
+                <w:color w:val="26221C"/>
+                <w:sz w:val="16"/>
+                <w:szCs w:val="16"/>
+                <w:shd w:val="clear" w:color="auto" w:fill="FFFFFF"/>
+              </w:rPr>
+              <w:t xml:space="preserve">               </w:t>
+            </w:r>
+          </w:p>
+          <w:p>
+            <w:pPr>
+              <w:bidi w:val="0"/>
+              <w:rPr>
+                <w:rFonts w:ascii="Fira Code" w:hAnsi="Fira Code" w:cs="Fira Code"/>
+                <w:color w:val="26221C"/>
+                <w:sz w:val="16"/>
+                <w:szCs w:val="16"/>
+                <w:shd w:val="clear" w:color="auto" w:fill="FFFFFF"/>
+              </w:rPr>
+            </w:pPr>
+            <w:r>
+              <w:rPr>
+                <w:rFonts w:ascii="Fira Code" w:hAnsi="Fira Code" w:cs="Fira Code"/>
+                <w:color w:val="26221C"/>
+                <w:sz w:val="16"/>
+                <w:szCs w:val="16"/>
+                <w:shd w:val="clear" w:color="auto" w:fill="FFFFFF"/>
+              </w:rPr>
+              <w:t xml:space="preserve">│   │       ├── </w:t>
+            </w:r>
+            <w:proofErr w:type="spellStart"/>
+            <w:r>
+              <w:rPr>
+                <w:rFonts w:ascii="Fira Code" w:hAnsi="Fira Code" w:cs="Fira Code"/>
+                <w:color w:val="26221C"/>
+                <w:sz w:val="16"/>
+                <w:szCs w:val="16"/>
+                <w:shd w:val="clear" w:color="auto" w:fill="FFFFFF"/>
+              </w:rPr>
+              <w:t>ws.service.ts</w:t>
+            </w:r>
+            <w:proofErr w:type="spellEnd"/>
+            <w:r>
+              <w:rPr>
+                <w:rFonts w:ascii="Fira Code" w:hAnsi="Fira Code" w:cs="Fira Code"/>
+                <w:color w:val="26221C"/>
+                <w:sz w:val="16"/>
+                <w:szCs w:val="16"/>
+                <w:shd w:val="clear" w:color="auto" w:fill="FFFFFF"/>
+              </w:rPr>
+              <w:t xml:space="preserve">       </w:t>
+            </w:r>
+          </w:p>
+          <w:p>
+            <w:pPr>
+              <w:bidi w:val="0"/>
+              <w:rPr>
+                <w:rFonts w:ascii="Fira Code" w:hAnsi="Fira Code" w:cs="Fira Code"/>
+                <w:color w:val="26221C"/>
+                <w:sz w:val="16"/>
+                <w:szCs w:val="16"/>
+                <w:shd w:val="clear" w:color="auto" w:fill="FFFFFF"/>
+              </w:rPr>
+            </w:pPr>
+            <w:r>
+              <w:rPr>
+                <w:rFonts w:ascii="Fira Code" w:hAnsi="Fira Code" w:cs="Fira Code"/>
+                <w:color w:val="26221C"/>
+                <w:sz w:val="16"/>
+                <w:szCs w:val="16"/>
+                <w:shd w:val="clear" w:color="auto" w:fill="FFFFFF"/>
+              </w:rPr>
+              <w:t xml:space="preserve">│   │       ├── </w:t>
+            </w:r>
+            <w:proofErr w:type="spellStart"/>
+            <w:r>
+              <w:rPr>
+                <w:rFonts w:ascii="Fira Code" w:hAnsi="Fira Code" w:cs="Fira Code"/>
+                <w:color w:val="26221C"/>
+                <w:sz w:val="16"/>
+                <w:szCs w:val="16"/>
+                <w:shd w:val="clear" w:color="auto" w:fill="FFFFFF"/>
+              </w:rPr>
+              <w:t>keyword.service.ts</w:t>
+            </w:r>
+            <w:proofErr w:type="spellEnd"/>
+            <w:r>
+              <w:rPr>
+                <w:rFonts w:ascii="Fira Code" w:hAnsi="Fira Code" w:cs="Fira Code"/>
+                <w:color w:val="26221C"/>
+                <w:sz w:val="16"/>
+                <w:szCs w:val="16"/>
+                <w:shd w:val="clear" w:color="auto" w:fill="FFFFFF"/>
+              </w:rPr>
+              <w:t xml:space="preserve">  </w:t>
+            </w:r>
+          </w:p>
+          <w:p>
+            <w:pPr>
+              <w:bidi w:val="0"/>
+              <w:rPr>
+                <w:rFonts w:ascii="Fira Code" w:hAnsi="Fira Code" w:cs="Fira Code"/>
+                <w:color w:val="26221C"/>
+                <w:sz w:val="16"/>
+                <w:szCs w:val="16"/>
+                <w:shd w:val="clear" w:color="auto" w:fill="FFFFFF"/>
+              </w:rPr>
+            </w:pPr>
+            <w:r>
+              <w:rPr>
+                <w:rFonts w:ascii="Fira Code" w:hAnsi="Fira Code" w:cs="Fira Code"/>
+                <w:color w:val="26221C"/>
+                <w:sz w:val="16"/>
+                <w:szCs w:val="16"/>
+                <w:shd w:val="clear" w:color="auto" w:fill="FFFFFF"/>
+              </w:rPr>
+              <w:t xml:space="preserve">│   │       └── </w:t>
+            </w:r>
+            <w:proofErr w:type="spellStart"/>
+            <w:r>
+              <w:rPr>
+                <w:rFonts w:ascii="Fira Code" w:hAnsi="Fira Code" w:cs="Fira Code"/>
+                <w:color w:val="26221C"/>
+                <w:sz w:val="16"/>
+                <w:szCs w:val="16"/>
+                <w:shd w:val="clear" w:color="auto" w:fill="FFFFFF"/>
+              </w:rPr>
+              <w:t>timer.service.ts</w:t>
+            </w:r>
+            <w:proofErr w:type="spellEnd"/>
+            <w:r>
+              <w:rPr>
+                <w:rFonts w:ascii="Fira Code" w:hAnsi="Fira Code" w:cs="Fira Code"/>
+                <w:color w:val="26221C"/>
+                <w:sz w:val="16"/>
+                <w:szCs w:val="16"/>
+                <w:shd w:val="clear" w:color="auto" w:fill="FFFFFF"/>
+              </w:rPr>
+              <w:t xml:space="preserve">    </w:t>
+            </w:r>
+          </w:p>
+          <w:p>
+            <w:pPr>
+              <w:bidi w:val="0"/>
+              <w:rPr>
+                <w:rFonts w:ascii="Fira Code" w:hAnsi="Fira Code" w:cs="Fira Code"/>
+                <w:color w:val="26221C"/>
+                <w:sz w:val="16"/>
+                <w:szCs w:val="16"/>
+                <w:shd w:val="clear" w:color="auto" w:fill="FFFFFF"/>
+              </w:rPr>
+            </w:pPr>
+            <w:r>
+              <w:rPr>
+                <w:rFonts w:ascii="Fira Code" w:hAnsi="Fira Code" w:cs="Fira Code"/>
+                <w:color w:val="26221C"/>
+                <w:sz w:val="16"/>
+                <w:szCs w:val="16"/>
+                <w:shd w:val="clear" w:color="auto" w:fill="FFFFFF"/>
+              </w:rPr>
+              <w:t>│   │</w:t>
+            </w:r>
+          </w:p>
+          <w:p>
+            <w:pPr>
+              <w:bidi w:val="0"/>
+              <w:rPr>
+                <w:rFonts w:ascii="Fira Code" w:hAnsi="Fira Code" w:cs="Fira Code"/>
+                <w:color w:val="26221C"/>
+                <w:sz w:val="16"/>
+                <w:szCs w:val="16"/>
+                <w:shd w:val="clear" w:color="auto" w:fill="FFFFFF"/>
+              </w:rPr>
+            </w:pPr>
+            <w:r>
+              <w:rPr>
+                <w:rFonts w:ascii="Fira Code" w:hAnsi="Fira Code" w:cs="Fira Code"/>
+                <w:color w:val="26221C"/>
+                <w:sz w:val="16"/>
+                <w:szCs w:val="16"/>
+                <w:shd w:val="clear" w:color="auto" w:fill="FFFFFF"/>
+              </w:rPr>
+              <w:t xml:space="preserve">│   ├── </w:t>
+            </w:r>
+            <w:r>
+              <w:rPr>
+                <w:rFonts w:ascii="Fira Code" w:hAnsi="Fira Code" w:cs="Fira Code"/>
+                <w:color w:val="BF4312"/>
+                <w:sz w:val="16"/>
+                <w:szCs w:val="16"/>
+                <w:bdr w:val="single" w:sz="2" w:space="0" w:color="E5E7EB" w:frame="1"/>
+              </w:rPr>
+              <w:t>voice-stamp/</w:t>
+            </w:r>
+            <w:r>
+              <w:rPr>
+                <w:rFonts w:ascii="Fira Code" w:hAnsi="Fira Code" w:cs="Fira Code"/>
+                <w:color w:val="26221C"/>
+                <w:sz w:val="16"/>
+                <w:szCs w:val="16"/>
+                <w:shd w:val="clear" w:color="auto" w:fill="FFFFFF"/>
+              </w:rPr>
+              <w:t xml:space="preserve">                </w:t>
+            </w:r>
+          </w:p>
+          <w:p>
+            <w:pPr>
+              <w:bidi w:val="0"/>
+              <w:rPr>
+                <w:rFonts w:ascii="Fira Code" w:hAnsi="Fira Code" w:cs="Fira Code"/>
+                <w:color w:val="26221C"/>
+                <w:sz w:val="16"/>
+                <w:szCs w:val="16"/>
+                <w:shd w:val="clear" w:color="auto" w:fill="FFFFFF"/>
+              </w:rPr>
+            </w:pPr>
+            <w:r>
+              <w:rPr>
+                <w:rFonts w:ascii="Fira Code" w:hAnsi="Fira Code" w:cs="Fira Code"/>
+                <w:color w:val="26221C"/>
+                <w:sz w:val="16"/>
+                <w:szCs w:val="16"/>
+                <w:shd w:val="clear" w:color="auto" w:fill="FFFFFF"/>
+              </w:rPr>
+              <w:t xml:space="preserve">│   │   ├── </w:t>
+            </w:r>
+            <w:proofErr w:type="spellStart"/>
+            <w:r>
+              <w:rPr>
+                <w:rFonts w:ascii="Fira Code" w:hAnsi="Fira Code" w:cs="Fira Code"/>
+                <w:color w:val="26221C"/>
+                <w:sz w:val="16"/>
+                <w:szCs w:val="16"/>
+                <w:shd w:val="clear" w:color="auto" w:fill="FFFFFF"/>
+              </w:rPr>
+              <w:t>VoiceStampPage.tsx</w:t>
+            </w:r>
+            <w:proofErr w:type="spellEnd"/>
+          </w:p>
+          <w:p>
+            <w:pPr>
+              <w:bidi w:val="0"/>
+              <w:rPr>
+                <w:rFonts w:ascii="Fira Code" w:hAnsi="Fira Code" w:cs="Fira Code"/>
+                <w:color w:val="26221C"/>
+                <w:sz w:val="16"/>
+                <w:szCs w:val="16"/>
+                <w:shd w:val="clear" w:color="auto" w:fill="FFFFFF"/>
+              </w:rPr>
+            </w:pPr>
+            <w:r>
+              <w:rPr>
+                <w:rFonts w:ascii="Fira Code" w:hAnsi="Fira Code" w:cs="Fira Code"/>
+                <w:color w:val="26221C"/>
+                <w:sz w:val="16"/>
+                <w:szCs w:val="16"/>
+                <w:shd w:val="clear" w:color="auto" w:fill="FFFFFF"/>
+              </w:rPr>
+              <w:t xml:space="preserve">│   │   ├── </w:t>
+            </w:r>
+            <w:r>
+              <w:rPr>
+                <w:rFonts w:ascii="Fira Code" w:hAnsi="Fira Code" w:cs="Fira Code"/>
+                <w:color w:val="BF4312"/>
+                <w:sz w:val="16"/>
+                <w:szCs w:val="16"/>
+                <w:bdr w:val="single" w:sz="2" w:space="0" w:color="E5E7EB" w:frame="1"/>
+              </w:rPr>
+              <w:t>components/</w:t>
+            </w:r>
+          </w:p>
+          <w:p>
+            <w:pPr>
+              <w:bidi w:val="0"/>
+              <w:rPr>
+                <w:rFonts w:ascii="Fira Code" w:hAnsi="Fira Code" w:cs="Fira Code"/>
+                <w:color w:val="26221C"/>
+                <w:sz w:val="16"/>
+                <w:szCs w:val="16"/>
+                <w:shd w:val="clear" w:color="auto" w:fill="FFFFFF"/>
+              </w:rPr>
+            </w:pPr>
+            <w:r>
+              <w:rPr>
+                <w:rFonts w:ascii="Fira Code" w:hAnsi="Fira Code" w:cs="Fira Code"/>
+                <w:color w:val="26221C"/>
+                <w:sz w:val="16"/>
+                <w:szCs w:val="16"/>
+                <w:shd w:val="clear" w:color="auto" w:fill="FFFFFF"/>
+              </w:rPr>
+              <w:t xml:space="preserve">│   │   │   ├── </w:t>
+            </w:r>
+            <w:proofErr w:type="spellStart"/>
+            <w:r>
+              <w:rPr>
+                <w:rFonts w:ascii="Fira Code" w:hAnsi="Fira Code" w:cs="Fira Code"/>
+                <w:color w:val="26221C"/>
+                <w:sz w:val="16"/>
+                <w:szCs w:val="16"/>
+                <w:shd w:val="clear" w:color="auto" w:fill="FFFFFF"/>
+              </w:rPr>
+              <w:t>VoiceRecorder.tsx</w:t>
+            </w:r>
+            <w:proofErr w:type="spellEnd"/>
+          </w:p>
+          <w:p>
+            <w:pPr>
+              <w:bidi w:val="0"/>
+              <w:rPr>
+                <w:rFonts w:ascii="Fira Code" w:hAnsi="Fira Code" w:cs="Fira Code"/>
+                <w:color w:val="26221C"/>
+                <w:sz w:val="16"/>
+                <w:szCs w:val="16"/>
+                <w:shd w:val="clear" w:color="auto" w:fill="FFFFFF"/>
+              </w:rPr>
+            </w:pPr>
+            <w:r>
+              <w:rPr>
+                <w:rFonts w:ascii="Fira Code" w:hAnsi="Fira Code" w:cs="Fira Code"/>
+                <w:color w:val="26221C"/>
+                <w:sz w:val="16"/>
+                <w:szCs w:val="16"/>
+                <w:shd w:val="clear" w:color="auto" w:fill="FFFFFF"/>
+              </w:rPr>
+              <w:t xml:space="preserve">│   │   │   ├── </w:t>
+            </w:r>
+            <w:proofErr w:type="spellStart"/>
+            <w:r>
+              <w:rPr>
+                <w:rFonts w:ascii="Fira Code" w:hAnsi="Fira Code" w:cs="Fira Code"/>
+                <w:color w:val="26221C"/>
+                <w:sz w:val="16"/>
+                <w:szCs w:val="16"/>
+                <w:shd w:val="clear" w:color="auto" w:fill="FFFFFF"/>
+              </w:rPr>
+              <w:t>WaveformDisplay.tsx</w:t>
+            </w:r>
+            <w:proofErr w:type="spellEnd"/>
+          </w:p>
+          <w:p>
+            <w:pPr>
+              <w:bidi w:val="0"/>
+              <w:rPr>
+                <w:rFonts w:ascii="Fira Code" w:hAnsi="Fira Code" w:cs="Fira Code"/>
+                <w:color w:val="26221C"/>
+                <w:sz w:val="16"/>
+                <w:szCs w:val="16"/>
+                <w:shd w:val="clear" w:color="auto" w:fill="FFFFFF"/>
+              </w:rPr>
+            </w:pPr>
+            <w:r>
+              <w:rPr>
+                <w:rFonts w:ascii="Fira Code" w:hAnsi="Fira Code" w:cs="Fira Code"/>
+                <w:color w:val="26221C"/>
+                <w:sz w:val="16"/>
+                <w:szCs w:val="16"/>
+                <w:shd w:val="clear" w:color="auto" w:fill="FFFFFF"/>
+              </w:rPr>
+              <w:t xml:space="preserve">│   │   │   └── </w:t>
+            </w:r>
+            <w:proofErr w:type="spellStart"/>
+            <w:r>
+              <w:rPr>
+                <w:rFonts w:ascii="Fira Code" w:hAnsi="Fira Code" w:cs="Fira Code"/>
+                <w:color w:val="26221C"/>
+                <w:sz w:val="16"/>
+                <w:szCs w:val="16"/>
+                <w:shd w:val="clear" w:color="auto" w:fill="FFFFFF"/>
+              </w:rPr>
+              <w:t>StampCard.tsx</w:t>
+            </w:r>
+            <w:proofErr w:type="spellEnd"/>
+          </w:p>
+          <w:p>
+            <w:pPr>
+              <w:bidi w:val="0"/>
+              <w:rPr>
+                <w:rFonts w:ascii="Fira Code" w:hAnsi="Fira Code" w:cs="Fira Code"/>
+                <w:color w:val="26221C"/>
+                <w:sz w:val="16"/>
+                <w:szCs w:val="16"/>
+                <w:shd w:val="clear" w:color="auto" w:fill="FFFFFF"/>
+              </w:rPr>
+            </w:pPr>
+            <w:r>
+              <w:rPr>
+                <w:rFonts w:ascii="Fira Code" w:hAnsi="Fira Code" w:cs="Fira Code"/>
+                <w:color w:val="26221C"/>
+                <w:sz w:val="16"/>
+                <w:szCs w:val="16"/>
+                <w:shd w:val="clear" w:color="auto" w:fill="FFFFFF"/>
+              </w:rPr>
+              <w:t xml:space="preserve">│   │   └── </w:t>
+            </w:r>
+            <w:r>
+              <w:rPr>
+                <w:rFonts w:ascii="Fira Code" w:hAnsi="Fira Code" w:cs="Fira Code"/>
+                <w:color w:val="BF4312"/>
+                <w:sz w:val="16"/>
+                <w:szCs w:val="16"/>
+                <w:bdr w:val="single" w:sz="2" w:space="0" w:color="E5E7EB" w:frame="1"/>
+              </w:rPr>
+              <w:t>services/</w:t>
+            </w:r>
+            <w:r>
+              <w:rPr>
+                <w:rFonts w:ascii="Fira Code" w:hAnsi="Fira Code" w:cs="Fira Code"/>
+                <w:color w:val="26221C"/>
+                <w:sz w:val="16"/>
+                <w:szCs w:val="16"/>
+                <w:shd w:val="clear" w:color="auto" w:fill="FFFFFF"/>
+              </w:rPr>
+              <w:t xml:space="preserve">               </w:t>
+            </w:r>
+          </w:p>
+          <w:p>
+            <w:pPr>
+              <w:bidi w:val="0"/>
+              <w:rPr>
+                <w:rFonts w:ascii="Fira Code" w:hAnsi="Fira Code" w:cs="Fira Code"/>
+                <w:color w:val="26221C"/>
+                <w:sz w:val="16"/>
+                <w:szCs w:val="16"/>
+                <w:shd w:val="clear" w:color="auto" w:fill="FFFFFF"/>
+              </w:rPr>
+            </w:pPr>
+            <w:r>
+              <w:rPr>
+                <w:rFonts w:ascii="Fira Code" w:hAnsi="Fira Code" w:cs="Fira Code"/>
+                <w:color w:val="26221C"/>
+                <w:sz w:val="16"/>
+                <w:szCs w:val="16"/>
+                <w:shd w:val="clear" w:color="auto" w:fill="FFFFFF"/>
+              </w:rPr>
+              <w:t xml:space="preserve">│   │       ├── </w:t>
+            </w:r>
+            <w:proofErr w:type="spellStart"/>
+            <w:r>
+              <w:rPr>
+                <w:rFonts w:ascii="Fira Code" w:hAnsi="Fira Code" w:cs="Fira Code"/>
+                <w:color w:val="26221C"/>
+                <w:sz w:val="16"/>
+                <w:szCs w:val="16"/>
+                <w:shd w:val="clear" w:color="auto" w:fill="FFFFFF"/>
+              </w:rPr>
+              <w:t>recorder.service.ts</w:t>
+            </w:r>
+            <w:proofErr w:type="spellEnd"/>
+            <w:r>
+              <w:rPr>
+                <w:rFonts w:ascii="Fira Code" w:hAnsi="Fira Code" w:cs="Fira Code"/>
+                <w:color w:val="26221C"/>
+                <w:sz w:val="16"/>
+                <w:szCs w:val="16"/>
+                <w:shd w:val="clear" w:color="auto" w:fill="FFFFFF"/>
+              </w:rPr>
+              <w:t xml:space="preserve"> </w:t>
+            </w:r>
+          </w:p>
+          <w:p>
+            <w:pPr>
+              <w:bidi w:val="0"/>
+              <w:rPr>
+                <w:rFonts w:ascii="Fira Code" w:hAnsi="Fira Code" w:cs="Fira Code"/>
+                <w:color w:val="26221C"/>
+                <w:sz w:val="16"/>
+                <w:szCs w:val="16"/>
+                <w:shd w:val="clear" w:color="auto" w:fill="FFFFFF"/>
+              </w:rPr>
+            </w:pPr>
+            <w:r>
+              <w:rPr>
+                <w:rFonts w:ascii="Fira Code" w:hAnsi="Fira Code" w:cs="Fira Code"/>
+                <w:color w:val="26221C"/>
+                <w:sz w:val="16"/>
+                <w:szCs w:val="16"/>
+                <w:shd w:val="clear" w:color="auto" w:fill="FFFFFF"/>
+              </w:rPr>
               <w:lastRenderedPageBreak/>
-              <w:t xml:space="preserve">│   ├── </w:t>
-            </w:r>
-            <w:proofErr w:type="spellStart"/>
-            <w:r>
-              <w:rPr>
-                <w:rFonts w:ascii="Fira Code" w:hAnsi="Fira Code" w:cs="Fira Code"/>
-                <w:color w:val="26221C"/>
-                <w:sz w:val="16"/>
-                <w:szCs w:val="16"/>
-                <w:shd w:val="clear" w:color="auto" w:fill="FFFFFF"/>
-              </w:rPr>
-              <w:t>Button.tsx</w:t>
-            </w:r>
-            <w:proofErr w:type="spellEnd"/>
-          </w:p>
-          <w:p>
-            <w:pPr>
-              <w:bidi w:val="0"/>
-              <w:rPr>
-                <w:rFonts w:ascii="Fira Code" w:hAnsi="Fira Code" w:cs="Fira Code"/>
-                <w:color w:val="26221C"/>
-                <w:sz w:val="16"/>
-                <w:szCs w:val="16"/>
-                <w:shd w:val="clear" w:color="auto" w:fill="FFFFFF"/>
-              </w:rPr>
-            </w:pPr>
-            <w:r>
-              <w:rPr>
-                <w:rFonts w:ascii="Fira Code" w:hAnsi="Fira Code" w:cs="Fira Code"/>
-                <w:color w:val="26221C"/>
-                <w:sz w:val="16"/>
-                <w:szCs w:val="16"/>
-                <w:shd w:val="clear" w:color="auto" w:fill="FFFFFF"/>
-              </w:rPr>
-              <w:t xml:space="preserve">│   ├── </w:t>
-            </w:r>
-            <w:proofErr w:type="spellStart"/>
-            <w:r>
-              <w:rPr>
-                <w:rFonts w:ascii="Fira Code" w:hAnsi="Fira Code" w:cs="Fira Code"/>
-                <w:color w:val="26221C"/>
-                <w:sz w:val="16"/>
-                <w:szCs w:val="16"/>
-                <w:shd w:val="clear" w:color="auto" w:fill="FFFFFF"/>
-              </w:rPr>
-              <w:t>Badge.tsx</w:t>
-            </w:r>
-            <w:proofErr w:type="spellEnd"/>
-          </w:p>
-          <w:p>
-            <w:pPr>
-              <w:bidi w:val="0"/>
-              <w:rPr>
-                <w:rFonts w:ascii="Fira Code" w:hAnsi="Fira Code" w:cs="Fira Code"/>
-                <w:color w:val="26221C"/>
-                <w:sz w:val="16"/>
-                <w:szCs w:val="16"/>
-                <w:shd w:val="clear" w:color="auto" w:fill="FFFFFF"/>
-              </w:rPr>
-            </w:pPr>
-            <w:r>
-              <w:rPr>
-                <w:rFonts w:ascii="Fira Code" w:hAnsi="Fira Code" w:cs="Fira Code"/>
-                <w:color w:val="26221C"/>
-                <w:sz w:val="16"/>
-                <w:szCs w:val="16"/>
-                <w:shd w:val="clear" w:color="auto" w:fill="FFFFFF"/>
-              </w:rPr>
-              <w:t xml:space="preserve">│   ├── </w:t>
-            </w:r>
-            <w:proofErr w:type="spellStart"/>
-            <w:r>
-              <w:rPr>
-                <w:rFonts w:ascii="Fira Code" w:hAnsi="Fira Code" w:cs="Fira Code"/>
-                <w:color w:val="26221C"/>
-                <w:sz w:val="16"/>
-                <w:szCs w:val="16"/>
-                <w:shd w:val="clear" w:color="auto" w:fill="FFFFFF"/>
-              </w:rPr>
-              <w:t>Input.tsx</w:t>
-            </w:r>
-            <w:proofErr w:type="spellEnd"/>
-          </w:p>
-          <w:p>
-            <w:pPr>
-              <w:bidi w:val="0"/>
-              <w:rPr>
-                <w:rFonts w:ascii="Fira Code" w:hAnsi="Fira Code" w:cs="Fira Code"/>
-                <w:color w:val="26221C"/>
-                <w:sz w:val="16"/>
-                <w:szCs w:val="16"/>
-                <w:shd w:val="clear" w:color="auto" w:fill="FFFFFF"/>
-              </w:rPr>
-            </w:pPr>
-            <w:r>
-              <w:rPr>
-                <w:rFonts w:ascii="Fira Code" w:hAnsi="Fira Code" w:cs="Fira Code"/>
-                <w:color w:val="26221C"/>
-                <w:sz w:val="16"/>
-                <w:szCs w:val="16"/>
-                <w:shd w:val="clear" w:color="auto" w:fill="FFFFFF"/>
-              </w:rPr>
-              <w:t xml:space="preserve">│   ├── </w:t>
-            </w:r>
-            <w:proofErr w:type="spellStart"/>
-            <w:r>
-              <w:rPr>
-                <w:rFonts w:ascii="Fira Code" w:hAnsi="Fira Code" w:cs="Fira Code"/>
-                <w:color w:val="26221C"/>
-                <w:sz w:val="16"/>
-                <w:szCs w:val="16"/>
-                <w:shd w:val="clear" w:color="auto" w:fill="FFFFFF"/>
-              </w:rPr>
-              <w:t>Modal.tsx</w:t>
-            </w:r>
-            <w:proofErr w:type="spellEnd"/>
-          </w:p>
-          <w:p>
-            <w:pPr>
-              <w:bidi w:val="0"/>
-              <w:rPr>
-                <w:rFonts w:ascii="Fira Code" w:hAnsi="Fira Code" w:cs="Fira Code"/>
-                <w:color w:val="26221C"/>
-                <w:sz w:val="16"/>
-                <w:szCs w:val="16"/>
-                <w:shd w:val="clear" w:color="auto" w:fill="FFFFFF"/>
-              </w:rPr>
-            </w:pPr>
-            <w:r>
-              <w:rPr>
-                <w:rFonts w:ascii="Fira Code" w:hAnsi="Fira Code" w:cs="Fira Code"/>
-                <w:color w:val="26221C"/>
-                <w:sz w:val="16"/>
-                <w:szCs w:val="16"/>
-                <w:shd w:val="clear" w:color="auto" w:fill="FFFFFF"/>
-              </w:rPr>
-              <w:t xml:space="preserve">│   ├── </w:t>
-            </w:r>
-            <w:proofErr w:type="spellStart"/>
-            <w:r>
-              <w:rPr>
-                <w:rFonts w:ascii="Fira Code" w:hAnsi="Fira Code" w:cs="Fira Code"/>
-                <w:color w:val="26221C"/>
-                <w:sz w:val="16"/>
-                <w:szCs w:val="16"/>
-                <w:shd w:val="clear" w:color="auto" w:fill="FFFFFF"/>
-              </w:rPr>
-              <w:t>Card.tsx</w:t>
-            </w:r>
-            <w:proofErr w:type="spellEnd"/>
-          </w:p>
-          <w:p>
-            <w:pPr>
-              <w:bidi w:val="0"/>
-              <w:rPr>
-                <w:rFonts w:ascii="Fira Code" w:hAnsi="Fira Code" w:cs="Fira Code"/>
-                <w:color w:val="26221C"/>
-                <w:sz w:val="16"/>
-                <w:szCs w:val="16"/>
-                <w:shd w:val="clear" w:color="auto" w:fill="FFFFFF"/>
-              </w:rPr>
-            </w:pPr>
-            <w:r>
-              <w:rPr>
-                <w:rFonts w:ascii="Fira Code" w:hAnsi="Fira Code" w:cs="Fira Code"/>
-                <w:color w:val="26221C"/>
-                <w:sz w:val="16"/>
-                <w:szCs w:val="16"/>
-                <w:shd w:val="clear" w:color="auto" w:fill="FFFFFF"/>
-              </w:rPr>
-              <w:t xml:space="preserve">│   ├── </w:t>
-            </w:r>
-            <w:proofErr w:type="spellStart"/>
-            <w:r>
-              <w:rPr>
-                <w:rFonts w:ascii="Fira Code" w:hAnsi="Fira Code" w:cs="Fira Code"/>
-                <w:color w:val="26221C"/>
-                <w:sz w:val="16"/>
-                <w:szCs w:val="16"/>
-                <w:shd w:val="clear" w:color="auto" w:fill="FFFFFF"/>
-              </w:rPr>
-              <w:t>Avatar.tsx</w:t>
-            </w:r>
-            <w:proofErr w:type="spellEnd"/>
-          </w:p>
-          <w:p>
-            <w:pPr>
-              <w:bidi w:val="0"/>
-              <w:rPr>
-                <w:rFonts w:ascii="Fira Code" w:hAnsi="Fira Code" w:cs="Fira Code"/>
-                <w:color w:val="26221C"/>
-                <w:sz w:val="16"/>
-                <w:szCs w:val="16"/>
-                <w:shd w:val="clear" w:color="auto" w:fill="FFFFFF"/>
-              </w:rPr>
-            </w:pPr>
-            <w:r>
-              <w:rPr>
-                <w:rFonts w:ascii="Fira Code" w:hAnsi="Fira Code" w:cs="Fira Code"/>
-                <w:color w:val="26221C"/>
-                <w:sz w:val="16"/>
-                <w:szCs w:val="16"/>
-                <w:shd w:val="clear" w:color="auto" w:fill="FFFFFF"/>
-              </w:rPr>
-              <w:t xml:space="preserve">│   ├── </w:t>
-            </w:r>
-            <w:proofErr w:type="spellStart"/>
-            <w:r>
-              <w:rPr>
-                <w:rFonts w:ascii="Fira Code" w:hAnsi="Fira Code" w:cs="Fira Code"/>
-                <w:color w:val="26221C"/>
-                <w:sz w:val="16"/>
-                <w:szCs w:val="16"/>
-                <w:shd w:val="clear" w:color="auto" w:fill="FFFFFF"/>
-              </w:rPr>
-              <w:t>Tabs.tsx</w:t>
-            </w:r>
-            <w:proofErr w:type="spellEnd"/>
-          </w:p>
-          <w:p>
-            <w:pPr>
-              <w:bidi w:val="0"/>
-              <w:rPr>
-                <w:rFonts w:ascii="Fira Code" w:hAnsi="Fira Code" w:cs="Fira Code"/>
-                <w:color w:val="26221C"/>
-                <w:sz w:val="16"/>
-                <w:szCs w:val="16"/>
-                <w:shd w:val="clear" w:color="auto" w:fill="FFFFFF"/>
-              </w:rPr>
-            </w:pPr>
-            <w:r>
-              <w:rPr>
-                <w:rFonts w:ascii="Fira Code" w:hAnsi="Fira Code" w:cs="Fira Code"/>
-                <w:color w:val="26221C"/>
-                <w:sz w:val="16"/>
-                <w:szCs w:val="16"/>
-                <w:shd w:val="clear" w:color="auto" w:fill="FFFFFF"/>
-              </w:rPr>
-              <w:t xml:space="preserve">│   ├── </w:t>
-            </w:r>
-            <w:proofErr w:type="spellStart"/>
-            <w:r>
-              <w:rPr>
-                <w:rFonts w:ascii="Fira Code" w:hAnsi="Fira Code" w:cs="Fira Code"/>
-                <w:color w:val="26221C"/>
-                <w:sz w:val="16"/>
-                <w:szCs w:val="16"/>
-                <w:shd w:val="clear" w:color="auto" w:fill="FFFFFF"/>
-              </w:rPr>
-              <w:t>Toggle.tsx</w:t>
-            </w:r>
-            <w:proofErr w:type="spellEnd"/>
-          </w:p>
-          <w:p>
-            <w:pPr>
-              <w:bidi w:val="0"/>
-              <w:rPr>
-                <w:rFonts w:ascii="Fira Code" w:hAnsi="Fira Code" w:cs="Fira Code"/>
-                <w:color w:val="26221C"/>
-                <w:sz w:val="16"/>
-                <w:szCs w:val="16"/>
-                <w:shd w:val="clear" w:color="auto" w:fill="FFFFFF"/>
-              </w:rPr>
-            </w:pPr>
-            <w:r>
-              <w:rPr>
-                <w:rFonts w:ascii="Fira Code" w:hAnsi="Fira Code" w:cs="Fira Code"/>
-                <w:color w:val="26221C"/>
-                <w:sz w:val="16"/>
-                <w:szCs w:val="16"/>
-                <w:shd w:val="clear" w:color="auto" w:fill="FFFFFF"/>
-              </w:rPr>
-              <w:t xml:space="preserve">│   ├── </w:t>
-            </w:r>
-            <w:proofErr w:type="spellStart"/>
-            <w:r>
-              <w:rPr>
-                <w:rFonts w:ascii="Fira Code" w:hAnsi="Fira Code" w:cs="Fira Code"/>
-                <w:color w:val="26221C"/>
-                <w:sz w:val="16"/>
-                <w:szCs w:val="16"/>
-                <w:shd w:val="clear" w:color="auto" w:fill="FFFFFF"/>
-              </w:rPr>
-              <w:t>AudioWaveform.tsx</w:t>
-            </w:r>
-            <w:proofErr w:type="spellEnd"/>
-          </w:p>
-          <w:p>
-            <w:pPr>
-              <w:bidi w:val="0"/>
-              <w:rPr>
-                <w:rFonts w:ascii="Fira Code" w:hAnsi="Fira Code" w:cs="Fira Code"/>
-                <w:color w:val="26221C"/>
-                <w:sz w:val="16"/>
-                <w:szCs w:val="16"/>
-                <w:shd w:val="clear" w:color="auto" w:fill="FFFFFF"/>
-              </w:rPr>
-            </w:pPr>
-            <w:r>
-              <w:rPr>
-                <w:rFonts w:ascii="Fira Code" w:hAnsi="Fira Code" w:cs="Fira Code"/>
-                <w:color w:val="26221C"/>
-                <w:sz w:val="16"/>
-                <w:szCs w:val="16"/>
-                <w:shd w:val="clear" w:color="auto" w:fill="FFFFFF"/>
-              </w:rPr>
-              <w:t xml:space="preserve">│   ├── </w:t>
-            </w:r>
-            <w:proofErr w:type="spellStart"/>
-            <w:r>
-              <w:rPr>
-                <w:rFonts w:ascii="Fira Code" w:hAnsi="Fira Code" w:cs="Fira Code"/>
-                <w:color w:val="26221C"/>
-                <w:sz w:val="16"/>
-                <w:szCs w:val="16"/>
-                <w:shd w:val="clear" w:color="auto" w:fill="FFFFFF"/>
-              </w:rPr>
-              <w:t>SpeakerChip.tsx</w:t>
-            </w:r>
-            <w:proofErr w:type="spellEnd"/>
-          </w:p>
-          <w:p>
-            <w:pPr>
-              <w:bidi w:val="0"/>
-              <w:rPr>
-                <w:rFonts w:ascii="Fira Code" w:hAnsi="Fira Code" w:cs="Fira Code"/>
-                <w:color w:val="26221C"/>
-                <w:sz w:val="16"/>
-                <w:szCs w:val="16"/>
-                <w:shd w:val="clear" w:color="auto" w:fill="FFFFFF"/>
-              </w:rPr>
-            </w:pPr>
-            <w:r>
-              <w:rPr>
-                <w:rFonts w:ascii="Fira Code" w:hAnsi="Fira Code" w:cs="Fira Code"/>
-                <w:color w:val="26221C"/>
-                <w:sz w:val="16"/>
-                <w:szCs w:val="16"/>
-                <w:shd w:val="clear" w:color="auto" w:fill="FFFFFF"/>
-              </w:rPr>
-              <w:t xml:space="preserve">│   └── </w:t>
-            </w:r>
-            <w:proofErr w:type="spellStart"/>
-            <w:r>
-              <w:rPr>
-                <w:rFonts w:ascii="Fira Code" w:hAnsi="Fira Code" w:cs="Fira Code"/>
-                <w:color w:val="26221C"/>
-                <w:sz w:val="16"/>
-                <w:szCs w:val="16"/>
-                <w:shd w:val="clear" w:color="auto" w:fill="FFFFFF"/>
-              </w:rPr>
-              <w:t>index.ts</w:t>
-            </w:r>
-            <w:proofErr w:type="spellEnd"/>
-            <w:r>
-              <w:rPr>
-                <w:rFonts w:ascii="Fira Code" w:hAnsi="Fira Code" w:cs="Fira Code"/>
-                <w:color w:val="26221C"/>
-                <w:sz w:val="16"/>
-                <w:szCs w:val="16"/>
-                <w:shd w:val="clear" w:color="auto" w:fill="FFFFFF"/>
-              </w:rPr>
-              <w:t xml:space="preserve">            </w:t>
-            </w:r>
-          </w:p>
-          <w:p>
-            <w:pPr>
-              <w:bidi w:val="0"/>
-              <w:rPr>
-                <w:rFonts w:ascii="Fira Code" w:hAnsi="Fira Code" w:cs="Fira Code"/>
-                <w:color w:val="26221C"/>
-                <w:sz w:val="16"/>
-                <w:szCs w:val="16"/>
-                <w:shd w:val="clear" w:color="auto" w:fill="FFFFFF"/>
-              </w:rPr>
-            </w:pPr>
-            <w:r>
-              <w:rPr>
-                <w:rFonts w:ascii="Fira Code" w:hAnsi="Fira Code" w:cs="Fira Code"/>
-                <w:color w:val="26221C"/>
-                <w:sz w:val="16"/>
-                <w:szCs w:val="16"/>
-                <w:shd w:val="clear" w:color="auto" w:fill="FFFFFF"/>
-              </w:rPr>
-              <w:t>│</w:t>
-            </w:r>
-          </w:p>
-          <w:p>
-            <w:pPr>
-              <w:bidi w:val="0"/>
-              <w:rPr>
-                <w:rFonts w:ascii="Fira Code" w:hAnsi="Fira Code" w:cs="Fira Code"/>
-                <w:color w:val="26221C"/>
-                <w:sz w:val="16"/>
-                <w:szCs w:val="16"/>
-                <w:shd w:val="clear" w:color="auto" w:fill="FFFFFF"/>
-              </w:rPr>
-            </w:pPr>
-            <w:r>
-              <w:rPr>
-                <w:rFonts w:ascii="Fira Code" w:hAnsi="Fira Code" w:cs="Fira Code"/>
-                <w:color w:val="26221C"/>
-                <w:sz w:val="16"/>
-                <w:szCs w:val="16"/>
-                <w:shd w:val="clear" w:color="auto" w:fill="FFFFFF"/>
-              </w:rPr>
-              <w:t xml:space="preserve">├── </w:t>
-            </w:r>
-            <w:r>
-              <w:rPr>
-                <w:rFonts w:ascii="Fira Code" w:hAnsi="Fira Code" w:cs="Fira Code"/>
-                <w:color w:val="BF4312"/>
-                <w:sz w:val="16"/>
-                <w:szCs w:val="16"/>
-                <w:bdr w:val="single" w:sz="2" w:space="0" w:color="E5E7EB" w:frame="1"/>
-              </w:rPr>
-              <w:t>pages/</w:t>
-            </w:r>
-          </w:p>
-          <w:p>
-            <w:pPr>
-              <w:bidi w:val="0"/>
-              <w:rPr>
-                <w:rFonts w:ascii="Fira Code" w:hAnsi="Fira Code" w:cs="Fira Code"/>
-                <w:color w:val="26221C"/>
-                <w:sz w:val="16"/>
-                <w:szCs w:val="16"/>
-                <w:shd w:val="clear" w:color="auto" w:fill="FFFFFF"/>
-              </w:rPr>
-            </w:pPr>
-            <w:r>
-              <w:rPr>
-                <w:rFonts w:ascii="Fira Code" w:hAnsi="Fira Code" w:cs="Fira Code"/>
-                <w:color w:val="26221C"/>
-                <w:sz w:val="16"/>
-                <w:szCs w:val="16"/>
-                <w:shd w:val="clear" w:color="auto" w:fill="FFFFFF"/>
-              </w:rPr>
-              <w:t xml:space="preserve">│   ├── </w:t>
-            </w:r>
-            <w:r>
-              <w:rPr>
-                <w:rFonts w:ascii="Fira Code" w:hAnsi="Fira Code" w:cs="Fira Code"/>
-                <w:color w:val="BF4312"/>
-                <w:sz w:val="16"/>
-                <w:szCs w:val="16"/>
-                <w:bdr w:val="single" w:sz="2" w:space="0" w:color="E5E7EB" w:frame="1"/>
-              </w:rPr>
-              <w:t>auth/</w:t>
-            </w:r>
-            <w:r>
-              <w:rPr>
-                <w:rFonts w:ascii="Fira Code" w:hAnsi="Fira Code" w:cs="Fira Code"/>
-                <w:color w:val="26221C"/>
-                <w:sz w:val="16"/>
-                <w:szCs w:val="16"/>
-                <w:shd w:val="clear" w:color="auto" w:fill="FFFFFF"/>
-              </w:rPr>
-              <w:t xml:space="preserve">                       </w:t>
-            </w:r>
-          </w:p>
-          <w:p>
-            <w:pPr>
-              <w:bidi w:val="0"/>
-              <w:rPr>
-                <w:rFonts w:ascii="Fira Code" w:hAnsi="Fira Code" w:cs="Fira Code"/>
-                <w:color w:val="26221C"/>
-                <w:sz w:val="16"/>
-                <w:szCs w:val="16"/>
-                <w:shd w:val="clear" w:color="auto" w:fill="FFFFFF"/>
-              </w:rPr>
-            </w:pPr>
-            <w:r>
-              <w:rPr>
-                <w:rFonts w:ascii="Fira Code" w:hAnsi="Fira Code" w:cs="Fira Code"/>
-                <w:color w:val="26221C"/>
-                <w:sz w:val="16"/>
-                <w:szCs w:val="16"/>
-                <w:shd w:val="clear" w:color="auto" w:fill="FFFFFF"/>
-              </w:rPr>
-              <w:t xml:space="preserve">│   │   ├── </w:t>
-            </w:r>
-            <w:proofErr w:type="spellStart"/>
-            <w:r>
-              <w:rPr>
-                <w:rFonts w:ascii="Fira Code" w:hAnsi="Fira Code" w:cs="Fira Code"/>
-                <w:color w:val="26221C"/>
-                <w:sz w:val="16"/>
-                <w:szCs w:val="16"/>
-                <w:shd w:val="clear" w:color="auto" w:fill="FFFFFF"/>
-              </w:rPr>
-              <w:t>LoginPage.tsx</w:t>
-            </w:r>
-            <w:proofErr w:type="spellEnd"/>
-          </w:p>
-          <w:p>
-            <w:pPr>
-              <w:bidi w:val="0"/>
-              <w:rPr>
-                <w:rFonts w:ascii="Fira Code" w:hAnsi="Fira Code" w:cs="Fira Code"/>
-                <w:color w:val="26221C"/>
-                <w:sz w:val="16"/>
-                <w:szCs w:val="16"/>
-                <w:shd w:val="clear" w:color="auto" w:fill="FFFFFF"/>
-              </w:rPr>
-            </w:pPr>
-            <w:r>
-              <w:rPr>
-                <w:rFonts w:ascii="Fira Code" w:hAnsi="Fira Code" w:cs="Fira Code"/>
-                <w:color w:val="26221C"/>
-                <w:sz w:val="16"/>
-                <w:szCs w:val="16"/>
-                <w:shd w:val="clear" w:color="auto" w:fill="FFFFFF"/>
-              </w:rPr>
-              <w:t xml:space="preserve">│   │   ├── </w:t>
-            </w:r>
-            <w:proofErr w:type="spellStart"/>
-            <w:r>
-              <w:rPr>
-                <w:rFonts w:ascii="Fira Code" w:hAnsi="Fira Code" w:cs="Fira Code"/>
-                <w:color w:val="26221C"/>
-                <w:sz w:val="16"/>
-                <w:szCs w:val="16"/>
-                <w:shd w:val="clear" w:color="auto" w:fill="FFFFFF"/>
-              </w:rPr>
-              <w:t>RegisterPage.tsx</w:t>
-            </w:r>
-            <w:proofErr w:type="spellEnd"/>
-          </w:p>
-          <w:p>
-            <w:pPr>
-              <w:bidi w:val="0"/>
-              <w:rPr>
-                <w:rFonts w:ascii="Fira Code" w:hAnsi="Fira Code" w:cs="Fira Code"/>
-                <w:color w:val="26221C"/>
-                <w:sz w:val="16"/>
-                <w:szCs w:val="16"/>
-                <w:shd w:val="clear" w:color="auto" w:fill="FFFFFF"/>
-              </w:rPr>
-            </w:pPr>
-            <w:r>
-              <w:rPr>
-                <w:rFonts w:ascii="Fira Code" w:hAnsi="Fira Code" w:cs="Fira Code"/>
-                <w:color w:val="26221C"/>
-                <w:sz w:val="16"/>
-                <w:szCs w:val="16"/>
-                <w:shd w:val="clear" w:color="auto" w:fill="FFFFFF"/>
-              </w:rPr>
-              <w:t xml:space="preserve">│   │   ├── </w:t>
-            </w:r>
-            <w:r>
-              <w:rPr>
-                <w:rFonts w:ascii="Fira Code" w:hAnsi="Fira Code" w:cs="Fira Code"/>
-                <w:color w:val="BF4312"/>
-                <w:sz w:val="16"/>
-                <w:szCs w:val="16"/>
-                <w:bdr w:val="single" w:sz="2" w:space="0" w:color="E5E7EB" w:frame="1"/>
-              </w:rPr>
-              <w:t>components/</w:t>
-            </w:r>
-          </w:p>
-          <w:p>
-            <w:pPr>
-              <w:bidi w:val="0"/>
-              <w:rPr>
-                <w:rFonts w:ascii="Fira Code" w:hAnsi="Fira Code" w:cs="Fira Code"/>
-                <w:color w:val="26221C"/>
-                <w:sz w:val="16"/>
-                <w:szCs w:val="16"/>
-                <w:shd w:val="clear" w:color="auto" w:fill="FFFFFF"/>
-              </w:rPr>
-            </w:pPr>
-            <w:r>
-              <w:rPr>
-                <w:rFonts w:ascii="Fira Code" w:hAnsi="Fira Code" w:cs="Fira Code"/>
-                <w:color w:val="26221C"/>
-                <w:sz w:val="16"/>
-                <w:szCs w:val="16"/>
-                <w:shd w:val="clear" w:color="auto" w:fill="FFFFFF"/>
-              </w:rPr>
-              <w:t xml:space="preserve">│   │   │   ├── </w:t>
-            </w:r>
-            <w:proofErr w:type="spellStart"/>
-            <w:r>
-              <w:rPr>
-                <w:rFonts w:ascii="Fira Code" w:hAnsi="Fira Code" w:cs="Fira Code"/>
-                <w:color w:val="26221C"/>
-                <w:sz w:val="16"/>
-                <w:szCs w:val="16"/>
-                <w:shd w:val="clear" w:color="auto" w:fill="FFFFFF"/>
-              </w:rPr>
-              <w:t>AuthLayout.tsx</w:t>
-            </w:r>
-            <w:proofErr w:type="spellEnd"/>
-          </w:p>
-          <w:p>
-            <w:pPr>
-              <w:bidi w:val="0"/>
-              <w:rPr>
-                <w:rFonts w:ascii="Fira Code" w:hAnsi="Fira Code" w:cs="Fira Code"/>
-                <w:color w:val="26221C"/>
-                <w:sz w:val="16"/>
-                <w:szCs w:val="16"/>
-                <w:shd w:val="clear" w:color="auto" w:fill="FFFFFF"/>
-              </w:rPr>
-            </w:pPr>
-            <w:r>
-              <w:rPr>
-                <w:rFonts w:ascii="Fira Code" w:hAnsi="Fira Code" w:cs="Fira Code"/>
-                <w:color w:val="26221C"/>
-                <w:sz w:val="16"/>
-                <w:szCs w:val="16"/>
-                <w:shd w:val="clear" w:color="auto" w:fill="FFFFFF"/>
-              </w:rPr>
-              <w:t xml:space="preserve">│   │   │   ├── </w:t>
-            </w:r>
-            <w:proofErr w:type="spellStart"/>
-            <w:r>
-              <w:rPr>
-                <w:rFonts w:ascii="Fira Code" w:hAnsi="Fira Code" w:cs="Fira Code"/>
-                <w:color w:val="26221C"/>
-                <w:sz w:val="16"/>
-                <w:szCs w:val="16"/>
-                <w:shd w:val="clear" w:color="auto" w:fill="FFFFFF"/>
-              </w:rPr>
-              <w:t>LoginForm.tsx</w:t>
-            </w:r>
-            <w:proofErr w:type="spellEnd"/>
-          </w:p>
-          <w:p>
-            <w:pPr>
-              <w:bidi w:val="0"/>
-              <w:rPr>
-                <w:rFonts w:ascii="Fira Code" w:hAnsi="Fira Code" w:cs="Fira Code"/>
-                <w:color w:val="26221C"/>
-                <w:sz w:val="16"/>
-                <w:szCs w:val="16"/>
-                <w:shd w:val="clear" w:color="auto" w:fill="FFFFFF"/>
-              </w:rPr>
-            </w:pPr>
-            <w:r>
-              <w:rPr>
-                <w:rFonts w:ascii="Fira Code" w:hAnsi="Fira Code" w:cs="Fira Code"/>
-                <w:color w:val="26221C"/>
-                <w:sz w:val="16"/>
-                <w:szCs w:val="16"/>
-                <w:shd w:val="clear" w:color="auto" w:fill="FFFFFF"/>
-              </w:rPr>
-              <w:t xml:space="preserve">│   │   │   └── </w:t>
-            </w:r>
-            <w:proofErr w:type="spellStart"/>
-            <w:r>
-              <w:rPr>
-                <w:rFonts w:ascii="Fira Code" w:hAnsi="Fira Code" w:cs="Fira Code"/>
-                <w:color w:val="26221C"/>
-                <w:sz w:val="16"/>
-                <w:szCs w:val="16"/>
-                <w:shd w:val="clear" w:color="auto" w:fill="FFFFFF"/>
-              </w:rPr>
-              <w:t>RegisterForm.tsx</w:t>
-            </w:r>
-            <w:proofErr w:type="spellEnd"/>
-          </w:p>
-          <w:p>
-            <w:pPr>
-              <w:bidi w:val="0"/>
-              <w:rPr>
-                <w:rFonts w:ascii="Fira Code" w:hAnsi="Fira Code" w:cs="Fira Code"/>
-                <w:color w:val="26221C"/>
-                <w:sz w:val="16"/>
-                <w:szCs w:val="16"/>
-                <w:shd w:val="clear" w:color="auto" w:fill="FFFFFF"/>
-              </w:rPr>
-            </w:pPr>
-            <w:r>
-              <w:rPr>
-                <w:rFonts w:ascii="Fira Code" w:hAnsi="Fira Code" w:cs="Fira Code"/>
-                <w:color w:val="26221C"/>
-                <w:sz w:val="16"/>
-                <w:szCs w:val="16"/>
-                <w:shd w:val="clear" w:color="auto" w:fill="FFFFFF"/>
-              </w:rPr>
-              <w:t xml:space="preserve">│   │   └── </w:t>
-            </w:r>
-            <w:r>
-              <w:rPr>
-                <w:rFonts w:ascii="Fira Code" w:hAnsi="Fira Code" w:cs="Fira Code"/>
-                <w:color w:val="BF4312"/>
-                <w:sz w:val="16"/>
-                <w:szCs w:val="16"/>
-                <w:bdr w:val="single" w:sz="2" w:space="0" w:color="E5E7EB" w:frame="1"/>
-              </w:rPr>
-              <w:t>services/</w:t>
-            </w:r>
-            <w:r>
-              <w:rPr>
-                <w:rFonts w:ascii="Fira Code" w:hAnsi="Fira Code" w:cs="Fira Code"/>
-                <w:color w:val="26221C"/>
-                <w:sz w:val="16"/>
-                <w:szCs w:val="16"/>
-                <w:shd w:val="clear" w:color="auto" w:fill="FFFFFF"/>
-              </w:rPr>
-              <w:t xml:space="preserve">               </w:t>
-            </w:r>
-          </w:p>
-          <w:p>
-            <w:pPr>
-              <w:bidi w:val="0"/>
-              <w:rPr>
-                <w:rFonts w:ascii="Fira Code" w:hAnsi="Fira Code" w:cs="Fira Code"/>
-                <w:color w:val="26221C"/>
-                <w:sz w:val="16"/>
-                <w:szCs w:val="16"/>
-                <w:shd w:val="clear" w:color="auto" w:fill="FFFFFF"/>
-              </w:rPr>
-            </w:pPr>
-            <w:r>
-              <w:rPr>
-                <w:rFonts w:ascii="Fira Code" w:hAnsi="Fira Code" w:cs="Fira Code"/>
-                <w:color w:val="26221C"/>
-                <w:sz w:val="16"/>
-                <w:szCs w:val="16"/>
-                <w:shd w:val="clear" w:color="auto" w:fill="FFFFFF"/>
-              </w:rPr>
-              <w:t xml:space="preserve">│   │       └── </w:t>
-            </w:r>
-            <w:proofErr w:type="spellStart"/>
-            <w:r>
-              <w:rPr>
-                <w:rFonts w:ascii="Fira Code" w:hAnsi="Fira Code" w:cs="Fira Code"/>
-                <w:color w:val="26221C"/>
-                <w:sz w:val="16"/>
-                <w:szCs w:val="16"/>
-                <w:shd w:val="clear" w:color="auto" w:fill="FFFFFF"/>
-              </w:rPr>
-              <w:t>auth.service.ts</w:t>
-            </w:r>
-            <w:proofErr w:type="spellEnd"/>
-            <w:r>
-              <w:rPr>
-                <w:rFonts w:ascii="Fira Code" w:hAnsi="Fira Code" w:cs="Fira Code"/>
-                <w:color w:val="26221C"/>
-                <w:sz w:val="16"/>
-                <w:szCs w:val="16"/>
-                <w:shd w:val="clear" w:color="auto" w:fill="FFFFFF"/>
-              </w:rPr>
-              <w:t xml:space="preserve">     </w:t>
-            </w:r>
-          </w:p>
-          <w:p>
-            <w:pPr>
-              <w:bidi w:val="0"/>
-              <w:rPr>
-                <w:rFonts w:ascii="Fira Code" w:hAnsi="Fira Code" w:cs="Fira Code"/>
-                <w:color w:val="26221C"/>
-                <w:sz w:val="16"/>
-                <w:szCs w:val="16"/>
-                <w:shd w:val="clear" w:color="auto" w:fill="FFFFFF"/>
-              </w:rPr>
-            </w:pPr>
-            <w:r>
-              <w:rPr>
-                <w:rFonts w:ascii="Fira Code" w:hAnsi="Fira Code" w:cs="Fira Code"/>
-                <w:color w:val="26221C"/>
-                <w:sz w:val="16"/>
-                <w:szCs w:val="16"/>
-                <w:shd w:val="clear" w:color="auto" w:fill="FFFFFF"/>
-              </w:rPr>
-              <w:t>│   │</w:t>
-            </w:r>
-          </w:p>
-          <w:p>
-            <w:pPr>
-              <w:bidi w:val="0"/>
-              <w:rPr>
-                <w:rFonts w:ascii="Fira Code" w:hAnsi="Fira Code" w:cs="Fira Code"/>
-                <w:color w:val="26221C"/>
-                <w:sz w:val="16"/>
-                <w:szCs w:val="16"/>
-                <w:shd w:val="clear" w:color="auto" w:fill="FFFFFF"/>
-              </w:rPr>
-            </w:pPr>
-            <w:r>
-              <w:rPr>
-                <w:rFonts w:ascii="Fira Code" w:hAnsi="Fira Code" w:cs="Fira Code"/>
-                <w:color w:val="26221C"/>
-                <w:sz w:val="16"/>
-                <w:szCs w:val="16"/>
-                <w:shd w:val="clear" w:color="auto" w:fill="FFFFFF"/>
-              </w:rPr>
-              <w:t xml:space="preserve">│   ├── </w:t>
-            </w:r>
-            <w:r>
-              <w:rPr>
-                <w:rFonts w:ascii="Fira Code" w:hAnsi="Fira Code" w:cs="Fira Code"/>
-                <w:color w:val="BF4312"/>
-                <w:sz w:val="16"/>
-                <w:szCs w:val="16"/>
-                <w:bdr w:val="single" w:sz="2" w:space="0" w:color="E5E7EB" w:frame="1"/>
-              </w:rPr>
-              <w:t>dashboard/</w:t>
-            </w:r>
-          </w:p>
-          <w:p>
-            <w:pPr>
-              <w:bidi w:val="0"/>
-              <w:rPr>
-                <w:rFonts w:ascii="Fira Code" w:hAnsi="Fira Code" w:cs="Fira Code"/>
-                <w:color w:val="26221C"/>
-                <w:sz w:val="16"/>
-                <w:szCs w:val="16"/>
-                <w:shd w:val="clear" w:color="auto" w:fill="FFFFFF"/>
-              </w:rPr>
-            </w:pPr>
-            <w:r>
-              <w:rPr>
-                <w:rFonts w:ascii="Fira Code" w:hAnsi="Fira Code" w:cs="Fira Code"/>
-                <w:color w:val="26221C"/>
-                <w:sz w:val="16"/>
-                <w:szCs w:val="16"/>
-                <w:shd w:val="clear" w:color="auto" w:fill="FFFFFF"/>
-              </w:rPr>
-              <w:t xml:space="preserve">│   │   ├── </w:t>
-            </w:r>
-            <w:proofErr w:type="spellStart"/>
-            <w:r>
-              <w:rPr>
-                <w:rFonts w:ascii="Fira Code" w:hAnsi="Fira Code" w:cs="Fira Code"/>
-                <w:color w:val="26221C"/>
-                <w:sz w:val="16"/>
-                <w:szCs w:val="16"/>
-                <w:shd w:val="clear" w:color="auto" w:fill="FFFFFF"/>
-              </w:rPr>
-              <w:t>DashboardPage.tsx</w:t>
-            </w:r>
-            <w:proofErr w:type="spellEnd"/>
-          </w:p>
-          <w:p>
-            <w:pPr>
-              <w:bidi w:val="0"/>
-              <w:rPr>
-                <w:rFonts w:ascii="Fira Code" w:hAnsi="Fira Code" w:cs="Fira Code"/>
-                <w:color w:val="26221C"/>
-                <w:sz w:val="16"/>
-                <w:szCs w:val="16"/>
-                <w:shd w:val="clear" w:color="auto" w:fill="FFFFFF"/>
-              </w:rPr>
-            </w:pPr>
-            <w:r>
-              <w:rPr>
-                <w:rFonts w:ascii="Fira Code" w:hAnsi="Fira Code" w:cs="Fira Code"/>
-                <w:color w:val="26221C"/>
-                <w:sz w:val="16"/>
-                <w:szCs w:val="16"/>
-                <w:shd w:val="clear" w:color="auto" w:fill="FFFFFF"/>
-              </w:rPr>
-              <w:t xml:space="preserve">│   │   └── </w:t>
-            </w:r>
-            <w:r>
-              <w:rPr>
-                <w:rFonts w:ascii="Fira Code" w:hAnsi="Fira Code" w:cs="Fira Code"/>
-                <w:color w:val="BF4312"/>
-                <w:sz w:val="16"/>
-                <w:szCs w:val="16"/>
-                <w:bdr w:val="single" w:sz="2" w:space="0" w:color="E5E7EB" w:frame="1"/>
-              </w:rPr>
-              <w:t>components/</w:t>
-            </w:r>
-          </w:p>
-          <w:p>
-            <w:pPr>
-              <w:bidi w:val="0"/>
-              <w:rPr>
-                <w:rFonts w:ascii="Fira Code" w:hAnsi="Fira Code" w:cs="Fira Code"/>
-                <w:color w:val="26221C"/>
-                <w:sz w:val="16"/>
-                <w:szCs w:val="16"/>
-                <w:shd w:val="clear" w:color="auto" w:fill="FFFFFF"/>
-              </w:rPr>
-            </w:pPr>
-            <w:r>
-              <w:rPr>
-                <w:rFonts w:ascii="Fira Code" w:hAnsi="Fira Code" w:cs="Fira Code"/>
-                <w:color w:val="26221C"/>
-                <w:sz w:val="16"/>
-                <w:szCs w:val="16"/>
-                <w:shd w:val="clear" w:color="auto" w:fill="FFFFFF"/>
-              </w:rPr>
-              <w:t xml:space="preserve">│   │       ├── </w:t>
-            </w:r>
-            <w:proofErr w:type="spellStart"/>
-            <w:r>
-              <w:rPr>
-                <w:rFonts w:ascii="Fira Code" w:hAnsi="Fira Code" w:cs="Fira Code"/>
-                <w:color w:val="26221C"/>
-                <w:sz w:val="16"/>
-                <w:szCs w:val="16"/>
-                <w:shd w:val="clear" w:color="auto" w:fill="FFFFFF"/>
-              </w:rPr>
-              <w:t>StatCard.tsx</w:t>
-            </w:r>
-            <w:proofErr w:type="spellEnd"/>
-          </w:p>
-          <w:p>
-            <w:pPr>
-              <w:bidi w:val="0"/>
-              <w:rPr>
-                <w:rFonts w:ascii="Fira Code" w:hAnsi="Fira Code" w:cs="Fira Code"/>
-                <w:color w:val="26221C"/>
-                <w:sz w:val="16"/>
-                <w:szCs w:val="16"/>
-                <w:shd w:val="clear" w:color="auto" w:fill="FFFFFF"/>
-              </w:rPr>
-            </w:pPr>
-            <w:r>
-              <w:rPr>
-                <w:rFonts w:ascii="Fira Code" w:hAnsi="Fira Code" w:cs="Fira Code"/>
-                <w:color w:val="26221C"/>
-                <w:sz w:val="16"/>
-                <w:szCs w:val="16"/>
-                <w:shd w:val="clear" w:color="auto" w:fill="FFFFFF"/>
-              </w:rPr>
-              <w:t xml:space="preserve">│   │       ├── </w:t>
-            </w:r>
-            <w:proofErr w:type="spellStart"/>
-            <w:r>
-              <w:rPr>
-                <w:rFonts w:ascii="Fira Code" w:hAnsi="Fira Code" w:cs="Fira Code"/>
-                <w:color w:val="26221C"/>
-                <w:sz w:val="16"/>
-                <w:szCs w:val="16"/>
-                <w:shd w:val="clear" w:color="auto" w:fill="FFFFFF"/>
-              </w:rPr>
-              <w:t>FilterBar.tsx</w:t>
-            </w:r>
-            <w:proofErr w:type="spellEnd"/>
-          </w:p>
-          <w:p>
-            <w:pPr>
-              <w:bidi w:val="0"/>
-              <w:rPr>
-                <w:rFonts w:ascii="Fira Code" w:hAnsi="Fira Code" w:cs="Fira Code"/>
-                <w:color w:val="26221C"/>
-                <w:sz w:val="16"/>
-                <w:szCs w:val="16"/>
-                <w:shd w:val="clear" w:color="auto" w:fill="FFFFFF"/>
-              </w:rPr>
-            </w:pPr>
-            <w:r>
-              <w:rPr>
-                <w:rFonts w:ascii="Fira Code" w:hAnsi="Fira Code" w:cs="Fira Code"/>
-                <w:color w:val="26221C"/>
-                <w:sz w:val="16"/>
-                <w:szCs w:val="16"/>
-                <w:shd w:val="clear" w:color="auto" w:fill="FFFFFF"/>
-              </w:rPr>
-              <w:t xml:space="preserve">│   │       ├── </w:t>
-            </w:r>
-            <w:proofErr w:type="spellStart"/>
-            <w:r>
-              <w:rPr>
-                <w:rFonts w:ascii="Fira Code" w:hAnsi="Fira Code" w:cs="Fira Code"/>
-                <w:color w:val="26221C"/>
-                <w:sz w:val="16"/>
-                <w:szCs w:val="16"/>
-                <w:shd w:val="clear" w:color="auto" w:fill="FFFFFF"/>
-              </w:rPr>
-              <w:t>IncidentTable.tsx</w:t>
-            </w:r>
-            <w:proofErr w:type="spellEnd"/>
-          </w:p>
-          <w:p>
-            <w:pPr>
-              <w:bidi w:val="0"/>
-              <w:rPr>
-                <w:rFonts w:ascii="Fira Code" w:hAnsi="Fira Code" w:cs="Fira Code"/>
-                <w:color w:val="26221C"/>
-                <w:sz w:val="16"/>
-                <w:szCs w:val="16"/>
-                <w:shd w:val="clear" w:color="auto" w:fill="FFFFFF"/>
-              </w:rPr>
-            </w:pPr>
-            <w:r>
-              <w:rPr>
-                <w:rFonts w:ascii="Fira Code" w:hAnsi="Fira Code" w:cs="Fira Code"/>
-                <w:color w:val="26221C"/>
-                <w:sz w:val="16"/>
-                <w:szCs w:val="16"/>
-                <w:shd w:val="clear" w:color="auto" w:fill="FFFFFF"/>
-              </w:rPr>
-              <w:t xml:space="preserve">│   │       ├── </w:t>
-            </w:r>
-            <w:proofErr w:type="spellStart"/>
-            <w:r>
-              <w:rPr>
-                <w:rFonts w:ascii="Fira Code" w:hAnsi="Fira Code" w:cs="Fira Code"/>
-                <w:color w:val="26221C"/>
-                <w:sz w:val="16"/>
-                <w:szCs w:val="16"/>
-                <w:shd w:val="clear" w:color="auto" w:fill="FFFFFF"/>
-              </w:rPr>
-              <w:t>IncidentRow.tsx</w:t>
-            </w:r>
-            <w:proofErr w:type="spellEnd"/>
-          </w:p>
-          <w:p>
-            <w:pPr>
-              <w:bidi w:val="0"/>
-              <w:rPr>
-                <w:rFonts w:ascii="Fira Code" w:hAnsi="Fira Code" w:cs="Fira Code"/>
-                <w:color w:val="26221C"/>
-                <w:sz w:val="16"/>
-                <w:szCs w:val="16"/>
-                <w:shd w:val="clear" w:color="auto" w:fill="FFFFFF"/>
-              </w:rPr>
-            </w:pPr>
-            <w:r>
-              <w:rPr>
-                <w:rFonts w:ascii="Fira Code" w:hAnsi="Fira Code" w:cs="Fira Code"/>
-                <w:color w:val="26221C"/>
-                <w:sz w:val="16"/>
-                <w:szCs w:val="16"/>
-                <w:shd w:val="clear" w:color="auto" w:fill="FFFFFF"/>
-              </w:rPr>
-              <w:t xml:space="preserve">│   │       └── </w:t>
-            </w:r>
-            <w:proofErr w:type="spellStart"/>
-            <w:r>
-              <w:rPr>
-                <w:rFonts w:ascii="Fira Code" w:hAnsi="Fira Code" w:cs="Fira Code"/>
-                <w:color w:val="26221C"/>
-                <w:sz w:val="16"/>
-                <w:szCs w:val="16"/>
-                <w:shd w:val="clear" w:color="auto" w:fill="FFFFFF"/>
-              </w:rPr>
-              <w:t>IncidentDetailModal.tsx</w:t>
-            </w:r>
-            <w:proofErr w:type="spellEnd"/>
-          </w:p>
-          <w:p>
-            <w:pPr>
-              <w:bidi w:val="0"/>
-              <w:rPr>
-                <w:rFonts w:ascii="Fira Code" w:hAnsi="Fira Code" w:cs="Fira Code"/>
-                <w:color w:val="26221C"/>
-                <w:sz w:val="16"/>
-                <w:szCs w:val="16"/>
-                <w:shd w:val="clear" w:color="auto" w:fill="FFFFFF"/>
-              </w:rPr>
-            </w:pPr>
-            <w:r>
-              <w:rPr>
-                <w:rFonts w:ascii="Fira Code" w:hAnsi="Fira Code" w:cs="Fira Code"/>
-                <w:color w:val="26221C"/>
-                <w:sz w:val="16"/>
-                <w:szCs w:val="16"/>
-                <w:shd w:val="clear" w:color="auto" w:fill="FFFFFF"/>
-              </w:rPr>
-              <w:t>│   │</w:t>
-            </w:r>
-          </w:p>
-          <w:p>
-            <w:pPr>
-              <w:bidi w:val="0"/>
-              <w:rPr>
-                <w:rFonts w:ascii="Fira Code" w:hAnsi="Fira Code" w:cs="Fira Code"/>
-                <w:color w:val="26221C"/>
-                <w:sz w:val="16"/>
-                <w:szCs w:val="16"/>
-                <w:shd w:val="clear" w:color="auto" w:fill="FFFFFF"/>
-              </w:rPr>
-            </w:pPr>
-            <w:r>
-              <w:rPr>
-                <w:rFonts w:ascii="Fira Code" w:hAnsi="Fira Code" w:cs="Fira Code"/>
-                <w:color w:val="26221C"/>
-                <w:sz w:val="16"/>
-                <w:szCs w:val="16"/>
-                <w:shd w:val="clear" w:color="auto" w:fill="FFFFFF"/>
-              </w:rPr>
-              <w:t xml:space="preserve">│   ├── </w:t>
-            </w:r>
-            <w:r>
-              <w:rPr>
-                <w:rFonts w:ascii="Fira Code" w:hAnsi="Fira Code" w:cs="Fira Code"/>
-                <w:color w:val="BF4312"/>
-                <w:sz w:val="16"/>
-                <w:szCs w:val="16"/>
-                <w:bdr w:val="single" w:sz="2" w:space="0" w:color="E5E7EB" w:frame="1"/>
-              </w:rPr>
-              <w:t>session/</w:t>
-            </w:r>
-            <w:r>
-              <w:rPr>
-                <w:rFonts w:ascii="Fira Code" w:hAnsi="Fira Code" w:cs="Fira Code"/>
-                <w:color w:val="26221C"/>
-                <w:sz w:val="16"/>
-                <w:szCs w:val="16"/>
-                <w:shd w:val="clear" w:color="auto" w:fill="FFFFFF"/>
-              </w:rPr>
-              <w:t xml:space="preserve">                    </w:t>
-            </w:r>
-          </w:p>
-          <w:p>
-            <w:pPr>
-              <w:bidi w:val="0"/>
-              <w:rPr>
-                <w:rFonts w:ascii="Fira Code" w:hAnsi="Fira Code" w:cs="Fira Code"/>
-                <w:color w:val="26221C"/>
-                <w:sz w:val="16"/>
-                <w:szCs w:val="16"/>
-                <w:shd w:val="clear" w:color="auto" w:fill="FFFFFF"/>
-              </w:rPr>
-            </w:pPr>
-            <w:r>
-              <w:rPr>
-                <w:rFonts w:ascii="Fira Code" w:hAnsi="Fira Code" w:cs="Fira Code"/>
-                <w:color w:val="26221C"/>
-                <w:sz w:val="16"/>
-                <w:szCs w:val="16"/>
-                <w:shd w:val="clear" w:color="auto" w:fill="FFFFFF"/>
-              </w:rPr>
-              <w:t xml:space="preserve">│   │   ├── </w:t>
-            </w:r>
-            <w:proofErr w:type="spellStart"/>
-            <w:r>
-              <w:rPr>
-                <w:rFonts w:ascii="Fira Code" w:hAnsi="Fira Code" w:cs="Fira Code"/>
-                <w:color w:val="26221C"/>
-                <w:sz w:val="16"/>
-                <w:szCs w:val="16"/>
-                <w:shd w:val="clear" w:color="auto" w:fill="FFFFFF"/>
-              </w:rPr>
-              <w:t>SessionPage.tsx</w:t>
-            </w:r>
-            <w:proofErr w:type="spellEnd"/>
-          </w:p>
-          <w:p>
-            <w:pPr>
-              <w:bidi w:val="0"/>
-              <w:rPr>
-                <w:rFonts w:ascii="Fira Code" w:hAnsi="Fira Code" w:cs="Fira Code"/>
-                <w:color w:val="26221C"/>
-                <w:sz w:val="16"/>
-                <w:szCs w:val="16"/>
-                <w:shd w:val="clear" w:color="auto" w:fill="FFFFFF"/>
-              </w:rPr>
-            </w:pPr>
-            <w:r>
-              <w:rPr>
-                <w:rFonts w:ascii="Fira Code" w:hAnsi="Fira Code" w:cs="Fira Code"/>
-                <w:color w:val="26221C"/>
-                <w:sz w:val="16"/>
-                <w:szCs w:val="16"/>
-                <w:shd w:val="clear" w:color="auto" w:fill="FFFFFF"/>
-              </w:rPr>
-              <w:t xml:space="preserve">│   │   ├── </w:t>
-            </w:r>
-            <w:r>
-              <w:rPr>
-                <w:rFonts w:ascii="Fira Code" w:hAnsi="Fira Code" w:cs="Fira Code"/>
-                <w:color w:val="BF4312"/>
-                <w:sz w:val="16"/>
-                <w:szCs w:val="16"/>
-                <w:bdr w:val="single" w:sz="2" w:space="0" w:color="E5E7EB" w:frame="1"/>
-              </w:rPr>
-              <w:t>components/</w:t>
-            </w:r>
-          </w:p>
-          <w:p>
-            <w:pPr>
-              <w:bidi w:val="0"/>
-              <w:rPr>
-                <w:rFonts w:ascii="Fira Code" w:hAnsi="Fira Code" w:cs="Fira Code"/>
-                <w:color w:val="26221C"/>
-                <w:sz w:val="16"/>
-                <w:szCs w:val="16"/>
-                <w:shd w:val="clear" w:color="auto" w:fill="FFFFFF"/>
-              </w:rPr>
-            </w:pPr>
-            <w:r>
-              <w:rPr>
-                <w:rFonts w:ascii="Fira Code" w:hAnsi="Fira Code" w:cs="Fira Code"/>
-                <w:color w:val="26221C"/>
-                <w:sz w:val="16"/>
-                <w:szCs w:val="16"/>
-                <w:shd w:val="clear" w:color="auto" w:fill="FFFFFF"/>
-              </w:rPr>
-              <w:t xml:space="preserve">│   │   │   ├── </w:t>
-            </w:r>
-            <w:proofErr w:type="spellStart"/>
-            <w:r>
-              <w:rPr>
-                <w:rFonts w:ascii="Fira Code" w:hAnsi="Fira Code" w:cs="Fira Code"/>
-                <w:color w:val="26221C"/>
-                <w:sz w:val="16"/>
-                <w:szCs w:val="16"/>
-                <w:shd w:val="clear" w:color="auto" w:fill="FFFFFF"/>
-              </w:rPr>
-              <w:t>SessionHeader.tsx</w:t>
-            </w:r>
-            <w:proofErr w:type="spellEnd"/>
-          </w:p>
-          <w:p>
-            <w:pPr>
-              <w:bidi w:val="0"/>
-              <w:rPr>
-                <w:rFonts w:ascii="Fira Code" w:hAnsi="Fira Code" w:cs="Fira Code"/>
-                <w:color w:val="26221C"/>
-                <w:sz w:val="16"/>
-                <w:szCs w:val="16"/>
-                <w:shd w:val="clear" w:color="auto" w:fill="FFFFFF"/>
-              </w:rPr>
-            </w:pPr>
-            <w:r>
-              <w:rPr>
-                <w:rFonts w:ascii="Fira Code" w:hAnsi="Fira Code" w:cs="Fira Code"/>
-                <w:color w:val="26221C"/>
-                <w:sz w:val="16"/>
-                <w:szCs w:val="16"/>
-                <w:shd w:val="clear" w:color="auto" w:fill="FFFFFF"/>
-              </w:rPr>
-              <w:t xml:space="preserve">│   │   │   ├── </w:t>
-            </w:r>
-            <w:proofErr w:type="spellStart"/>
-            <w:r>
-              <w:rPr>
-                <w:rFonts w:ascii="Fira Code" w:hAnsi="Fira Code" w:cs="Fira Code"/>
-                <w:color w:val="26221C"/>
-                <w:sz w:val="16"/>
-                <w:szCs w:val="16"/>
-                <w:shd w:val="clear" w:color="auto" w:fill="FFFFFF"/>
-              </w:rPr>
-              <w:t>PanelShell.tsx</w:t>
-            </w:r>
-            <w:proofErr w:type="spellEnd"/>
-          </w:p>
-          <w:p>
-            <w:pPr>
-              <w:bidi w:val="0"/>
-              <w:rPr>
-                <w:rFonts w:ascii="Fira Code" w:hAnsi="Fira Code" w:cs="Fira Code"/>
-                <w:color w:val="26221C"/>
-                <w:sz w:val="16"/>
-                <w:szCs w:val="16"/>
-                <w:shd w:val="clear" w:color="auto" w:fill="FFFFFF"/>
-              </w:rPr>
-            </w:pPr>
-            <w:r>
-              <w:rPr>
-                <w:rFonts w:ascii="Fira Code" w:hAnsi="Fira Code" w:cs="Fira Code"/>
-                <w:color w:val="26221C"/>
-                <w:sz w:val="16"/>
-                <w:szCs w:val="16"/>
-                <w:shd w:val="clear" w:color="auto" w:fill="FFFFFF"/>
-              </w:rPr>
-              <w:t xml:space="preserve">│   │   │   ├── </w:t>
-            </w:r>
-            <w:proofErr w:type="spellStart"/>
-            <w:r>
-              <w:rPr>
-                <w:rFonts w:ascii="Fira Code" w:hAnsi="Fira Code" w:cs="Fira Code"/>
-                <w:color w:val="BF4312"/>
-                <w:sz w:val="16"/>
-                <w:szCs w:val="16"/>
-                <w:bdr w:val="single" w:sz="2" w:space="0" w:color="E5E7EB" w:frame="1"/>
-              </w:rPr>
-              <w:t>ProtocolPanel</w:t>
-            </w:r>
-            <w:proofErr w:type="spellEnd"/>
-            <w:r>
-              <w:rPr>
-                <w:rFonts w:ascii="Fira Code" w:hAnsi="Fira Code" w:cs="Fira Code"/>
-                <w:color w:val="BF4312"/>
-                <w:sz w:val="16"/>
-                <w:szCs w:val="16"/>
-                <w:bdr w:val="single" w:sz="2" w:space="0" w:color="E5E7EB" w:frame="1"/>
-              </w:rPr>
-              <w:t>/</w:t>
-            </w:r>
-          </w:p>
-          <w:p>
-            <w:pPr>
-              <w:bidi w:val="0"/>
-              <w:rPr>
-                <w:rFonts w:ascii="Fira Code" w:hAnsi="Fira Code" w:cs="Fira Code"/>
-                <w:color w:val="26221C"/>
-                <w:sz w:val="16"/>
-                <w:szCs w:val="16"/>
-                <w:shd w:val="clear" w:color="auto" w:fill="FFFFFF"/>
-              </w:rPr>
-            </w:pPr>
-            <w:r>
-              <w:rPr>
-                <w:rFonts w:ascii="Fira Code" w:hAnsi="Fira Code" w:cs="Fira Code"/>
-                <w:color w:val="26221C"/>
-                <w:sz w:val="16"/>
-                <w:szCs w:val="16"/>
-                <w:shd w:val="clear" w:color="auto" w:fill="FFFFFF"/>
-              </w:rPr>
-              <w:t xml:space="preserve">│   │   │   │   ├── </w:t>
-            </w:r>
-            <w:proofErr w:type="spellStart"/>
-            <w:r>
-              <w:rPr>
-                <w:rFonts w:ascii="Fira Code" w:hAnsi="Fira Code" w:cs="Fira Code"/>
-                <w:color w:val="26221C"/>
-                <w:sz w:val="16"/>
-                <w:szCs w:val="16"/>
-                <w:shd w:val="clear" w:color="auto" w:fill="FFFFFF"/>
-              </w:rPr>
-              <w:t>index.tsx</w:t>
-            </w:r>
-            <w:proofErr w:type="spellEnd"/>
-          </w:p>
-          <w:p>
-            <w:pPr>
-              <w:bidi w:val="0"/>
-              <w:rPr>
-                <w:rFonts w:ascii="Fira Code" w:hAnsi="Fira Code" w:cs="Fira Code"/>
-                <w:color w:val="26221C"/>
-                <w:sz w:val="16"/>
-                <w:szCs w:val="16"/>
-                <w:shd w:val="clear" w:color="auto" w:fill="FFFFFF"/>
-              </w:rPr>
-            </w:pPr>
-            <w:r>
-              <w:rPr>
-                <w:rFonts w:ascii="Fira Code" w:hAnsi="Fira Code" w:cs="Fira Code"/>
-                <w:color w:val="26221C"/>
-                <w:sz w:val="16"/>
-                <w:szCs w:val="16"/>
-                <w:shd w:val="clear" w:color="auto" w:fill="FFFFFF"/>
-              </w:rPr>
-              <w:t xml:space="preserve">│   │   │   │   ├── </w:t>
-            </w:r>
-            <w:proofErr w:type="spellStart"/>
-            <w:r>
-              <w:rPr>
-                <w:rFonts w:ascii="Fira Code" w:hAnsi="Fira Code" w:cs="Fira Code"/>
-                <w:color w:val="26221C"/>
-                <w:sz w:val="16"/>
-                <w:szCs w:val="16"/>
-                <w:shd w:val="clear" w:color="auto" w:fill="FFFFFF"/>
-              </w:rPr>
-              <w:t>ACLSFlowchart.tsx</w:t>
-            </w:r>
-            <w:proofErr w:type="spellEnd"/>
-          </w:p>
-          <w:p>
-            <w:pPr>
-              <w:bidi w:val="0"/>
-              <w:rPr>
-                <w:rFonts w:ascii="Fira Code" w:hAnsi="Fira Code" w:cs="Fira Code"/>
-                <w:color w:val="26221C"/>
-                <w:sz w:val="16"/>
-                <w:szCs w:val="16"/>
-                <w:shd w:val="clear" w:color="auto" w:fill="FFFFFF"/>
-              </w:rPr>
-            </w:pPr>
-            <w:r>
-              <w:rPr>
-                <w:rFonts w:ascii="Fira Code" w:hAnsi="Fira Code" w:cs="Fira Code"/>
-                <w:color w:val="26221C"/>
-                <w:sz w:val="16"/>
-                <w:szCs w:val="16"/>
-                <w:shd w:val="clear" w:color="auto" w:fill="FFFFFF"/>
-              </w:rPr>
-              <w:t xml:space="preserve">│   │   │   │   └── </w:t>
-            </w:r>
-            <w:proofErr w:type="spellStart"/>
-            <w:r>
-              <w:rPr>
-                <w:rFonts w:ascii="Fira Code" w:hAnsi="Fira Code" w:cs="Fira Code"/>
-                <w:color w:val="26221C"/>
-                <w:sz w:val="16"/>
-                <w:szCs w:val="16"/>
-                <w:shd w:val="clear" w:color="auto" w:fill="FFFFFF"/>
-              </w:rPr>
-              <w:t>FlowNode.tsx</w:t>
-            </w:r>
-            <w:proofErr w:type="spellEnd"/>
-          </w:p>
-          <w:p>
-            <w:pPr>
-              <w:bidi w:val="0"/>
-              <w:rPr>
-                <w:rFonts w:ascii="Fira Code" w:hAnsi="Fira Code" w:cs="Fira Code"/>
-                <w:color w:val="26221C"/>
-                <w:sz w:val="16"/>
-                <w:szCs w:val="16"/>
-                <w:shd w:val="clear" w:color="auto" w:fill="FFFFFF"/>
-              </w:rPr>
-            </w:pPr>
-            <w:r>
-              <w:rPr>
-                <w:rFonts w:ascii="Fira Code" w:hAnsi="Fira Code" w:cs="Fira Code"/>
-                <w:color w:val="26221C"/>
-                <w:sz w:val="16"/>
-                <w:szCs w:val="16"/>
-                <w:shd w:val="clear" w:color="auto" w:fill="FFFFFF"/>
-              </w:rPr>
-              <w:t xml:space="preserve">│   │   │   ├── </w:t>
-            </w:r>
-            <w:proofErr w:type="spellStart"/>
-            <w:r>
-              <w:rPr>
-                <w:rFonts w:ascii="Fira Code" w:hAnsi="Fira Code" w:cs="Fira Code"/>
-                <w:color w:val="BF4312"/>
-                <w:sz w:val="16"/>
-                <w:szCs w:val="16"/>
-                <w:bdr w:val="single" w:sz="2" w:space="0" w:color="E5E7EB" w:frame="1"/>
-              </w:rPr>
-              <w:t>TranscriptPanel</w:t>
-            </w:r>
-            <w:proofErr w:type="spellEnd"/>
-            <w:r>
-              <w:rPr>
-                <w:rFonts w:ascii="Fira Code" w:hAnsi="Fira Code" w:cs="Fira Code"/>
-                <w:color w:val="BF4312"/>
-                <w:sz w:val="16"/>
-                <w:szCs w:val="16"/>
-                <w:bdr w:val="single" w:sz="2" w:space="0" w:color="E5E7EB" w:frame="1"/>
-              </w:rPr>
-              <w:t>/</w:t>
-            </w:r>
-          </w:p>
-          <w:p>
-            <w:pPr>
-              <w:bidi w:val="0"/>
-              <w:rPr>
-                <w:rFonts w:ascii="Fira Code" w:hAnsi="Fira Code" w:cs="Fira Code"/>
-                <w:color w:val="26221C"/>
-                <w:sz w:val="16"/>
-                <w:szCs w:val="16"/>
-                <w:shd w:val="clear" w:color="auto" w:fill="FFFFFF"/>
-              </w:rPr>
-            </w:pPr>
-            <w:r>
-              <w:rPr>
-                <w:rFonts w:ascii="Fira Code" w:hAnsi="Fira Code" w:cs="Fira Code"/>
-                <w:color w:val="26221C"/>
-                <w:sz w:val="16"/>
-                <w:szCs w:val="16"/>
-                <w:shd w:val="clear" w:color="auto" w:fill="FFFFFF"/>
-              </w:rPr>
-              <w:t xml:space="preserve">│   │   │   │   ├── </w:t>
-            </w:r>
-            <w:proofErr w:type="spellStart"/>
-            <w:r>
-              <w:rPr>
-                <w:rFonts w:ascii="Fira Code" w:hAnsi="Fira Code" w:cs="Fira Code"/>
-                <w:color w:val="26221C"/>
-                <w:sz w:val="16"/>
-                <w:szCs w:val="16"/>
-                <w:shd w:val="clear" w:color="auto" w:fill="FFFFFF"/>
-              </w:rPr>
-              <w:t>index.tsx</w:t>
-            </w:r>
-            <w:proofErr w:type="spellEnd"/>
-          </w:p>
-          <w:p>
-            <w:pPr>
-              <w:bidi w:val="0"/>
-              <w:rPr>
-                <w:rFonts w:ascii="Fira Code" w:hAnsi="Fira Code" w:cs="Fira Code"/>
-                <w:color w:val="26221C"/>
-                <w:sz w:val="16"/>
-                <w:szCs w:val="16"/>
-                <w:shd w:val="clear" w:color="auto" w:fill="FFFFFF"/>
-              </w:rPr>
-            </w:pPr>
-            <w:r>
-              <w:rPr>
-                <w:rFonts w:ascii="Fira Code" w:hAnsi="Fira Code" w:cs="Fira Code"/>
-                <w:color w:val="26221C"/>
-                <w:sz w:val="16"/>
-                <w:szCs w:val="16"/>
-                <w:shd w:val="clear" w:color="auto" w:fill="FFFFFF"/>
-              </w:rPr>
-              <w:t xml:space="preserve">│   │   │   │   ├── </w:t>
-            </w:r>
-            <w:proofErr w:type="spellStart"/>
-            <w:r>
-              <w:rPr>
-                <w:rFonts w:ascii="Fira Code" w:hAnsi="Fira Code" w:cs="Fira Code"/>
-                <w:color w:val="26221C"/>
-                <w:sz w:val="16"/>
-                <w:szCs w:val="16"/>
-                <w:shd w:val="clear" w:color="auto" w:fill="FFFFFF"/>
-              </w:rPr>
-              <w:t>TranscriptEntry.tsx</w:t>
-            </w:r>
-            <w:proofErr w:type="spellEnd"/>
-          </w:p>
-          <w:p>
-            <w:pPr>
-              <w:bidi w:val="0"/>
-              <w:rPr>
-                <w:rFonts w:ascii="Fira Code" w:hAnsi="Fira Code" w:cs="Fira Code"/>
-                <w:color w:val="26221C"/>
-                <w:sz w:val="16"/>
-                <w:szCs w:val="16"/>
-                <w:shd w:val="clear" w:color="auto" w:fill="FFFFFF"/>
-              </w:rPr>
-            </w:pPr>
-            <w:r>
-              <w:rPr>
-                <w:rFonts w:ascii="Fira Code" w:hAnsi="Fira Code" w:cs="Fira Code"/>
-                <w:color w:val="26221C"/>
-                <w:sz w:val="16"/>
-                <w:szCs w:val="16"/>
-                <w:shd w:val="clear" w:color="auto" w:fill="FFFFFF"/>
-              </w:rPr>
-              <w:t xml:space="preserve">│   │   │   │   └── </w:t>
-            </w:r>
-            <w:proofErr w:type="spellStart"/>
-            <w:r>
-              <w:rPr>
-                <w:rFonts w:ascii="Fira Code" w:hAnsi="Fira Code" w:cs="Fira Code"/>
-                <w:color w:val="26221C"/>
-                <w:sz w:val="16"/>
-                <w:szCs w:val="16"/>
-                <w:shd w:val="clear" w:color="auto" w:fill="FFFFFF"/>
-              </w:rPr>
-              <w:t>RecordingControls.tsx</w:t>
-            </w:r>
-            <w:proofErr w:type="spellEnd"/>
-          </w:p>
-          <w:p>
-            <w:pPr>
-              <w:bidi w:val="0"/>
-              <w:rPr>
-                <w:rFonts w:ascii="Fira Code" w:hAnsi="Fira Code" w:cs="Fira Code"/>
-                <w:color w:val="26221C"/>
-                <w:sz w:val="16"/>
-                <w:szCs w:val="16"/>
-                <w:shd w:val="clear" w:color="auto" w:fill="FFFFFF"/>
-              </w:rPr>
-            </w:pPr>
-            <w:r>
-              <w:rPr>
-                <w:rFonts w:ascii="Fira Code" w:hAnsi="Fira Code" w:cs="Fira Code"/>
-                <w:color w:val="26221C"/>
-                <w:sz w:val="16"/>
-                <w:szCs w:val="16"/>
-                <w:shd w:val="clear" w:color="auto" w:fill="FFFFFF"/>
-              </w:rPr>
-              <w:t xml:space="preserve">│   │   │   └── </w:t>
-            </w:r>
-            <w:proofErr w:type="spellStart"/>
-            <w:r>
-              <w:rPr>
-                <w:rFonts w:ascii="Fira Code" w:hAnsi="Fira Code" w:cs="Fira Code"/>
-                <w:color w:val="BF4312"/>
-                <w:sz w:val="16"/>
-                <w:szCs w:val="16"/>
-                <w:bdr w:val="single" w:sz="2" w:space="0" w:color="E5E7EB" w:frame="1"/>
-              </w:rPr>
-              <w:t>SummaryPanel</w:t>
-            </w:r>
-            <w:proofErr w:type="spellEnd"/>
-            <w:r>
-              <w:rPr>
-                <w:rFonts w:ascii="Fira Code" w:hAnsi="Fira Code" w:cs="Fira Code"/>
-                <w:color w:val="BF4312"/>
-                <w:sz w:val="16"/>
-                <w:szCs w:val="16"/>
-                <w:bdr w:val="single" w:sz="2" w:space="0" w:color="E5E7EB" w:frame="1"/>
-              </w:rPr>
-              <w:t>/</w:t>
-            </w:r>
-          </w:p>
-          <w:p>
-            <w:pPr>
-              <w:bidi w:val="0"/>
-              <w:rPr>
-                <w:rFonts w:ascii="Fira Code" w:hAnsi="Fira Code" w:cs="Fira Code"/>
-                <w:color w:val="26221C"/>
-                <w:sz w:val="16"/>
-                <w:szCs w:val="16"/>
-                <w:shd w:val="clear" w:color="auto" w:fill="FFFFFF"/>
-              </w:rPr>
-            </w:pPr>
-            <w:r>
-              <w:rPr>
-                <w:rFonts w:ascii="Fira Code" w:hAnsi="Fira Code" w:cs="Fira Code"/>
-                <w:color w:val="26221C"/>
-                <w:sz w:val="16"/>
-                <w:szCs w:val="16"/>
-                <w:shd w:val="clear" w:color="auto" w:fill="FFFFFF"/>
-              </w:rPr>
-              <w:t xml:space="preserve">│   │   │       ├── </w:t>
-            </w:r>
-            <w:proofErr w:type="spellStart"/>
-            <w:r>
-              <w:rPr>
-                <w:rFonts w:ascii="Fira Code" w:hAnsi="Fira Code" w:cs="Fira Code"/>
-                <w:color w:val="26221C"/>
-                <w:sz w:val="16"/>
-                <w:szCs w:val="16"/>
-                <w:shd w:val="clear" w:color="auto" w:fill="FFFFFF"/>
-              </w:rPr>
-              <w:t>index.tsx</w:t>
-            </w:r>
-            <w:proofErr w:type="spellEnd"/>
-          </w:p>
-          <w:p>
-            <w:pPr>
-              <w:bidi w:val="0"/>
-              <w:rPr>
-                <w:rFonts w:ascii="Fira Code" w:hAnsi="Fira Code" w:cs="Fira Code"/>
-                <w:color w:val="26221C"/>
-                <w:sz w:val="16"/>
-                <w:szCs w:val="16"/>
-                <w:shd w:val="clear" w:color="auto" w:fill="FFFFFF"/>
-              </w:rPr>
-            </w:pPr>
-            <w:r>
-              <w:rPr>
-                <w:rFonts w:ascii="Fira Code" w:hAnsi="Fira Code" w:cs="Fira Code"/>
-                <w:color w:val="26221C"/>
-                <w:sz w:val="16"/>
-                <w:szCs w:val="16"/>
-                <w:shd w:val="clear" w:color="auto" w:fill="FFFFFF"/>
-              </w:rPr>
-              <w:t xml:space="preserve">│   │   │       ├── </w:t>
-            </w:r>
-            <w:proofErr w:type="spellStart"/>
-            <w:r>
-              <w:rPr>
-                <w:rFonts w:ascii="Fira Code" w:hAnsi="Fira Code" w:cs="Fira Code"/>
-                <w:color w:val="26221C"/>
-                <w:sz w:val="16"/>
-                <w:szCs w:val="16"/>
-                <w:shd w:val="clear" w:color="auto" w:fill="FFFFFF"/>
-              </w:rPr>
-              <w:t>MoHForm.tsx</w:t>
-            </w:r>
-            <w:proofErr w:type="spellEnd"/>
-          </w:p>
-          <w:p>
-            <w:pPr>
-              <w:bidi w:val="0"/>
-              <w:rPr>
-                <w:rFonts w:ascii="Fira Code" w:hAnsi="Fira Code" w:cs="Fira Code"/>
-                <w:color w:val="26221C"/>
-                <w:sz w:val="16"/>
-                <w:szCs w:val="16"/>
-                <w:shd w:val="clear" w:color="auto" w:fill="FFFFFF"/>
-              </w:rPr>
-            </w:pPr>
-            <w:r>
-              <w:rPr>
-                <w:rFonts w:ascii="Fira Code" w:hAnsi="Fira Code" w:cs="Fira Code"/>
-                <w:color w:val="26221C"/>
-                <w:sz w:val="16"/>
-                <w:szCs w:val="16"/>
-                <w:shd w:val="clear" w:color="auto" w:fill="FFFFFF"/>
-              </w:rPr>
-              <w:t xml:space="preserve">│   │   │       └── </w:t>
-            </w:r>
-            <w:proofErr w:type="spellStart"/>
-            <w:r>
-              <w:rPr>
-                <w:rFonts w:ascii="Fira Code" w:hAnsi="Fira Code" w:cs="Fira Code"/>
-                <w:color w:val="26221C"/>
-                <w:sz w:val="16"/>
-                <w:szCs w:val="16"/>
-                <w:shd w:val="clear" w:color="auto" w:fill="FFFFFF"/>
-              </w:rPr>
-              <w:t>SignBlock.tsx</w:t>
-            </w:r>
-            <w:proofErr w:type="spellEnd"/>
-          </w:p>
-          <w:p>
-            <w:pPr>
-              <w:bidi w:val="0"/>
-              <w:rPr>
-                <w:rFonts w:ascii="Fira Code" w:hAnsi="Fira Code" w:cs="Fira Code"/>
-                <w:color w:val="26221C"/>
-                <w:sz w:val="16"/>
-                <w:szCs w:val="16"/>
-                <w:shd w:val="clear" w:color="auto" w:fill="FFFFFF"/>
-              </w:rPr>
-            </w:pPr>
-            <w:r>
-              <w:rPr>
-                <w:rFonts w:ascii="Fira Code" w:hAnsi="Fira Code" w:cs="Fira Code"/>
-                <w:color w:val="26221C"/>
-                <w:sz w:val="16"/>
-                <w:szCs w:val="16"/>
-                <w:shd w:val="clear" w:color="auto" w:fill="FFFFFF"/>
-              </w:rPr>
-              <w:t xml:space="preserve">│   │   └── </w:t>
-            </w:r>
-            <w:r>
-              <w:rPr>
-                <w:rFonts w:ascii="Fira Code" w:hAnsi="Fira Code" w:cs="Fira Code"/>
-                <w:color w:val="BF4312"/>
-                <w:sz w:val="16"/>
-                <w:szCs w:val="16"/>
-                <w:bdr w:val="single" w:sz="2" w:space="0" w:color="E5E7EB" w:frame="1"/>
-              </w:rPr>
-              <w:t>services/</w:t>
-            </w:r>
-            <w:r>
-              <w:rPr>
-                <w:rFonts w:ascii="Fira Code" w:hAnsi="Fira Code" w:cs="Fira Code"/>
-                <w:color w:val="26221C"/>
-                <w:sz w:val="16"/>
-                <w:szCs w:val="16"/>
-                <w:shd w:val="clear" w:color="auto" w:fill="FFFFFF"/>
-              </w:rPr>
-              <w:t xml:space="preserve">               </w:t>
-            </w:r>
-          </w:p>
-          <w:p>
-            <w:pPr>
-              <w:bidi w:val="0"/>
-              <w:rPr>
-                <w:rFonts w:ascii="Fira Code" w:hAnsi="Fira Code" w:cs="Fira Code"/>
-                <w:color w:val="26221C"/>
-                <w:sz w:val="16"/>
-                <w:szCs w:val="16"/>
-                <w:shd w:val="clear" w:color="auto" w:fill="FFFFFF"/>
-              </w:rPr>
-            </w:pPr>
-            <w:r>
-              <w:rPr>
-                <w:rFonts w:ascii="Fira Code" w:hAnsi="Fira Code" w:cs="Fira Code"/>
-                <w:color w:val="26221C"/>
-                <w:sz w:val="16"/>
-                <w:szCs w:val="16"/>
-                <w:shd w:val="clear" w:color="auto" w:fill="FFFFFF"/>
-              </w:rPr>
-              <w:t xml:space="preserve">│   │       ├── </w:t>
-            </w:r>
-            <w:proofErr w:type="spellStart"/>
-            <w:r>
-              <w:rPr>
-                <w:rFonts w:ascii="Fira Code" w:hAnsi="Fira Code" w:cs="Fira Code"/>
-                <w:color w:val="26221C"/>
-                <w:sz w:val="16"/>
-                <w:szCs w:val="16"/>
-                <w:shd w:val="clear" w:color="auto" w:fill="FFFFFF"/>
-              </w:rPr>
-              <w:t>ws.service.ts</w:t>
-            </w:r>
-            <w:proofErr w:type="spellEnd"/>
-            <w:r>
-              <w:rPr>
-                <w:rFonts w:ascii="Fira Code" w:hAnsi="Fira Code" w:cs="Fira Code"/>
-                <w:color w:val="26221C"/>
-                <w:sz w:val="16"/>
-                <w:szCs w:val="16"/>
-                <w:shd w:val="clear" w:color="auto" w:fill="FFFFFF"/>
-              </w:rPr>
-              <w:t xml:space="preserve">       </w:t>
-            </w:r>
-          </w:p>
-          <w:p>
-            <w:pPr>
-              <w:bidi w:val="0"/>
-              <w:rPr>
-                <w:rFonts w:ascii="Fira Code" w:hAnsi="Fira Code" w:cs="Fira Code"/>
-                <w:color w:val="26221C"/>
-                <w:sz w:val="16"/>
-                <w:szCs w:val="16"/>
-                <w:shd w:val="clear" w:color="auto" w:fill="FFFFFF"/>
-              </w:rPr>
-            </w:pPr>
-            <w:r>
-              <w:rPr>
-                <w:rFonts w:ascii="Fira Code" w:hAnsi="Fira Code" w:cs="Fira Code"/>
-                <w:color w:val="26221C"/>
-                <w:sz w:val="16"/>
-                <w:szCs w:val="16"/>
-                <w:shd w:val="clear" w:color="auto" w:fill="FFFFFF"/>
-              </w:rPr>
-              <w:t xml:space="preserve">│   │       ├── </w:t>
-            </w:r>
-            <w:proofErr w:type="spellStart"/>
-            <w:r>
-              <w:rPr>
-                <w:rFonts w:ascii="Fira Code" w:hAnsi="Fira Code" w:cs="Fira Code"/>
-                <w:color w:val="26221C"/>
-                <w:sz w:val="16"/>
-                <w:szCs w:val="16"/>
-                <w:shd w:val="clear" w:color="auto" w:fill="FFFFFF"/>
-              </w:rPr>
-              <w:t>keyword.service.ts</w:t>
-            </w:r>
-            <w:proofErr w:type="spellEnd"/>
-            <w:r>
-              <w:rPr>
-                <w:rFonts w:ascii="Fira Code" w:hAnsi="Fira Code" w:cs="Fira Code"/>
-                <w:color w:val="26221C"/>
-                <w:sz w:val="16"/>
-                <w:szCs w:val="16"/>
-                <w:shd w:val="clear" w:color="auto" w:fill="FFFFFF"/>
-              </w:rPr>
-              <w:t xml:space="preserve">  </w:t>
-            </w:r>
-          </w:p>
-          <w:p>
-            <w:pPr>
-              <w:bidi w:val="0"/>
-              <w:rPr>
-                <w:rFonts w:ascii="Fira Code" w:hAnsi="Fira Code" w:cs="Fira Code"/>
-                <w:color w:val="26221C"/>
-                <w:sz w:val="16"/>
-                <w:szCs w:val="16"/>
-                <w:shd w:val="clear" w:color="auto" w:fill="FFFFFF"/>
-              </w:rPr>
-            </w:pPr>
-            <w:r>
-              <w:rPr>
-                <w:rFonts w:ascii="Fira Code" w:hAnsi="Fira Code" w:cs="Fira Code"/>
-                <w:color w:val="26221C"/>
-                <w:sz w:val="16"/>
-                <w:szCs w:val="16"/>
-                <w:shd w:val="clear" w:color="auto" w:fill="FFFFFF"/>
-              </w:rPr>
-              <w:t xml:space="preserve">│   │       └── </w:t>
-            </w:r>
-            <w:proofErr w:type="spellStart"/>
-            <w:r>
-              <w:rPr>
-                <w:rFonts w:ascii="Fira Code" w:hAnsi="Fira Code" w:cs="Fira Code"/>
-                <w:color w:val="26221C"/>
-                <w:sz w:val="16"/>
-                <w:szCs w:val="16"/>
-                <w:shd w:val="clear" w:color="auto" w:fill="FFFFFF"/>
-              </w:rPr>
-              <w:t>timer.service.ts</w:t>
-            </w:r>
-            <w:proofErr w:type="spellEnd"/>
-            <w:r>
-              <w:rPr>
-                <w:rFonts w:ascii="Fira Code" w:hAnsi="Fira Code" w:cs="Fira Code"/>
-                <w:color w:val="26221C"/>
-                <w:sz w:val="16"/>
-                <w:szCs w:val="16"/>
-                <w:shd w:val="clear" w:color="auto" w:fill="FFFFFF"/>
-              </w:rPr>
-              <w:t xml:space="preserve">    </w:t>
-            </w:r>
-          </w:p>
-          <w:p>
-            <w:pPr>
-              <w:bidi w:val="0"/>
-              <w:rPr>
-                <w:rFonts w:ascii="Fira Code" w:hAnsi="Fira Code" w:cs="Fira Code"/>
-                <w:color w:val="26221C"/>
-                <w:sz w:val="16"/>
-                <w:szCs w:val="16"/>
-                <w:shd w:val="clear" w:color="auto" w:fill="FFFFFF"/>
-              </w:rPr>
-            </w:pPr>
-            <w:r>
-              <w:rPr>
-                <w:rFonts w:ascii="Fira Code" w:hAnsi="Fira Code" w:cs="Fira Code"/>
-                <w:color w:val="26221C"/>
-                <w:sz w:val="16"/>
-                <w:szCs w:val="16"/>
-                <w:shd w:val="clear" w:color="auto" w:fill="FFFFFF"/>
-              </w:rPr>
-              <w:t>│   │</w:t>
-            </w:r>
-          </w:p>
-          <w:p>
-            <w:pPr>
-              <w:bidi w:val="0"/>
-              <w:rPr>
-                <w:rFonts w:ascii="Fira Code" w:hAnsi="Fira Code" w:cs="Fira Code"/>
-                <w:color w:val="26221C"/>
-                <w:sz w:val="16"/>
-                <w:szCs w:val="16"/>
-                <w:shd w:val="clear" w:color="auto" w:fill="FFFFFF"/>
-              </w:rPr>
-            </w:pPr>
-            <w:r>
-              <w:rPr>
-                <w:rFonts w:ascii="Fira Code" w:hAnsi="Fira Code" w:cs="Fira Code"/>
-                <w:color w:val="26221C"/>
-                <w:sz w:val="16"/>
-                <w:szCs w:val="16"/>
-                <w:shd w:val="clear" w:color="auto" w:fill="FFFFFF"/>
-              </w:rPr>
-              <w:t xml:space="preserve">│   ├── </w:t>
-            </w:r>
-            <w:r>
-              <w:rPr>
-                <w:rFonts w:ascii="Fira Code" w:hAnsi="Fira Code" w:cs="Fira Code"/>
-                <w:color w:val="BF4312"/>
-                <w:sz w:val="16"/>
-                <w:szCs w:val="16"/>
-                <w:bdr w:val="single" w:sz="2" w:space="0" w:color="E5E7EB" w:frame="1"/>
-              </w:rPr>
-              <w:t>voice-stamp/</w:t>
-            </w:r>
-            <w:r>
-              <w:rPr>
-                <w:rFonts w:ascii="Fira Code" w:hAnsi="Fira Code" w:cs="Fira Code"/>
-                <w:color w:val="26221C"/>
-                <w:sz w:val="16"/>
-                <w:szCs w:val="16"/>
-                <w:shd w:val="clear" w:color="auto" w:fill="FFFFFF"/>
-              </w:rPr>
-              <w:t xml:space="preserve">                </w:t>
-            </w:r>
-          </w:p>
-          <w:p>
-            <w:pPr>
-              <w:bidi w:val="0"/>
-              <w:rPr>
-                <w:rFonts w:ascii="Fira Code" w:hAnsi="Fira Code" w:cs="Fira Code"/>
-                <w:color w:val="26221C"/>
-                <w:sz w:val="16"/>
-                <w:szCs w:val="16"/>
-                <w:shd w:val="clear" w:color="auto" w:fill="FFFFFF"/>
-              </w:rPr>
-            </w:pPr>
-            <w:r>
-              <w:rPr>
-                <w:rFonts w:ascii="Fira Code" w:hAnsi="Fira Code" w:cs="Fira Code"/>
-                <w:color w:val="26221C"/>
-                <w:sz w:val="16"/>
-                <w:szCs w:val="16"/>
-                <w:shd w:val="clear" w:color="auto" w:fill="FFFFFF"/>
-              </w:rPr>
-              <w:t xml:space="preserve">│   │   ├── </w:t>
-            </w:r>
-            <w:proofErr w:type="spellStart"/>
-            <w:r>
-              <w:rPr>
-                <w:rFonts w:ascii="Fira Code" w:hAnsi="Fira Code" w:cs="Fira Code"/>
-                <w:color w:val="26221C"/>
-                <w:sz w:val="16"/>
-                <w:szCs w:val="16"/>
-                <w:shd w:val="clear" w:color="auto" w:fill="FFFFFF"/>
-              </w:rPr>
-              <w:t>VoiceStampPage.tsx</w:t>
-            </w:r>
-            <w:proofErr w:type="spellEnd"/>
-          </w:p>
-          <w:p>
-            <w:pPr>
-              <w:bidi w:val="0"/>
-              <w:rPr>
-                <w:rFonts w:ascii="Fira Code" w:hAnsi="Fira Code" w:cs="Fira Code"/>
-                <w:color w:val="26221C"/>
-                <w:sz w:val="16"/>
-                <w:szCs w:val="16"/>
-                <w:shd w:val="clear" w:color="auto" w:fill="FFFFFF"/>
-              </w:rPr>
-            </w:pPr>
-            <w:r>
-              <w:rPr>
-                <w:rFonts w:ascii="Fira Code" w:hAnsi="Fira Code" w:cs="Fira Code"/>
-                <w:color w:val="26221C"/>
-                <w:sz w:val="16"/>
-                <w:szCs w:val="16"/>
-                <w:shd w:val="clear" w:color="auto" w:fill="FFFFFF"/>
-              </w:rPr>
-              <w:t xml:space="preserve">│   │   ├── </w:t>
-            </w:r>
-            <w:r>
-              <w:rPr>
-                <w:rFonts w:ascii="Fira Code" w:hAnsi="Fira Code" w:cs="Fira Code"/>
-                <w:color w:val="BF4312"/>
-                <w:sz w:val="16"/>
-                <w:szCs w:val="16"/>
-                <w:bdr w:val="single" w:sz="2" w:space="0" w:color="E5E7EB" w:frame="1"/>
-              </w:rPr>
-              <w:t>components/</w:t>
-            </w:r>
-          </w:p>
-          <w:p>
-            <w:pPr>
-              <w:bidi w:val="0"/>
-              <w:rPr>
-                <w:rFonts w:ascii="Fira Code" w:hAnsi="Fira Code" w:cs="Fira Code"/>
-                <w:color w:val="26221C"/>
-                <w:sz w:val="16"/>
-                <w:szCs w:val="16"/>
-                <w:shd w:val="clear" w:color="auto" w:fill="FFFFFF"/>
-              </w:rPr>
-            </w:pPr>
-            <w:r>
-              <w:rPr>
-                <w:rFonts w:ascii="Fira Code" w:hAnsi="Fira Code" w:cs="Fira Code"/>
-                <w:color w:val="26221C"/>
-                <w:sz w:val="16"/>
-                <w:szCs w:val="16"/>
-                <w:shd w:val="clear" w:color="auto" w:fill="FFFFFF"/>
-              </w:rPr>
-              <w:t xml:space="preserve">│   │   │   ├── </w:t>
-            </w:r>
-            <w:proofErr w:type="spellStart"/>
-            <w:r>
-              <w:rPr>
-                <w:rFonts w:ascii="Fira Code" w:hAnsi="Fira Code" w:cs="Fira Code"/>
-                <w:color w:val="26221C"/>
-                <w:sz w:val="16"/>
-                <w:szCs w:val="16"/>
-                <w:shd w:val="clear" w:color="auto" w:fill="FFFFFF"/>
-              </w:rPr>
-              <w:t>VoiceRecorder.tsx</w:t>
-            </w:r>
-            <w:proofErr w:type="spellEnd"/>
-          </w:p>
-          <w:p>
-            <w:pPr>
-              <w:bidi w:val="0"/>
-              <w:rPr>
-                <w:rFonts w:ascii="Fira Code" w:hAnsi="Fira Code" w:cs="Fira Code"/>
-                <w:color w:val="26221C"/>
-                <w:sz w:val="16"/>
-                <w:szCs w:val="16"/>
-                <w:shd w:val="clear" w:color="auto" w:fill="FFFFFF"/>
-              </w:rPr>
-            </w:pPr>
-            <w:r>
-              <w:rPr>
-                <w:rFonts w:ascii="Fira Code" w:hAnsi="Fira Code" w:cs="Fira Code"/>
-                <w:color w:val="26221C"/>
-                <w:sz w:val="16"/>
-                <w:szCs w:val="16"/>
-                <w:shd w:val="clear" w:color="auto" w:fill="FFFFFF"/>
-              </w:rPr>
-              <w:t xml:space="preserve">│   │   │   ├── </w:t>
-            </w:r>
-            <w:proofErr w:type="spellStart"/>
-            <w:r>
-              <w:rPr>
-                <w:rFonts w:ascii="Fira Code" w:hAnsi="Fira Code" w:cs="Fira Code"/>
-                <w:color w:val="26221C"/>
-                <w:sz w:val="16"/>
-                <w:szCs w:val="16"/>
-                <w:shd w:val="clear" w:color="auto" w:fill="FFFFFF"/>
-              </w:rPr>
-              <w:t>WaveformDisplay.tsx</w:t>
-            </w:r>
-            <w:proofErr w:type="spellEnd"/>
-          </w:p>
-          <w:p>
-            <w:pPr>
-              <w:bidi w:val="0"/>
-              <w:rPr>
-                <w:rFonts w:ascii="Fira Code" w:hAnsi="Fira Code" w:cs="Fira Code"/>
-                <w:color w:val="26221C"/>
-                <w:sz w:val="16"/>
-                <w:szCs w:val="16"/>
-                <w:shd w:val="clear" w:color="auto" w:fill="FFFFFF"/>
-              </w:rPr>
-            </w:pPr>
-            <w:r>
-              <w:rPr>
-                <w:rFonts w:ascii="Fira Code" w:hAnsi="Fira Code" w:cs="Fira Code"/>
-                <w:color w:val="26221C"/>
-                <w:sz w:val="16"/>
-                <w:szCs w:val="16"/>
-                <w:shd w:val="clear" w:color="auto" w:fill="FFFFFF"/>
-              </w:rPr>
-              <w:t xml:space="preserve">│   │   │   └── </w:t>
-            </w:r>
-            <w:proofErr w:type="spellStart"/>
-            <w:r>
-              <w:rPr>
-                <w:rFonts w:ascii="Fira Code" w:hAnsi="Fira Code" w:cs="Fira Code"/>
-                <w:color w:val="26221C"/>
-                <w:sz w:val="16"/>
-                <w:szCs w:val="16"/>
-                <w:shd w:val="clear" w:color="auto" w:fill="FFFFFF"/>
-              </w:rPr>
-              <w:t>StampCard.tsx</w:t>
-            </w:r>
-            <w:proofErr w:type="spellEnd"/>
-          </w:p>
-          <w:p>
-            <w:pPr>
-              <w:bidi w:val="0"/>
-              <w:rPr>
-                <w:rFonts w:ascii="Fira Code" w:hAnsi="Fira Code" w:cs="Fira Code"/>
-                <w:color w:val="26221C"/>
-                <w:sz w:val="16"/>
-                <w:szCs w:val="16"/>
-                <w:shd w:val="clear" w:color="auto" w:fill="FFFFFF"/>
-              </w:rPr>
-            </w:pPr>
-            <w:r>
-              <w:rPr>
-                <w:rFonts w:ascii="Fira Code" w:hAnsi="Fira Code" w:cs="Fira Code"/>
-                <w:color w:val="26221C"/>
-                <w:sz w:val="16"/>
-                <w:szCs w:val="16"/>
-                <w:shd w:val="clear" w:color="auto" w:fill="FFFFFF"/>
-              </w:rPr>
-              <w:t xml:space="preserve">│   │   └── </w:t>
-            </w:r>
-            <w:r>
-              <w:rPr>
-                <w:rFonts w:ascii="Fira Code" w:hAnsi="Fira Code" w:cs="Fira Code"/>
-                <w:color w:val="BF4312"/>
-                <w:sz w:val="16"/>
-                <w:szCs w:val="16"/>
-                <w:bdr w:val="single" w:sz="2" w:space="0" w:color="E5E7EB" w:frame="1"/>
-              </w:rPr>
-              <w:t>services/</w:t>
-            </w:r>
-            <w:r>
-              <w:rPr>
-                <w:rFonts w:ascii="Fira Code" w:hAnsi="Fira Code" w:cs="Fira Code"/>
-                <w:color w:val="26221C"/>
-                <w:sz w:val="16"/>
-                <w:szCs w:val="16"/>
-                <w:shd w:val="clear" w:color="auto" w:fill="FFFFFF"/>
-              </w:rPr>
-              <w:t xml:space="preserve">               </w:t>
-            </w:r>
-          </w:p>
-          <w:p>
-            <w:pPr>
-              <w:bidi w:val="0"/>
-              <w:rPr>
-                <w:rFonts w:ascii="Fira Code" w:hAnsi="Fira Code" w:cs="Fira Code"/>
-                <w:color w:val="26221C"/>
-                <w:sz w:val="16"/>
-                <w:szCs w:val="16"/>
-                <w:shd w:val="clear" w:color="auto" w:fill="FFFFFF"/>
-              </w:rPr>
-            </w:pPr>
-            <w:r>
-              <w:rPr>
-                <w:rFonts w:ascii="Fira Code" w:hAnsi="Fira Code" w:cs="Fira Code"/>
-                <w:color w:val="26221C"/>
-                <w:sz w:val="16"/>
-                <w:szCs w:val="16"/>
-                <w:shd w:val="clear" w:color="auto" w:fill="FFFFFF"/>
-              </w:rPr>
-              <w:t xml:space="preserve">│   │       ├── </w:t>
-            </w:r>
-            <w:proofErr w:type="spellStart"/>
-            <w:r>
-              <w:rPr>
-                <w:rFonts w:ascii="Fira Code" w:hAnsi="Fira Code" w:cs="Fira Code"/>
-                <w:color w:val="26221C"/>
-                <w:sz w:val="16"/>
-                <w:szCs w:val="16"/>
-                <w:shd w:val="clear" w:color="auto" w:fill="FFFFFF"/>
-              </w:rPr>
-              <w:t>recorder.service.ts</w:t>
-            </w:r>
-            <w:proofErr w:type="spellEnd"/>
-            <w:r>
-              <w:rPr>
-                <w:rFonts w:ascii="Fira Code" w:hAnsi="Fira Code" w:cs="Fira Code"/>
-                <w:color w:val="26221C"/>
-                <w:sz w:val="16"/>
-                <w:szCs w:val="16"/>
-                <w:shd w:val="clear" w:color="auto" w:fill="FFFFFF"/>
-              </w:rPr>
-              <w:t xml:space="preserve"> </w:t>
-            </w:r>
-          </w:p>
-          <w:p>
-            <w:pPr>
-              <w:bidi w:val="0"/>
-              <w:rPr>
-                <w:rFonts w:ascii="Fira Code" w:hAnsi="Fira Code" w:cs="Fira Code"/>
-                <w:color w:val="26221C"/>
-                <w:sz w:val="16"/>
-                <w:szCs w:val="16"/>
-                <w:shd w:val="clear" w:color="auto" w:fill="FFFFFF"/>
-              </w:rPr>
-            </w:pPr>
-            <w:r>
-              <w:rPr>
-                <w:rFonts w:ascii="Fira Code" w:hAnsi="Fira Code" w:cs="Fira Code"/>
-                <w:color w:val="26221C"/>
-                <w:sz w:val="16"/>
-                <w:szCs w:val="16"/>
-                <w:shd w:val="clear" w:color="auto" w:fill="FFFFFF"/>
-              </w:rPr>
               <w:t xml:space="preserve">│   │       └── </w:t>
             </w:r>
             <w:proofErr w:type="spellStart"/>
@@ -4966,7 +5369,7 @@
             <w:pPr>
               <w:bidi w:val="0"/>
               <w:rPr>
-                <w:rFonts w:ascii="Fira Code" w:hAnsi="Fira Code" w:cs="Fira Code" w:hint="cs"/>
+                <w:rFonts w:ascii="Fira Code" w:hAnsi="Fira Code" w:cs="Fira Code"/>
                 <w:color w:val="26221C"/>
                 <w:sz w:val="16"/>
                 <w:szCs w:val="16"/>
@@ -5004,7 +5407,6 @@
                 <w:szCs w:val="16"/>
                 <w:shd w:val="clear" w:color="auto" w:fill="FFFFFF"/>
               </w:rPr>
-              <w:lastRenderedPageBreak/>
               <w:t>│   │</w:t>
             </w:r>
           </w:p>
@@ -5972,11 +6374,10 @@
           </w:p>
           <w:p>
             <w:pPr>
-              <w:pStyle w:val="ListParagraph"/>
+              <w:pStyle w:val="ab"/>
               <w:bidi w:val="0"/>
               <w:ind w:left="0"/>
               <w:rPr>
-                <w:rFonts w:hint="cs"/>
                 <w:color w:val="000000" w:themeColor="text1"/>
                 <w:sz w:val="13"/>
                 <w:szCs w:val="13"/>
@@ -5999,7 +6400,7 @@
     </w:tbl>
     <w:p>
       <w:pPr>
-        <w:pStyle w:val="ListParagraph"/>
+        <w:pStyle w:val="ab"/>
         <w:bidi w:val="0"/>
         <w:ind w:left="1080"/>
       </w:pPr>
@@ -6025,7 +6426,7 @@
     <w:lvl w:ilvl="0">
       <w:start w:val="1"/>
       <w:numFmt w:val="decimal"/>
-      <w:pStyle w:val="ListNumber"/>
+      <w:pStyle w:val="a"/>
       <w:lvlText w:val="%1."/>
       <w:lvlJc w:val="left"/>
       <w:pPr>
@@ -6043,7 +6444,7 @@
     <w:lvl w:ilvl="0">
       <w:start w:val="1"/>
       <w:numFmt w:val="bullet"/>
-      <w:pStyle w:val="ListBullet"/>
+      <w:pStyle w:val="a0"/>
       <w:lvlText w:val=""/>
       <w:lvlJc w:val="left"/>
       <w:pPr>
@@ -6148,6 +6549,119 @@
     </w:lvl>
   </w:abstractNum>
   <w:abstractNum w:abstractNumId="3" w15:restartNumberingAfterBreak="0">
+    <w:nsid w:val="089F72EB"/>
+    <w:multiLevelType w:val="hybridMultilevel"/>
+    <w:tmpl w:val="AADEAB9A"/>
+    <w:lvl w:ilvl="0" w:tplc="C40C81D8">
+      <w:start w:val="8"/>
+      <w:numFmt w:val="bullet"/>
+      <w:lvlText w:val="-"/>
+      <w:lvlJc w:val="left"/>
+      <w:pPr>
+        <w:ind w:left="1800" w:hanging="360"/>
+      </w:pPr>
+      <w:rPr>
+        <w:rFonts w:ascii="Aptos" w:eastAsiaTheme="minorHAnsi" w:hAnsi="Aptos" w:cstheme="minorBidi" w:hint="default"/>
+      </w:rPr>
+    </w:lvl>
+    <w:lvl w:ilvl="1" w:tplc="04090003" w:tentative="1">
+      <w:start w:val="1"/>
+      <w:numFmt w:val="bullet"/>
+      <w:lvlText w:val="o"/>
+      <w:lvlJc w:val="left"/>
+      <w:pPr>
+        <w:ind w:left="2520" w:hanging="360"/>
+      </w:pPr>
+      <w:rPr>
+        <w:rFonts w:ascii="Courier New" w:hAnsi="Courier New" w:cs="Courier New" w:hint="default"/>
+      </w:rPr>
+    </w:lvl>
+    <w:lvl w:ilvl="2" w:tplc="04090005" w:tentative="1">
+      <w:start w:val="1"/>
+      <w:numFmt w:val="bullet"/>
+      <w:lvlText w:val=""/>
+      <w:lvlJc w:val="left"/>
+      <w:pPr>
+        <w:ind w:left="3240" w:hanging="360"/>
+      </w:pPr>
+      <w:rPr>
+        <w:rFonts w:ascii="Wingdings" w:hAnsi="Wingdings" w:hint="default"/>
+      </w:rPr>
+    </w:lvl>
+    <w:lvl w:ilvl="3" w:tplc="04090001" w:tentative="1">
+      <w:start w:val="1"/>
+      <w:numFmt w:val="bullet"/>
+      <w:lvlText w:val=""/>
+      <w:lvlJc w:val="left"/>
+      <w:pPr>
+        <w:ind w:left="3960" w:hanging="360"/>
+      </w:pPr>
+      <w:rPr>
+        <w:rFonts w:ascii="Symbol" w:hAnsi="Symbol" w:hint="default"/>
+      </w:rPr>
+    </w:lvl>
+    <w:lvl w:ilvl="4" w:tplc="04090003" w:tentative="1">
+      <w:start w:val="1"/>
+      <w:numFmt w:val="bullet"/>
+      <w:lvlText w:val="o"/>
+      <w:lvlJc w:val="left"/>
+      <w:pPr>
+        <w:ind w:left="4680" w:hanging="360"/>
+      </w:pPr>
+      <w:rPr>
+        <w:rFonts w:ascii="Courier New" w:hAnsi="Courier New" w:cs="Courier New" w:hint="default"/>
+      </w:rPr>
+    </w:lvl>
+    <w:lvl w:ilvl="5" w:tplc="04090005" w:tentative="1">
+      <w:start w:val="1"/>
+      <w:numFmt w:val="bullet"/>
+      <w:lvlText w:val=""/>
+      <w:lvlJc w:val="left"/>
+      <w:pPr>
+        <w:ind w:left="5400" w:hanging="360"/>
+      </w:pPr>
+      <w:rPr>
+        <w:rFonts w:ascii="Wingdings" w:hAnsi="Wingdings" w:hint="default"/>
+      </w:rPr>
+    </w:lvl>
+    <w:lvl w:ilvl="6" w:tplc="04090001" w:tentative="1">
+      <w:start w:val="1"/>
+      <w:numFmt w:val="bullet"/>
+      <w:lvlText w:val=""/>
+      <w:lvlJc w:val="left"/>
+      <w:pPr>
+        <w:ind w:left="6120" w:hanging="360"/>
+      </w:pPr>
+      <w:rPr>
+        <w:rFonts w:ascii="Symbol" w:hAnsi="Symbol" w:hint="default"/>
+      </w:rPr>
+    </w:lvl>
+    <w:lvl w:ilvl="7" w:tplc="04090003" w:tentative="1">
+      <w:start w:val="1"/>
+      <w:numFmt w:val="bullet"/>
+      <w:lvlText w:val="o"/>
+      <w:lvlJc w:val="left"/>
+      <w:pPr>
+        <w:ind w:left="6840" w:hanging="360"/>
+      </w:pPr>
+      <w:rPr>
+        <w:rFonts w:ascii="Courier New" w:hAnsi="Courier New" w:cs="Courier New" w:hint="default"/>
+      </w:rPr>
+    </w:lvl>
+    <w:lvl w:ilvl="8" w:tplc="04090005" w:tentative="1">
+      <w:start w:val="1"/>
+      <w:numFmt w:val="bullet"/>
+      <w:lvlText w:val=""/>
+      <w:lvlJc w:val="left"/>
+      <w:pPr>
+        <w:ind w:left="7560" w:hanging="360"/>
+      </w:pPr>
+      <w:rPr>
+        <w:rFonts w:ascii="Wingdings" w:hAnsi="Wingdings" w:hint="default"/>
+      </w:rPr>
+    </w:lvl>
+  </w:abstractNum>
+  <w:abstractNum w:abstractNumId="4" w15:restartNumberingAfterBreak="0">
     <w:nsid w:val="0A063215"/>
     <w:multiLevelType w:val="hybridMultilevel"/>
     <w:tmpl w:val="6172A94C"/>
@@ -6236,7 +6750,7 @@
       </w:pPr>
     </w:lvl>
   </w:abstractNum>
-  <w:abstractNum w:abstractNumId="4" w15:restartNumberingAfterBreak="0">
+  <w:abstractNum w:abstractNumId="5" w15:restartNumberingAfterBreak="0">
     <w:nsid w:val="13C81BCD"/>
     <w:multiLevelType w:val="hybridMultilevel"/>
     <w:tmpl w:val="2FF8BF56"/>
@@ -6325,7 +6839,7 @@
       </w:pPr>
     </w:lvl>
   </w:abstractNum>
-  <w:abstractNum w:abstractNumId="5" w15:restartNumberingAfterBreak="0">
+  <w:abstractNum w:abstractNumId="6" w15:restartNumberingAfterBreak="0">
     <w:nsid w:val="15905980"/>
     <w:multiLevelType w:val="hybridMultilevel"/>
     <w:tmpl w:val="F726FAF6"/>
@@ -6438,7 +6952,7 @@
       </w:rPr>
     </w:lvl>
   </w:abstractNum>
-  <w:abstractNum w:abstractNumId="6" w15:restartNumberingAfterBreak="0">
+  <w:abstractNum w:abstractNumId="7" w15:restartNumberingAfterBreak="0">
     <w:nsid w:val="205925BD"/>
     <w:multiLevelType w:val="multilevel"/>
     <w:tmpl w:val="F2CC1BBC"/>
@@ -6551,7 +7065,7 @@
       </w:pPr>
     </w:lvl>
   </w:abstractNum>
-  <w:abstractNum w:abstractNumId="7" w15:restartNumberingAfterBreak="0">
+  <w:abstractNum w:abstractNumId="8" w15:restartNumberingAfterBreak="0">
     <w:nsid w:val="2A251036"/>
     <w:multiLevelType w:val="multilevel"/>
     <w:tmpl w:val="1BEEE40C"/>
@@ -6664,7 +7178,7 @@
       </w:pPr>
     </w:lvl>
   </w:abstractNum>
-  <w:abstractNum w:abstractNumId="8" w15:restartNumberingAfterBreak="0">
+  <w:abstractNum w:abstractNumId="9" w15:restartNumberingAfterBreak="0">
     <w:nsid w:val="2B993B3E"/>
     <w:multiLevelType w:val="hybridMultilevel"/>
     <w:tmpl w:val="A750352A"/>
@@ -6777,7 +7291,7 @@
       </w:rPr>
     </w:lvl>
   </w:abstractNum>
-  <w:abstractNum w:abstractNumId="9" w15:restartNumberingAfterBreak="0">
+  <w:abstractNum w:abstractNumId="10" w15:restartNumberingAfterBreak="0">
     <w:nsid w:val="353D28B3"/>
     <w:multiLevelType w:val="hybridMultilevel"/>
     <w:tmpl w:val="A8BE1560"/>
@@ -6866,7 +7380,7 @@
       </w:pPr>
     </w:lvl>
   </w:abstractNum>
-  <w:abstractNum w:abstractNumId="10" w15:restartNumberingAfterBreak="0">
+  <w:abstractNum w:abstractNumId="11" w15:restartNumberingAfterBreak="0">
     <w:nsid w:val="3D43775E"/>
     <w:multiLevelType w:val="hybridMultilevel"/>
     <w:tmpl w:val="47FCE43C"/>
@@ -6955,7 +7469,7 @@
       </w:pPr>
     </w:lvl>
   </w:abstractNum>
-  <w:abstractNum w:abstractNumId="11" w15:restartNumberingAfterBreak="0">
+  <w:abstractNum w:abstractNumId="12" w15:restartNumberingAfterBreak="0">
     <w:nsid w:val="49B27DA1"/>
     <w:multiLevelType w:val="multilevel"/>
     <w:tmpl w:val="AA0AE29C"/>
@@ -7068,7 +7582,7 @@
       </w:pPr>
     </w:lvl>
   </w:abstractNum>
-  <w:abstractNum w:abstractNumId="12" w15:restartNumberingAfterBreak="0">
+  <w:abstractNum w:abstractNumId="13" w15:restartNumberingAfterBreak="0">
     <w:nsid w:val="4D1F6CD0"/>
     <w:multiLevelType w:val="hybridMultilevel"/>
     <w:tmpl w:val="3AF8B070"/>
@@ -7181,7 +7695,7 @@
       </w:rPr>
     </w:lvl>
   </w:abstractNum>
-  <w:abstractNum w:abstractNumId="13" w15:restartNumberingAfterBreak="0">
+  <w:abstractNum w:abstractNumId="14" w15:restartNumberingAfterBreak="0">
     <w:nsid w:val="4EA31597"/>
     <w:multiLevelType w:val="multilevel"/>
     <w:tmpl w:val="1318F5B2"/>
@@ -7294,7 +7808,7 @@
       </w:pPr>
     </w:lvl>
   </w:abstractNum>
-  <w:abstractNum w:abstractNumId="14" w15:restartNumberingAfterBreak="0">
+  <w:abstractNum w:abstractNumId="15" w15:restartNumberingAfterBreak="0">
     <w:nsid w:val="5A106DFD"/>
     <w:multiLevelType w:val="hybridMultilevel"/>
     <w:tmpl w:val="DD9C5C44"/>
@@ -7383,7 +7897,7 @@
       </w:pPr>
     </w:lvl>
   </w:abstractNum>
-  <w:abstractNum w:abstractNumId="15" w15:restartNumberingAfterBreak="0">
+  <w:abstractNum w:abstractNumId="16" w15:restartNumberingAfterBreak="0">
     <w:nsid w:val="5CE45500"/>
     <w:multiLevelType w:val="hybridMultilevel"/>
     <w:tmpl w:val="6D782238"/>
@@ -7472,7 +7986,7 @@
       </w:pPr>
     </w:lvl>
   </w:abstractNum>
-  <w:abstractNum w:abstractNumId="16" w15:restartNumberingAfterBreak="0">
+  <w:abstractNum w:abstractNumId="17" w15:restartNumberingAfterBreak="0">
     <w:nsid w:val="637E2C03"/>
     <w:multiLevelType w:val="hybridMultilevel"/>
     <w:tmpl w:val="495801EE"/>
@@ -7561,7 +8075,7 @@
       </w:pPr>
     </w:lvl>
   </w:abstractNum>
-  <w:abstractNum w:abstractNumId="17" w15:restartNumberingAfterBreak="0">
+  <w:abstractNum w:abstractNumId="18" w15:restartNumberingAfterBreak="0">
     <w:nsid w:val="689039C2"/>
     <w:multiLevelType w:val="multilevel"/>
     <w:tmpl w:val="22208422"/>
@@ -7675,58 +8189,61 @@
     </w:lvl>
   </w:abstractNum>
   <w:num w:numId="1" w16cid:durableId="553154089">
+    <w:abstractNumId w:val="10"/>
+  </w:num>
+  <w:num w:numId="2" w16cid:durableId="1459643671">
+    <w:abstractNumId w:val="5"/>
+  </w:num>
+  <w:num w:numId="3" w16cid:durableId="232936130">
+    <w:abstractNumId w:val="17"/>
+  </w:num>
+  <w:num w:numId="4" w16cid:durableId="2000956574">
+    <w:abstractNumId w:val="6"/>
+  </w:num>
+  <w:num w:numId="5" w16cid:durableId="1470053198">
+    <w:abstractNumId w:val="13"/>
+  </w:num>
+  <w:num w:numId="6" w16cid:durableId="1861814680">
     <w:abstractNumId w:val="9"/>
   </w:num>
-  <w:num w:numId="2" w16cid:durableId="1459643671">
+  <w:num w:numId="7" w16cid:durableId="304703051">
     <w:abstractNumId w:val="4"/>
   </w:num>
-  <w:num w:numId="3" w16cid:durableId="232936130">
+  <w:num w:numId="8" w16cid:durableId="545878732">
+    <w:abstractNumId w:val="12"/>
+  </w:num>
+  <w:num w:numId="9" w16cid:durableId="809791059">
+    <w:abstractNumId w:val="14"/>
+  </w:num>
+  <w:num w:numId="10" w16cid:durableId="281351314">
+    <w:abstractNumId w:val="8"/>
+  </w:num>
+  <w:num w:numId="11" w16cid:durableId="1391880659">
+    <w:abstractNumId w:val="18"/>
+  </w:num>
+  <w:num w:numId="12" w16cid:durableId="1690256192">
+    <w:abstractNumId w:val="11"/>
+  </w:num>
+  <w:num w:numId="13" w16cid:durableId="357119307">
     <w:abstractNumId w:val="16"/>
   </w:num>
-  <w:num w:numId="4" w16cid:durableId="2000956574">
-    <w:abstractNumId w:val="5"/>
-  </w:num>
-  <w:num w:numId="5" w16cid:durableId="1470053198">
-    <w:abstractNumId w:val="12"/>
-  </w:num>
-  <w:num w:numId="6" w16cid:durableId="1861814680">
-    <w:abstractNumId w:val="8"/>
-  </w:num>
-  <w:num w:numId="7" w16cid:durableId="304703051">
-    <w:abstractNumId w:val="3"/>
-  </w:num>
-  <w:num w:numId="8" w16cid:durableId="545878732">
-    <w:abstractNumId w:val="11"/>
-  </w:num>
-  <w:num w:numId="9" w16cid:durableId="809791059">
-    <w:abstractNumId w:val="13"/>
-  </w:num>
-  <w:num w:numId="10" w16cid:durableId="281351314">
+  <w:num w:numId="14" w16cid:durableId="729111176">
     <w:abstractNumId w:val="7"/>
-  </w:num>
-  <w:num w:numId="11" w16cid:durableId="1391880659">
-    <w:abstractNumId w:val="17"/>
-  </w:num>
-  <w:num w:numId="12" w16cid:durableId="1690256192">
-    <w:abstractNumId w:val="10"/>
-  </w:num>
-  <w:num w:numId="13" w16cid:durableId="357119307">
-    <w:abstractNumId w:val="15"/>
-  </w:num>
-  <w:num w:numId="14" w16cid:durableId="729111176">
-    <w:abstractNumId w:val="6"/>
   </w:num>
   <w:num w:numId="15" w16cid:durableId="791899511">
     <w:abstractNumId w:val="0"/>
   </w:num>
   <w:num w:numId="16" w16cid:durableId="309142429">
-    <w:abstractNumId w:val="14"/>
+    <w:abstractNumId w:val="15"/>
   </w:num>
   <w:num w:numId="17" w16cid:durableId="1300458486">
     <w:abstractNumId w:val="1"/>
   </w:num>
   <w:num w:numId="18" w16cid:durableId="1667711354">
     <w:abstractNumId w:val="2"/>
+  </w:num>
+  <w:num w:numId="19" w16cid:durableId="1271428483">
+    <w:abstractNumId w:val="3"/>
   </w:num>
 </w:numbering>
 </file>
@@ -8128,7 +8645,7 @@
     <w:lsdException w:name="Unresolved Mention" w:semiHidden="1" w:unhideWhenUsed="1"/>
     <w:lsdException w:name="Smart Link" w:semiHidden="1" w:unhideWhenUsed="1"/>
   </w:latentStyles>
-  <w:style w:type="paragraph" w:default="1" w:styleId="Normal">
+  <w:style w:type="paragraph" w:default="1" w:styleId="a1">
     <w:name w:val="Normal"/>
     <w:qFormat/>
     <w:rsid w:val="004F5DED"/>
@@ -8136,11 +8653,11 @@
       <w:bidi/>
     </w:pPr>
   </w:style>
-  <w:style w:type="paragraph" w:styleId="Heading1">
+  <w:style w:type="paragraph" w:styleId="1">
     <w:name w:val="heading 1"/>
-    <w:basedOn w:val="Normal"/>
-    <w:next w:val="Normal"/>
-    <w:link w:val="Heading1Char"/>
+    <w:basedOn w:val="a1"/>
+    <w:next w:val="a1"/>
+    <w:link w:val="10"/>
     <w:uiPriority w:val="9"/>
     <w:qFormat/>
     <w:rsid w:val="00144AF2"/>
@@ -8157,11 +8674,11 @@
       <w:szCs w:val="40"/>
     </w:rPr>
   </w:style>
-  <w:style w:type="paragraph" w:styleId="Heading2">
+  <w:style w:type="paragraph" w:styleId="2">
     <w:name w:val="heading 2"/>
-    <w:basedOn w:val="Normal"/>
-    <w:next w:val="Normal"/>
-    <w:link w:val="Heading2Char"/>
+    <w:basedOn w:val="a1"/>
+    <w:next w:val="a1"/>
+    <w:link w:val="20"/>
     <w:uiPriority w:val="9"/>
     <w:semiHidden/>
     <w:unhideWhenUsed/>
@@ -8180,11 +8697,11 @@
       <w:szCs w:val="32"/>
     </w:rPr>
   </w:style>
-  <w:style w:type="paragraph" w:styleId="Heading3">
+  <w:style w:type="paragraph" w:styleId="3">
     <w:name w:val="heading 3"/>
-    <w:basedOn w:val="Normal"/>
-    <w:next w:val="Normal"/>
-    <w:link w:val="Heading3Char"/>
+    <w:basedOn w:val="a1"/>
+    <w:next w:val="a1"/>
+    <w:link w:val="30"/>
     <w:uiPriority w:val="9"/>
     <w:semiHidden/>
     <w:unhideWhenUsed/>
@@ -8203,11 +8720,11 @@
       <w:szCs w:val="28"/>
     </w:rPr>
   </w:style>
-  <w:style w:type="paragraph" w:styleId="Heading4">
+  <w:style w:type="paragraph" w:styleId="4">
     <w:name w:val="heading 4"/>
-    <w:basedOn w:val="Normal"/>
-    <w:next w:val="Normal"/>
-    <w:link w:val="Heading4Char"/>
+    <w:basedOn w:val="a1"/>
+    <w:next w:val="a1"/>
+    <w:link w:val="40"/>
     <w:uiPriority w:val="9"/>
     <w:semiHidden/>
     <w:unhideWhenUsed/>
@@ -8226,11 +8743,11 @@
       <w:color w:val="0F4761" w:themeColor="accent1" w:themeShade="BF"/>
     </w:rPr>
   </w:style>
-  <w:style w:type="paragraph" w:styleId="Heading5">
+  <w:style w:type="paragraph" w:styleId="5">
     <w:name w:val="heading 5"/>
-    <w:basedOn w:val="Normal"/>
-    <w:next w:val="Normal"/>
-    <w:link w:val="Heading5Char"/>
+    <w:basedOn w:val="a1"/>
+    <w:next w:val="a1"/>
+    <w:link w:val="50"/>
     <w:uiPriority w:val="9"/>
     <w:semiHidden/>
     <w:unhideWhenUsed/>
@@ -8247,11 +8764,11 @@
       <w:color w:val="0F4761" w:themeColor="accent1" w:themeShade="BF"/>
     </w:rPr>
   </w:style>
-  <w:style w:type="paragraph" w:styleId="Heading6">
+  <w:style w:type="paragraph" w:styleId="6">
     <w:name w:val="heading 6"/>
-    <w:basedOn w:val="Normal"/>
-    <w:next w:val="Normal"/>
-    <w:link w:val="Heading6Char"/>
+    <w:basedOn w:val="a1"/>
+    <w:next w:val="a1"/>
+    <w:link w:val="60"/>
     <w:uiPriority w:val="9"/>
     <w:semiHidden/>
     <w:unhideWhenUsed/>
@@ -8270,11 +8787,11 @@
       <w:color w:val="595959" w:themeColor="text1" w:themeTint="A6"/>
     </w:rPr>
   </w:style>
-  <w:style w:type="paragraph" w:styleId="Heading7">
+  <w:style w:type="paragraph" w:styleId="7">
     <w:name w:val="heading 7"/>
-    <w:basedOn w:val="Normal"/>
-    <w:next w:val="Normal"/>
-    <w:link w:val="Heading7Char"/>
+    <w:basedOn w:val="a1"/>
+    <w:next w:val="a1"/>
+    <w:link w:val="70"/>
     <w:uiPriority w:val="9"/>
     <w:semiHidden/>
     <w:unhideWhenUsed/>
@@ -8291,11 +8808,11 @@
       <w:color w:val="595959" w:themeColor="text1" w:themeTint="A6"/>
     </w:rPr>
   </w:style>
-  <w:style w:type="paragraph" w:styleId="Heading8">
+  <w:style w:type="paragraph" w:styleId="8">
     <w:name w:val="heading 8"/>
-    <w:basedOn w:val="Normal"/>
-    <w:next w:val="Normal"/>
-    <w:link w:val="Heading8Char"/>
+    <w:basedOn w:val="a1"/>
+    <w:next w:val="a1"/>
+    <w:link w:val="80"/>
     <w:uiPriority w:val="9"/>
     <w:semiHidden/>
     <w:unhideWhenUsed/>
@@ -8314,11 +8831,11 @@
       <w:color w:val="272727" w:themeColor="text1" w:themeTint="D8"/>
     </w:rPr>
   </w:style>
-  <w:style w:type="paragraph" w:styleId="Heading9">
+  <w:style w:type="paragraph" w:styleId="9">
     <w:name w:val="heading 9"/>
-    <w:basedOn w:val="Normal"/>
-    <w:next w:val="Normal"/>
-    <w:link w:val="Heading9Char"/>
+    <w:basedOn w:val="a1"/>
+    <w:next w:val="a1"/>
+    <w:link w:val="90"/>
     <w:uiPriority w:val="9"/>
     <w:semiHidden/>
     <w:unhideWhenUsed/>
@@ -8335,13 +8852,12 @@
       <w:color w:val="272727" w:themeColor="text1" w:themeTint="D8"/>
     </w:rPr>
   </w:style>
-  <w:style w:type="character" w:default="1" w:styleId="DefaultParagraphFont">
+  <w:style w:type="character" w:default="1" w:styleId="a2">
     <w:name w:val="Default Paragraph Font"/>
     <w:uiPriority w:val="1"/>
-    <w:semiHidden/>
     <w:unhideWhenUsed/>
   </w:style>
-  <w:style w:type="table" w:default="1" w:styleId="TableNormal">
+  <w:style w:type="table" w:default="1" w:styleId="a3">
     <w:name w:val="Normal Table"/>
     <w:uiPriority w:val="99"/>
     <w:semiHidden/>
@@ -8356,16 +8872,16 @@
       </w:tblCellMar>
     </w:tblPr>
   </w:style>
-  <w:style w:type="numbering" w:default="1" w:styleId="NoList">
+  <w:style w:type="numbering" w:default="1" w:styleId="a4">
     <w:name w:val="No List"/>
     <w:uiPriority w:val="99"/>
     <w:semiHidden/>
     <w:unhideWhenUsed/>
   </w:style>
-  <w:style w:type="character" w:customStyle="1" w:styleId="Heading1Char">
-    <w:name w:val="Heading 1 Char"/>
-    <w:basedOn w:val="DefaultParagraphFont"/>
-    <w:link w:val="Heading1"/>
+  <w:style w:type="character" w:customStyle="1" w:styleId="10">
+    <w:name w:val="כותרת 1 תו"/>
+    <w:basedOn w:val="a2"/>
+    <w:link w:val="1"/>
     <w:uiPriority w:val="9"/>
     <w:rsid w:val="00144AF2"/>
     <w:rPr>
@@ -8375,10 +8891,10 @@
       <w:szCs w:val="40"/>
     </w:rPr>
   </w:style>
-  <w:style w:type="character" w:customStyle="1" w:styleId="Heading2Char">
-    <w:name w:val="Heading 2 Char"/>
-    <w:basedOn w:val="DefaultParagraphFont"/>
-    <w:link w:val="Heading2"/>
+  <w:style w:type="character" w:customStyle="1" w:styleId="20">
+    <w:name w:val="כותרת 2 תו"/>
+    <w:basedOn w:val="a2"/>
+    <w:link w:val="2"/>
     <w:uiPriority w:val="9"/>
     <w:semiHidden/>
     <w:rsid w:val="00144AF2"/>
@@ -8389,10 +8905,10 @@
       <w:szCs w:val="32"/>
     </w:rPr>
   </w:style>
-  <w:style w:type="character" w:customStyle="1" w:styleId="Heading3Char">
-    <w:name w:val="Heading 3 Char"/>
-    <w:basedOn w:val="DefaultParagraphFont"/>
-    <w:link w:val="Heading3"/>
+  <w:style w:type="character" w:customStyle="1" w:styleId="30">
+    <w:name w:val="כותרת 3 תו"/>
+    <w:basedOn w:val="a2"/>
+    <w:link w:val="3"/>
     <w:uiPriority w:val="9"/>
     <w:semiHidden/>
     <w:rsid w:val="00144AF2"/>
@@ -8403,10 +8919,10 @@
       <w:szCs w:val="28"/>
     </w:rPr>
   </w:style>
-  <w:style w:type="character" w:customStyle="1" w:styleId="Heading4Char">
-    <w:name w:val="Heading 4 Char"/>
-    <w:basedOn w:val="DefaultParagraphFont"/>
-    <w:link w:val="Heading4"/>
+  <w:style w:type="character" w:customStyle="1" w:styleId="40">
+    <w:name w:val="כותרת 4 תו"/>
+    <w:basedOn w:val="a2"/>
+    <w:link w:val="4"/>
     <w:uiPriority w:val="9"/>
     <w:semiHidden/>
     <w:rsid w:val="00144AF2"/>
@@ -8417,10 +8933,10 @@
       <w:color w:val="0F4761" w:themeColor="accent1" w:themeShade="BF"/>
     </w:rPr>
   </w:style>
-  <w:style w:type="character" w:customStyle="1" w:styleId="Heading5Char">
-    <w:name w:val="Heading 5 Char"/>
-    <w:basedOn w:val="DefaultParagraphFont"/>
-    <w:link w:val="Heading5"/>
+  <w:style w:type="character" w:customStyle="1" w:styleId="50">
+    <w:name w:val="כותרת 5 תו"/>
+    <w:basedOn w:val="a2"/>
+    <w:link w:val="5"/>
     <w:uiPriority w:val="9"/>
     <w:semiHidden/>
     <w:rsid w:val="00144AF2"/>
@@ -8429,10 +8945,10 @@
       <w:color w:val="0F4761" w:themeColor="accent1" w:themeShade="BF"/>
     </w:rPr>
   </w:style>
-  <w:style w:type="character" w:customStyle="1" w:styleId="Heading6Char">
-    <w:name w:val="Heading 6 Char"/>
-    <w:basedOn w:val="DefaultParagraphFont"/>
-    <w:link w:val="Heading6"/>
+  <w:style w:type="character" w:customStyle="1" w:styleId="60">
+    <w:name w:val="כותרת 6 תו"/>
+    <w:basedOn w:val="a2"/>
+    <w:link w:val="6"/>
     <w:uiPriority w:val="9"/>
     <w:semiHidden/>
     <w:rsid w:val="00144AF2"/>
@@ -8443,10 +8959,10 @@
       <w:color w:val="595959" w:themeColor="text1" w:themeTint="A6"/>
     </w:rPr>
   </w:style>
-  <w:style w:type="character" w:customStyle="1" w:styleId="Heading7Char">
-    <w:name w:val="Heading 7 Char"/>
-    <w:basedOn w:val="DefaultParagraphFont"/>
-    <w:link w:val="Heading7"/>
+  <w:style w:type="character" w:customStyle="1" w:styleId="70">
+    <w:name w:val="כותרת 7 תו"/>
+    <w:basedOn w:val="a2"/>
+    <w:link w:val="7"/>
     <w:uiPriority w:val="9"/>
     <w:semiHidden/>
     <w:rsid w:val="00144AF2"/>
@@ -8455,10 +8971,10 @@
       <w:color w:val="595959" w:themeColor="text1" w:themeTint="A6"/>
     </w:rPr>
   </w:style>
-  <w:style w:type="character" w:customStyle="1" w:styleId="Heading8Char">
-    <w:name w:val="Heading 8 Char"/>
-    <w:basedOn w:val="DefaultParagraphFont"/>
-    <w:link w:val="Heading8"/>
+  <w:style w:type="character" w:customStyle="1" w:styleId="80">
+    <w:name w:val="כותרת 8 תו"/>
+    <w:basedOn w:val="a2"/>
+    <w:link w:val="8"/>
     <w:uiPriority w:val="9"/>
     <w:semiHidden/>
     <w:rsid w:val="00144AF2"/>
@@ -8469,10 +8985,10 @@
       <w:color w:val="272727" w:themeColor="text1" w:themeTint="D8"/>
     </w:rPr>
   </w:style>
-  <w:style w:type="character" w:customStyle="1" w:styleId="Heading9Char">
-    <w:name w:val="Heading 9 Char"/>
-    <w:basedOn w:val="DefaultParagraphFont"/>
-    <w:link w:val="Heading9"/>
+  <w:style w:type="character" w:customStyle="1" w:styleId="90">
+    <w:name w:val="כותרת 9 תו"/>
+    <w:basedOn w:val="a2"/>
+    <w:link w:val="9"/>
     <w:uiPriority w:val="9"/>
     <w:semiHidden/>
     <w:rsid w:val="00144AF2"/>
@@ -8481,11 +8997,11 @@
       <w:color w:val="272727" w:themeColor="text1" w:themeTint="D8"/>
     </w:rPr>
   </w:style>
-  <w:style w:type="paragraph" w:styleId="Title">
+  <w:style w:type="paragraph" w:styleId="a5">
     <w:name w:val="Title"/>
-    <w:basedOn w:val="Normal"/>
-    <w:next w:val="Normal"/>
-    <w:link w:val="TitleChar"/>
+    <w:basedOn w:val="a1"/>
+    <w:next w:val="a1"/>
+    <w:link w:val="a6"/>
     <w:uiPriority w:val="10"/>
     <w:qFormat/>
     <w:rsid w:val="00144AF2"/>
@@ -8501,10 +9017,10 @@
       <w:szCs w:val="56"/>
     </w:rPr>
   </w:style>
-  <w:style w:type="character" w:customStyle="1" w:styleId="TitleChar">
-    <w:name w:val="Title Char"/>
-    <w:basedOn w:val="DefaultParagraphFont"/>
-    <w:link w:val="Title"/>
+  <w:style w:type="character" w:customStyle="1" w:styleId="a6">
+    <w:name w:val="כותרת טקסט תו"/>
+    <w:basedOn w:val="a2"/>
+    <w:link w:val="a5"/>
     <w:uiPriority w:val="10"/>
     <w:rsid w:val="00144AF2"/>
     <w:rPr>
@@ -8515,11 +9031,11 @@
       <w:szCs w:val="56"/>
     </w:rPr>
   </w:style>
-  <w:style w:type="paragraph" w:styleId="Subtitle">
+  <w:style w:type="paragraph" w:styleId="a7">
     <w:name w:val="Subtitle"/>
-    <w:basedOn w:val="Normal"/>
-    <w:next w:val="Normal"/>
-    <w:link w:val="SubtitleChar"/>
+    <w:basedOn w:val="a1"/>
+    <w:next w:val="a1"/>
+    <w:link w:val="a8"/>
     <w:uiPriority w:val="11"/>
     <w:qFormat/>
     <w:rsid w:val="00144AF2"/>
@@ -8536,10 +9052,10 @@
       <w:szCs w:val="28"/>
     </w:rPr>
   </w:style>
-  <w:style w:type="character" w:customStyle="1" w:styleId="SubtitleChar">
-    <w:name w:val="Subtitle Char"/>
-    <w:basedOn w:val="DefaultParagraphFont"/>
-    <w:link w:val="Subtitle"/>
+  <w:style w:type="character" w:customStyle="1" w:styleId="a8">
+    <w:name w:val="כותרת משנה תו"/>
+    <w:basedOn w:val="a2"/>
+    <w:link w:val="a7"/>
     <w:uiPriority w:val="11"/>
     <w:rsid w:val="00144AF2"/>
     <w:rPr>
@@ -8550,11 +9066,11 @@
       <w:szCs w:val="28"/>
     </w:rPr>
   </w:style>
-  <w:style w:type="paragraph" w:styleId="Quote">
+  <w:style w:type="paragraph" w:styleId="a9">
     <w:name w:val="Quote"/>
-    <w:basedOn w:val="Normal"/>
-    <w:next w:val="Normal"/>
-    <w:link w:val="QuoteChar"/>
+    <w:basedOn w:val="a1"/>
+    <w:next w:val="a1"/>
+    <w:link w:val="aa"/>
     <w:uiPriority w:val="29"/>
     <w:qFormat/>
     <w:rsid w:val="00144AF2"/>
@@ -8568,10 +9084,10 @@
       <w:color w:val="404040" w:themeColor="text1" w:themeTint="BF"/>
     </w:rPr>
   </w:style>
-  <w:style w:type="character" w:customStyle="1" w:styleId="QuoteChar">
-    <w:name w:val="Quote Char"/>
-    <w:basedOn w:val="DefaultParagraphFont"/>
-    <w:link w:val="Quote"/>
+  <w:style w:type="character" w:customStyle="1" w:styleId="aa">
+    <w:name w:val="ציטוט תו"/>
+    <w:basedOn w:val="a2"/>
+    <w:link w:val="a9"/>
     <w:uiPriority w:val="29"/>
     <w:rsid w:val="00144AF2"/>
     <w:rPr>
@@ -8580,9 +9096,9 @@
       <w:color w:val="404040" w:themeColor="text1" w:themeTint="BF"/>
     </w:rPr>
   </w:style>
-  <w:style w:type="paragraph" w:styleId="ListParagraph">
+  <w:style w:type="paragraph" w:styleId="ab">
     <w:name w:val="List Paragraph"/>
-    <w:basedOn w:val="Normal"/>
+    <w:basedOn w:val="a1"/>
     <w:uiPriority w:val="34"/>
     <w:qFormat/>
     <w:rsid w:val="00144AF2"/>
@@ -8591,9 +9107,9 @@
       <w:contextualSpacing/>
     </w:pPr>
   </w:style>
-  <w:style w:type="character" w:styleId="IntenseEmphasis">
+  <w:style w:type="character" w:styleId="ac">
     <w:name w:val="Intense Emphasis"/>
-    <w:basedOn w:val="DefaultParagraphFont"/>
+    <w:basedOn w:val="a2"/>
     <w:uiPriority w:val="21"/>
     <w:qFormat/>
     <w:rsid w:val="00144AF2"/>
@@ -8603,11 +9119,11 @@
       <w:color w:val="0F4761" w:themeColor="accent1" w:themeShade="BF"/>
     </w:rPr>
   </w:style>
-  <w:style w:type="paragraph" w:styleId="IntenseQuote">
+  <w:style w:type="paragraph" w:styleId="ad">
     <w:name w:val="Intense Quote"/>
-    <w:basedOn w:val="Normal"/>
-    <w:next w:val="Normal"/>
-    <w:link w:val="IntenseQuoteChar"/>
+    <w:basedOn w:val="a1"/>
+    <w:next w:val="a1"/>
+    <w:link w:val="ae"/>
     <w:uiPriority w:val="30"/>
     <w:qFormat/>
     <w:rsid w:val="00144AF2"/>
@@ -8626,10 +9142,10 @@
       <w:color w:val="0F4761" w:themeColor="accent1" w:themeShade="BF"/>
     </w:rPr>
   </w:style>
-  <w:style w:type="character" w:customStyle="1" w:styleId="IntenseQuoteChar">
-    <w:name w:val="Intense Quote Char"/>
-    <w:basedOn w:val="DefaultParagraphFont"/>
-    <w:link w:val="IntenseQuote"/>
+  <w:style w:type="character" w:customStyle="1" w:styleId="ae">
+    <w:name w:val="ציטוט חזק תו"/>
+    <w:basedOn w:val="a2"/>
+    <w:link w:val="ad"/>
     <w:uiPriority w:val="30"/>
     <w:rsid w:val="00144AF2"/>
     <w:rPr>
@@ -8638,9 +9154,9 @@
       <w:color w:val="0F4761" w:themeColor="accent1" w:themeShade="BF"/>
     </w:rPr>
   </w:style>
-  <w:style w:type="character" w:styleId="IntenseReference">
+  <w:style w:type="character" w:styleId="af">
     <w:name w:val="Intense Reference"/>
-    <w:basedOn w:val="DefaultParagraphFont"/>
+    <w:basedOn w:val="a2"/>
     <w:uiPriority w:val="32"/>
     <w:qFormat/>
     <w:rsid w:val="00144AF2"/>
@@ -8652,9 +9168,9 @@
       <w:spacing w:val="5"/>
     </w:rPr>
   </w:style>
-  <w:style w:type="table" w:styleId="TableGrid">
+  <w:style w:type="table" w:styleId="af0">
     <w:name w:val="Table Grid"/>
-    <w:basedOn w:val="TableNormal"/>
+    <w:basedOn w:val="a3"/>
     <w:uiPriority w:val="39"/>
     <w:rsid w:val="00144AF2"/>
     <w:pPr>
@@ -8673,7 +9189,7 @@
   </w:style>
   <w:style w:type="character" w:styleId="Hyperlink">
     <w:name w:val="Hyperlink"/>
-    <w:basedOn w:val="DefaultParagraphFont"/>
+    <w:basedOn w:val="a2"/>
     <w:uiPriority w:val="99"/>
     <w:unhideWhenUsed/>
     <w:rsid w:val="00144AF2"/>
@@ -8682,9 +9198,9 @@
       <w:u w:val="single"/>
     </w:rPr>
   </w:style>
-  <w:style w:type="character" w:styleId="UnresolvedMention">
+  <w:style w:type="character" w:styleId="af1">
     <w:name w:val="Unresolved Mention"/>
-    <w:basedOn w:val="DefaultParagraphFont"/>
+    <w:basedOn w:val="a2"/>
     <w:uiPriority w:val="99"/>
     <w:semiHidden/>
     <w:unhideWhenUsed/>
@@ -8694,9 +9210,9 @@
       <w:shd w:val="clear" w:color="auto" w:fill="E1DFDD"/>
     </w:rPr>
   </w:style>
-  <w:style w:type="paragraph" w:styleId="ListNumber">
+  <w:style w:type="paragraph" w:styleId="a">
     <w:name w:val="List Number"/>
-    <w:basedOn w:val="Normal"/>
+    <w:basedOn w:val="a1"/>
     <w:uiPriority w:val="99"/>
     <w:unhideWhenUsed/>
     <w:rsid w:val="009A1B9C"/>
@@ -8718,9 +9234,9 @@
       <w14:ligatures w14:val="none"/>
     </w:rPr>
   </w:style>
-  <w:style w:type="paragraph" w:styleId="ListBullet">
+  <w:style w:type="paragraph" w:styleId="a0">
     <w:name w:val="List Bullet"/>
-    <w:basedOn w:val="Normal"/>
+    <w:basedOn w:val="a1"/>
     <w:uiPriority w:val="99"/>
     <w:unhideWhenUsed/>
     <w:rsid w:val="00D26ED9"/>
